--- a/modul_praktikum/Pertemuan_03_Implementasi_Basis_Data_Migrasi_Model_dan_Seeder.docx
+++ b/modul_praktikum/Pertemuan_03_Implementasi_Basis_Data_Migrasi_Model_dan_Seeder.docx
@@ -4107,6 +4107,175 @@
     </w:p>
     <w:p>
       <w:pPr>
+        <w:pStyle w:val="ListBody"/>
+      </w:pPr>
+      <w:r>
+        <w:rPr>
+          <w:rFonts w:ascii="Aptos" w:hAnsi="Aptos"/>
+          <w:color w:val="1F2937"/>
+          <w:sz w:val="19"/>
+        </w:rPr>
+        <w:t xml:space="preserve">Perintah pembuatan berkas tahap ini (diverifikasi pada Laravel 13.25; baris # INFO adalah output nyata). Jalankan dari root repository, lalu isi berkas sesuai langkah di atas.</w:t>
+      </w:r>
+    </w:p>
+    <w:p>
+      <w:pPr>
+        <w:pStyle w:val="CodeHeader"/>
+        <w:shd w:fill="2D2D30"/>
+        <w:pBdr>
+          <w:left w:val="single" w:sz="4" w:space="8" w:color="2D2D30"/>
+        </w:pBdr>
+      </w:pPr>
+      <w:r>
+        <w:rPr>
+          <w:rFonts w:ascii="Consolas" w:hAnsi="Consolas"/>
+          <w:b/>
+          <w:color w:val="FFFFFF"/>
+          <w:sz w:val="16"/>
+        </w:rPr>
+        <w:t xml:space="preserve">BUAT FILE — MODUL 3 TAHAP 2   •   terminal pada root repository   •   BASH</w:t>
+      </w:r>
+    </w:p>
+    <w:p>
+      <w:pPr>
+        <w:pStyle w:val="CodeBlock"/>
+        <w:shd w:fill="1E1E1E"/>
+        <w:pBdr>
+          <w:left w:val="single" w:sz="4" w:space="8" w:color="1E1E1E"/>
+        </w:pBdr>
+      </w:pPr>
+      <w:r>
+        <w:rPr>
+          <w:rFonts w:ascii="Consolas" w:hAnsi="Consolas"/>
+          <w:color w:val="D4D4D4"/>
+          <w:sz w:val="16"/>
+        </w:rPr>
+        <w:t xml:space="preserve">php artisan make:migration create_tenancy_tables</w:t>
+        <w:br/>
+      </w:r>
+      <w:r>
+        <w:rPr>
+          <w:rFonts w:ascii="Consolas" w:hAnsi="Consolas"/>
+          <w:color w:val="6A9955"/>
+          <w:sz w:val="16"/>
+        </w:rPr>
+        <w:t xml:space="preserve">#   INFO Migration [database/migrations/2026_09_23_011438_create_tenancy_tables.php] created successfully.</w:t>
+        <w:br/>
+      </w:r>
+      <w:r>
+        <w:rPr>
+          <w:rFonts w:ascii="Consolas" w:hAnsi="Consolas"/>
+          <w:color w:val="6A9955"/>
+          <w:sz w:val="16"/>
+        </w:rPr>
+        <w:t xml:space="preserve"># manual (shell)</w:t>
+        <w:br/>
+      </w:r>
+      <w:r>
+        <w:rPr>
+          <w:rFonts w:ascii="Consolas" w:hAnsi="Consolas"/>
+          <w:color w:val="D4D4D4"/>
+          <w:sz w:val="16"/>
+        </w:rPr>
+        <w:t xml:space="preserve">mv database/migrations/*_create_tenancy_tables.php database/migrations/2026_08_16_000101_create_tenancy_tables.php</w:t>
+      </w:r>
+    </w:p>
+    <w:p>
+      <w:pPr>
+        <w:pStyle w:val="ListBody"/>
+        <w:numPr>
+          <w:ilvl w:val="0"/>
+          <w:numId w:val="10"/>
+        </w:numPr>
+      </w:pPr>
+      <w:r>
+        <w:rPr>
+          <w:rFonts w:ascii="Consolas" w:hAnsi="Consolas"/>
+          <w:color w:val="C11B12"/>
+          <w:sz w:val="17"/>
+          <w:shd w:fill="ECEFF3"/>
+        </w:rPr>
+        <w:t xml:space="preserve">php artisan make:migration create_tenancy_tables</w:t>
+      </w:r>
+      <w:r>
+        <w:rPr>
+          <w:rFonts w:ascii="Aptos" w:hAnsi="Aptos"/>
+          <w:color w:val="1F2937"/>
+          <w:sz w:val="19"/>
+        </w:rPr>
+        <w:t xml:space="preserve"> — make:migration dengan awalan create_ membuat stub Schema::create. Satu migrasi boleh membuat beberapa tabel satu domain (canteens, tenants, role, rekening, komisi). Hasil: </w:t>
+      </w:r>
+      <w:r>
+        <w:rPr>
+          <w:rFonts w:ascii="Consolas" w:hAnsi="Consolas"/>
+          <w:color w:val="C11B12"/>
+          <w:sz w:val="17"/>
+          <w:shd w:fill="ECEFF3"/>
+        </w:rPr>
+        <w:t xml:space="preserve">database/migrations/&lt;timestamp&gt;_create_tenancy_tables.php</w:t>
+      </w:r>
+      <w:r>
+        <w:rPr>
+          <w:rFonts w:ascii="Aptos" w:hAnsi="Aptos"/>
+          <w:color w:val="1F2937"/>
+          <w:sz w:val="19"/>
+        </w:rPr>
+        <w:t xml:space="preserve">.</w:t>
+      </w:r>
+    </w:p>
+    <w:p>
+      <w:pPr>
+        <w:pStyle w:val="ListBody"/>
+        <w:numPr>
+          <w:ilvl w:val="0"/>
+          <w:numId w:val="10"/>
+        </w:numPr>
+      </w:pPr>
+      <w:r>
+        <w:rPr>
+          <w:rFonts w:ascii="Aptos" w:hAnsi="Aptos"/>
+          <w:color w:val="1F2937"/>
+          <w:sz w:val="19"/>
+        </w:rPr>
+        <w:t xml:space="preserve">Manual: </w:t>
+      </w:r>
+      <w:r>
+        <w:rPr>
+          <w:rFonts w:ascii="Consolas" w:hAnsi="Consolas"/>
+          <w:color w:val="C11B12"/>
+          <w:sz w:val="17"/>
+          <w:shd w:fill="ECEFF3"/>
+        </w:rPr>
+        <w:t xml:space="preserve">mv database/migrations/*_create_tenancy_tables.php database/migrations/2026_08_16_000101_create_tenancy_tables.php</w:t>
+      </w:r>
+      <w:r>
+        <w:rPr>
+          <w:rFonts w:ascii="Aptos" w:hAnsi="Aptos"/>
+          <w:color w:val="1F2937"/>
+          <w:sz w:val="19"/>
+        </w:rPr>
+        <w:t xml:space="preserve"> — Opsional: repo ini menamai ulang timestamp migrasi domain menjadi 2026_08_16_0001NN agar urutan eksekusi deterministik mengikuti dependensi FK. Hasil: </w:t>
+      </w:r>
+      <w:r>
+        <w:rPr>
+          <w:rFonts w:ascii="Consolas" w:hAnsi="Consolas"/>
+          <w:color w:val="C11B12"/>
+          <w:sz w:val="17"/>
+          <w:shd w:fill="ECEFF3"/>
+        </w:rPr>
+        <w:t xml:space="preserve">database/migrations/2026_08_16_000101_create_tenancy_tables.php</w:t>
+      </w:r>
+      <w:r>
+        <w:rPr>
+          <w:rFonts w:ascii="Aptos" w:hAnsi="Aptos"/>
+          <w:color w:val="1F2937"/>
+          <w:sz w:val="19"/>
+        </w:rPr>
+        <w:t xml:space="preserve">.</w:t>
+      </w:r>
+    </w:p>
+    <w:p>
+      <w:pPr>
         <w:pStyle w:val="TutorialObserve"/>
         <w:shd w:fill="FFF4D6" w:val="clear"/>
         <w:pBdr>
@@ -4306,6 +4475,141 @@
     </w:p>
     <w:p>
       <w:pPr>
+        <w:pStyle w:val="ListBody"/>
+      </w:pPr>
+      <w:r>
+        <w:rPr>
+          <w:rFonts w:ascii="Aptos" w:hAnsi="Aptos"/>
+          <w:color w:val="1F2937"/>
+          <w:sz w:val="19"/>
+        </w:rPr>
+        <w:t xml:space="preserve">Perintah pembuatan berkas tahap ini (diverifikasi pada Laravel 13.25; baris # INFO adalah output nyata). Jalankan dari root repository, lalu isi berkas sesuai langkah di atas.</w:t>
+      </w:r>
+    </w:p>
+    <w:p>
+      <w:pPr>
+        <w:pStyle w:val="CodeHeader"/>
+        <w:shd w:fill="2D2D30"/>
+        <w:pBdr>
+          <w:left w:val="single" w:sz="4" w:space="8" w:color="2D2D30"/>
+        </w:pBdr>
+      </w:pPr>
+      <w:r>
+        <w:rPr>
+          <w:rFonts w:ascii="Consolas" w:hAnsi="Consolas"/>
+          <w:b/>
+          <w:color w:val="FFFFFF"/>
+          <w:sz w:val="16"/>
+        </w:rPr>
+        <w:t xml:space="preserve">BUAT FILE — MODUL 3 TAHAP 3   •   terminal pada root repository   •   BASH</w:t>
+      </w:r>
+    </w:p>
+    <w:p>
+      <w:pPr>
+        <w:pStyle w:val="CodeBlock"/>
+        <w:shd w:fill="1E1E1E"/>
+        <w:pBdr>
+          <w:left w:val="single" w:sz="4" w:space="8" w:color="1E1E1E"/>
+        </w:pBdr>
+      </w:pPr>
+      <w:r>
+        <w:rPr>
+          <w:rFonts w:ascii="Consolas" w:hAnsi="Consolas"/>
+          <w:color w:val="D4D4D4"/>
+          <w:sz w:val="16"/>
+        </w:rPr>
+        <w:t xml:space="preserve">php artisan make:migration create_table_session_tables</w:t>
+        <w:br/>
+      </w:r>
+      <w:r>
+        <w:rPr>
+          <w:rFonts w:ascii="Consolas" w:hAnsi="Consolas"/>
+          <w:color w:val="6A9955"/>
+          <w:sz w:val="16"/>
+        </w:rPr>
+        <w:t xml:space="preserve">#   INFO Migration [database/migrations/2026_09_23_011439_create_table_session_tables.php] created successfully.</w:t>
+        <w:br/>
+      </w:r>
+      <w:r>
+        <w:rPr>
+          <w:rFonts w:ascii="Consolas" w:hAnsi="Consolas"/>
+          <w:color w:val="D4D4D4"/>
+          <w:sz w:val="16"/>
+        </w:rPr>
+        <w:t xml:space="preserve">php artisan make:migration create_catalog_tables</w:t>
+        <w:br/>
+      </w:r>
+      <w:r>
+        <w:rPr>
+          <w:rFonts w:ascii="Consolas" w:hAnsi="Consolas"/>
+          <w:color w:val="6A9955"/>
+          <w:sz w:val="16"/>
+        </w:rPr>
+        <w:t xml:space="preserve">#   INFO Migration [database/migrations/2026_09_23_011440_create_catalog_tables.php] created successfully.</w:t>
+      </w:r>
+    </w:p>
+    <w:p>
+      <w:pPr>
+        <w:pStyle w:val="ListBody"/>
+        <w:numPr>
+          <w:ilvl w:val="0"/>
+          <w:numId w:val="10"/>
+        </w:numPr>
+      </w:pPr>
+      <w:r>
+        <w:rPr>
+          <w:rFonts w:ascii="Consolas" w:hAnsi="Consolas"/>
+          <w:color w:val="C11B12"/>
+          <w:sz w:val="17"/>
+          <w:shd w:fill="ECEFF3"/>
+        </w:rPr>
+        <w:t xml:space="preserve">php artisan make:migration create_table_session_tables</w:t>
+      </w:r>
+      <w:r>
+        <w:rPr>
+          <w:rFonts w:ascii="Aptos" w:hAnsi="Aptos"/>
+          <w:color w:val="1F2937"/>
+          <w:sz w:val="19"/>
+        </w:rPr>
+        <w:t xml:space="preserve"> (dan 1 perintah serupa di atas) — Migrasi domain berikutnya (stub Schema::create). Hasil: </w:t>
+      </w:r>
+      <w:r>
+        <w:rPr>
+          <w:rFonts w:ascii="Consolas" w:hAnsi="Consolas"/>
+          <w:color w:val="C11B12"/>
+          <w:sz w:val="17"/>
+          <w:shd w:fill="ECEFF3"/>
+        </w:rPr>
+        <w:t xml:space="preserve">database/migrations/&lt;timestamp&gt;_create_table_session_tables.php</w:t>
+      </w:r>
+      <w:r>
+        <w:rPr>
+          <w:rFonts w:ascii="Aptos" w:hAnsi="Aptos"/>
+          <w:color w:val="1F2937"/>
+          <w:sz w:val="19"/>
+        </w:rPr>
+        <w:t xml:space="preserve">, </w:t>
+      </w:r>
+      <w:r>
+        <w:rPr>
+          <w:rFonts w:ascii="Consolas" w:hAnsi="Consolas"/>
+          <w:color w:val="C11B12"/>
+          <w:sz w:val="17"/>
+          <w:shd w:fill="ECEFF3"/>
+        </w:rPr>
+        <w:t xml:space="preserve">database/migrations/&lt;timestamp&gt;_create_catalog_tables.php</w:t>
+      </w:r>
+      <w:r>
+        <w:rPr>
+          <w:rFonts w:ascii="Aptos" w:hAnsi="Aptos"/>
+          <w:color w:val="1F2937"/>
+          <w:sz w:val="19"/>
+        </w:rPr>
+        <w:t xml:space="preserve">.</w:t>
+      </w:r>
+    </w:p>
+    <w:p>
+      <w:pPr>
         <w:pStyle w:val="TutorialObserve"/>
         <w:shd w:fill="FFF4D6" w:val="clear"/>
         <w:pBdr>
@@ -4495,6 +4799,176 @@
     </w:p>
     <w:p>
       <w:pPr>
+        <w:pStyle w:val="ListBody"/>
+      </w:pPr>
+      <w:r>
+        <w:rPr>
+          <w:rFonts w:ascii="Aptos" w:hAnsi="Aptos"/>
+          <w:color w:val="1F2937"/>
+          <w:sz w:val="19"/>
+        </w:rPr>
+        <w:t xml:space="preserve">Perintah pembuatan berkas tahap ini (diverifikasi pada Laravel 13.25; baris # INFO adalah output nyata). Jalankan dari root repository, lalu isi berkas sesuai langkah di atas.</w:t>
+      </w:r>
+    </w:p>
+    <w:p>
+      <w:pPr>
+        <w:pStyle w:val="CodeHeader"/>
+        <w:shd w:fill="2D2D30"/>
+        <w:pBdr>
+          <w:left w:val="single" w:sz="4" w:space="8" w:color="2D2D30"/>
+        </w:pBdr>
+      </w:pPr>
+      <w:r>
+        <w:rPr>
+          <w:rFonts w:ascii="Consolas" w:hAnsi="Consolas"/>
+          <w:b/>
+          <w:color w:val="FFFFFF"/>
+          <w:sz w:val="16"/>
+        </w:rPr>
+        <w:t xml:space="preserve">BUAT FILE — MODUL 3 TAHAP 4   •   terminal pada root repository   •   BASH</w:t>
+      </w:r>
+    </w:p>
+    <w:p>
+      <w:pPr>
+        <w:pStyle w:val="CodeBlock"/>
+        <w:shd w:fill="1E1E1E"/>
+        <w:pBdr>
+          <w:left w:val="single" w:sz="4" w:space="8" w:color="1E1E1E"/>
+        </w:pBdr>
+      </w:pPr>
+      <w:r>
+        <w:rPr>
+          <w:rFonts w:ascii="Consolas" w:hAnsi="Consolas"/>
+          <w:color w:val="D4D4D4"/>
+          <w:sz w:val="16"/>
+        </w:rPr>
+        <w:t xml:space="preserve">php artisan make:migration create_order_tables</w:t>
+        <w:br/>
+      </w:r>
+      <w:r>
+        <w:rPr>
+          <w:rFonts w:ascii="Consolas" w:hAnsi="Consolas"/>
+          <w:color w:val="6A9955"/>
+          <w:sz w:val="16"/>
+        </w:rPr>
+        <w:t xml:space="preserve">#   INFO Migration [database/migrations/2026_09_23_011441_create_order_tables.php] created successfully.</w:t>
+        <w:br/>
+      </w:r>
+      <w:r>
+        <w:rPr>
+          <w:rFonts w:ascii="Consolas" w:hAnsi="Consolas"/>
+          <w:color w:val="D4D4D4"/>
+          <w:sz w:val="16"/>
+        </w:rPr>
+        <w:t xml:space="preserve">php artisan make:migration create_payment_tables</w:t>
+        <w:br/>
+      </w:r>
+      <w:r>
+        <w:rPr>
+          <w:rFonts w:ascii="Consolas" w:hAnsi="Consolas"/>
+          <w:color w:val="6A9955"/>
+          <w:sz w:val="16"/>
+        </w:rPr>
+        <w:t xml:space="preserve">#   INFO Migration [database/migrations/2026_09_23_011442_create_payment_tables.php] created successfully.</w:t>
+        <w:br/>
+      </w:r>
+      <w:r>
+        <w:rPr>
+          <w:rFonts w:ascii="Consolas" w:hAnsi="Consolas"/>
+          <w:color w:val="D4D4D4"/>
+          <w:sz w:val="16"/>
+        </w:rPr>
+        <w:t xml:space="preserve">php artisan make:migration create_async_audit_tables</w:t>
+        <w:br/>
+      </w:r>
+      <w:r>
+        <w:rPr>
+          <w:rFonts w:ascii="Consolas" w:hAnsi="Consolas"/>
+          <w:color w:val="6A9955"/>
+          <w:sz w:val="16"/>
+        </w:rPr>
+        <w:t xml:space="preserve">#   INFO Migration [database/migrations/2026_09_23_011443_create_async_audit_tables.php] created successfully.</w:t>
+      </w:r>
+    </w:p>
+    <w:p>
+      <w:pPr>
+        <w:pStyle w:val="ListBody"/>
+        <w:numPr>
+          <w:ilvl w:val="0"/>
+          <w:numId w:val="10"/>
+        </w:numPr>
+      </w:pPr>
+      <w:r>
+        <w:rPr>
+          <w:rFonts w:ascii="Consolas" w:hAnsi="Consolas"/>
+          <w:color w:val="C11B12"/>
+          <w:sz w:val="17"/>
+          <w:shd w:fill="ECEFF3"/>
+        </w:rPr>
+        <w:t xml:space="preserve">php artisan make:migration create_order_tables</w:t>
+      </w:r>
+      <w:r>
+        <w:rPr>
+          <w:rFonts w:ascii="Aptos" w:hAnsi="Aptos"/>
+          <w:color w:val="1F2937"/>
+          <w:sz w:val="19"/>
+        </w:rPr>
+        <w:t xml:space="preserve"> (dan 2 perintah serupa di atas) — Migrasi domain transaksi/pembayaran/async (stub Schema::create). Hasil: </w:t>
+      </w:r>
+      <w:r>
+        <w:rPr>
+          <w:rFonts w:ascii="Consolas" w:hAnsi="Consolas"/>
+          <w:color w:val="C11B12"/>
+          <w:sz w:val="17"/>
+          <w:shd w:fill="ECEFF3"/>
+        </w:rPr>
+        <w:t xml:space="preserve">database/migrations/&lt;timestamp&gt;_create_order_tables.php</w:t>
+      </w:r>
+      <w:r>
+        <w:rPr>
+          <w:rFonts w:ascii="Aptos" w:hAnsi="Aptos"/>
+          <w:color w:val="1F2937"/>
+          <w:sz w:val="19"/>
+        </w:rPr>
+        <w:t xml:space="preserve">, </w:t>
+      </w:r>
+      <w:r>
+        <w:rPr>
+          <w:rFonts w:ascii="Consolas" w:hAnsi="Consolas"/>
+          <w:color w:val="C11B12"/>
+          <w:sz w:val="17"/>
+          <w:shd w:fill="ECEFF3"/>
+        </w:rPr>
+        <w:t xml:space="preserve">database/migrations/&lt;timestamp&gt;_create_payment_tables.php</w:t>
+      </w:r>
+      <w:r>
+        <w:rPr>
+          <w:rFonts w:ascii="Aptos" w:hAnsi="Aptos"/>
+          <w:color w:val="1F2937"/>
+          <w:sz w:val="19"/>
+        </w:rPr>
+        <w:t xml:space="preserve">, </w:t>
+      </w:r>
+      <w:r>
+        <w:rPr>
+          <w:rFonts w:ascii="Consolas" w:hAnsi="Consolas"/>
+          <w:color w:val="C11B12"/>
+          <w:sz w:val="17"/>
+          <w:shd w:fill="ECEFF3"/>
+        </w:rPr>
+        <w:t xml:space="preserve">database/migrations/&lt;timestamp&gt;_create_async_audit_tables.php</w:t>
+      </w:r>
+      <w:r>
+        <w:rPr>
+          <w:rFonts w:ascii="Aptos" w:hAnsi="Aptos"/>
+          <w:color w:val="1F2937"/>
+          <w:sz w:val="19"/>
+        </w:rPr>
+        <w:t xml:space="preserve">.</w:t>
+      </w:r>
+    </w:p>
+    <w:p>
+      <w:pPr>
         <w:pStyle w:val="TutorialObserve"/>
         <w:shd w:fill="FFF4D6" w:val="clear"/>
         <w:pBdr>
@@ -4667,6 +5141,856 @@
     </w:p>
     <w:p>
       <w:pPr>
+        <w:pStyle w:val="ListBody"/>
+      </w:pPr>
+      <w:r>
+        <w:rPr>
+          <w:rFonts w:ascii="Aptos" w:hAnsi="Aptos"/>
+          <w:color w:val="1F2937"/>
+          <w:sz w:val="19"/>
+        </w:rPr>
+        <w:t xml:space="preserve">Perintah pembuatan berkas tahap ini (diverifikasi pada Laravel 13.25; baris # INFO adalah output nyata). Jalankan dari root repository, lalu isi berkas sesuai langkah di atas.</w:t>
+      </w:r>
+    </w:p>
+    <w:p>
+      <w:pPr>
+        <w:pStyle w:val="CodeHeader"/>
+        <w:shd w:fill="2D2D30"/>
+        <w:pBdr>
+          <w:left w:val="single" w:sz="4" w:space="8" w:color="2D2D30"/>
+        </w:pBdr>
+      </w:pPr>
+      <w:r>
+        <w:rPr>
+          <w:rFonts w:ascii="Consolas" w:hAnsi="Consolas"/>
+          <w:b/>
+          <w:color w:val="FFFFFF"/>
+          <w:sz w:val="16"/>
+        </w:rPr>
+        <w:t xml:space="preserve">BUAT FILE — MODUL 3 TAHAP 5   •   terminal pada root repository   •   BASH</w:t>
+      </w:r>
+    </w:p>
+    <w:p>
+      <w:pPr>
+        <w:pStyle w:val="CodeBlock"/>
+        <w:shd w:fill="1E1E1E"/>
+        <w:pBdr>
+          <w:left w:val="single" w:sz="4" w:space="8" w:color="1E1E1E"/>
+        </w:pBdr>
+      </w:pPr>
+      <w:r>
+        <w:rPr>
+          <w:rFonts w:ascii="Consolas" w:hAnsi="Consolas"/>
+          <w:color w:val="D4D4D4"/>
+          <w:sz w:val="16"/>
+        </w:rPr>
+        <w:t xml:space="preserve">php artisan make:model Canteen --factory</w:t>
+        <w:br/>
+      </w:r>
+      <w:r>
+        <w:rPr>
+          <w:rFonts w:ascii="Consolas" w:hAnsi="Consolas"/>
+          <w:color w:val="6A9955"/>
+          <w:sz w:val="16"/>
+        </w:rPr>
+        <w:t xml:space="preserve">#   INFO Model [app/Models/Canteen.php] created successfully.</w:t>
+        <w:br/>
+      </w:r>
+      <w:r>
+        <w:rPr>
+          <w:rFonts w:ascii="Consolas" w:hAnsi="Consolas"/>
+          <w:color w:val="6A9955"/>
+          <w:sz w:val="16"/>
+        </w:rPr>
+        <w:t xml:space="preserve">#   INFO Factory [database/factories/CanteenFactory.php] created successfully.</w:t>
+        <w:br/>
+      </w:r>
+      <w:r>
+        <w:rPr>
+          <w:rFonts w:ascii="Consolas" w:hAnsi="Consolas"/>
+          <w:color w:val="D4D4D4"/>
+          <w:sz w:val="16"/>
+        </w:rPr>
+        <w:t xml:space="preserve">php artisan make:model Tenant --factory</w:t>
+        <w:br/>
+      </w:r>
+      <w:r>
+        <w:rPr>
+          <w:rFonts w:ascii="Consolas" w:hAnsi="Consolas"/>
+          <w:color w:val="6A9955"/>
+          <w:sz w:val="16"/>
+        </w:rPr>
+        <w:t xml:space="preserve">#   INFO Model [app/Models/Tenant.php] created successfully.</w:t>
+        <w:br/>
+      </w:r>
+      <w:r>
+        <w:rPr>
+          <w:rFonts w:ascii="Consolas" w:hAnsi="Consolas"/>
+          <w:color w:val="6A9955"/>
+          <w:sz w:val="16"/>
+        </w:rPr>
+        <w:t xml:space="preserve">#   INFO Factory [database/factories/TenantFactory.php] created successfully.</w:t>
+        <w:br/>
+      </w:r>
+      <w:r>
+        <w:rPr>
+          <w:rFonts w:ascii="Consolas" w:hAnsi="Consolas"/>
+          <w:color w:val="D4D4D4"/>
+          <w:sz w:val="16"/>
+        </w:rPr>
+        <w:t xml:space="preserve">php artisan make:model DiningTable --factory</w:t>
+        <w:br/>
+      </w:r>
+      <w:r>
+        <w:rPr>
+          <w:rFonts w:ascii="Consolas" w:hAnsi="Consolas"/>
+          <w:color w:val="6A9955"/>
+          <w:sz w:val="16"/>
+        </w:rPr>
+        <w:t xml:space="preserve">#   INFO Model [app/Models/DiningTable.php] created successfully.</w:t>
+        <w:br/>
+      </w:r>
+      <w:r>
+        <w:rPr>
+          <w:rFonts w:ascii="Consolas" w:hAnsi="Consolas"/>
+          <w:color w:val="6A9955"/>
+          <w:sz w:val="16"/>
+        </w:rPr>
+        <w:t xml:space="preserve">#   INFO Factory [database/factories/DiningTableFactory.php] created successfully.</w:t>
+        <w:br/>
+      </w:r>
+      <w:r>
+        <w:rPr>
+          <w:rFonts w:ascii="Consolas" w:hAnsi="Consolas"/>
+          <w:color w:val="D4D4D4"/>
+          <w:sz w:val="16"/>
+        </w:rPr>
+        <w:t xml:space="preserve">php artisan make:model MenuCategory --factory</w:t>
+        <w:br/>
+      </w:r>
+      <w:r>
+        <w:rPr>
+          <w:rFonts w:ascii="Consolas" w:hAnsi="Consolas"/>
+          <w:color w:val="6A9955"/>
+          <w:sz w:val="16"/>
+        </w:rPr>
+        <w:t xml:space="preserve">#   INFO Model [app/Models/MenuCategory.php] created successfully.</w:t>
+        <w:br/>
+      </w:r>
+      <w:r>
+        <w:rPr>
+          <w:rFonts w:ascii="Consolas" w:hAnsi="Consolas"/>
+          <w:color w:val="6A9955"/>
+          <w:sz w:val="16"/>
+        </w:rPr>
+        <w:t xml:space="preserve">#   INFO Factory [database/factories/MenuCategoryFactory.php] created successfully.</w:t>
+        <w:br/>
+      </w:r>
+      <w:r>
+        <w:rPr>
+          <w:rFonts w:ascii="Consolas" w:hAnsi="Consolas"/>
+          <w:color w:val="D4D4D4"/>
+          <w:sz w:val="16"/>
+        </w:rPr>
+        <w:t xml:space="preserve">php artisan make:model Menu --factory</w:t>
+        <w:br/>
+      </w:r>
+      <w:r>
+        <w:rPr>
+          <w:rFonts w:ascii="Consolas" w:hAnsi="Consolas"/>
+          <w:color w:val="6A9955"/>
+          <w:sz w:val="16"/>
+        </w:rPr>
+        <w:t xml:space="preserve">#   INFO Model [app/Models/Menu.php] created successfully.</w:t>
+        <w:br/>
+      </w:r>
+      <w:r>
+        <w:rPr>
+          <w:rFonts w:ascii="Consolas" w:hAnsi="Consolas"/>
+          <w:color w:val="6A9955"/>
+          <w:sz w:val="16"/>
+        </w:rPr>
+        <w:t xml:space="preserve">#   INFO Factory [database/factories/MenuFactory.php] created successfully.</w:t>
+        <w:br/>
+      </w:r>
+      <w:r>
+        <w:rPr>
+          <w:rFonts w:ascii="Consolas" w:hAnsi="Consolas"/>
+          <w:color w:val="D4D4D4"/>
+          <w:sz w:val="16"/>
+        </w:rPr>
+        <w:t xml:space="preserve">php artisan make:model ModifierGroup --factory</w:t>
+        <w:br/>
+      </w:r>
+      <w:r>
+        <w:rPr>
+          <w:rFonts w:ascii="Consolas" w:hAnsi="Consolas"/>
+          <w:color w:val="6A9955"/>
+          <w:sz w:val="16"/>
+        </w:rPr>
+        <w:t xml:space="preserve">#   INFO Model [app/Models/ModifierGroup.php] created successfully.</w:t>
+        <w:br/>
+      </w:r>
+      <w:r>
+        <w:rPr>
+          <w:rFonts w:ascii="Consolas" w:hAnsi="Consolas"/>
+          <w:color w:val="6A9955"/>
+          <w:sz w:val="16"/>
+        </w:rPr>
+        <w:t xml:space="preserve">#   INFO Factory [database/factories/ModifierGroupFactory.php] created successfully.</w:t>
+        <w:br/>
+      </w:r>
+      <w:r>
+        <w:rPr>
+          <w:rFonts w:ascii="Consolas" w:hAnsi="Consolas"/>
+          <w:color w:val="D4D4D4"/>
+          <w:sz w:val="16"/>
+        </w:rPr>
+        <w:t xml:space="preserve">php artisan make:model ModifierOption --factory</w:t>
+        <w:br/>
+      </w:r>
+      <w:r>
+        <w:rPr>
+          <w:rFonts w:ascii="Consolas" w:hAnsi="Consolas"/>
+          <w:color w:val="6A9955"/>
+          <w:sz w:val="16"/>
+        </w:rPr>
+        <w:t xml:space="preserve">#   INFO Model [app/Models/ModifierOption.php] created successfully.</w:t>
+        <w:br/>
+      </w:r>
+      <w:r>
+        <w:rPr>
+          <w:rFonts w:ascii="Consolas" w:hAnsi="Consolas"/>
+          <w:color w:val="6A9955"/>
+          <w:sz w:val="16"/>
+        </w:rPr>
+        <w:t xml:space="preserve">#   INFO Factory [database/factories/ModifierOptionFactory.php] created successfully.</w:t>
+        <w:br/>
+      </w:r>
+      <w:r>
+        <w:rPr>
+          <w:rFonts w:ascii="Consolas" w:hAnsi="Consolas"/>
+          <w:color w:val="D4D4D4"/>
+          <w:sz w:val="16"/>
+        </w:rPr>
+        <w:t xml:space="preserve">php artisan make:model CommissionScheme --factory</w:t>
+        <w:br/>
+      </w:r>
+      <w:r>
+        <w:rPr>
+          <w:rFonts w:ascii="Consolas" w:hAnsi="Consolas"/>
+          <w:color w:val="6A9955"/>
+          <w:sz w:val="16"/>
+        </w:rPr>
+        <w:t xml:space="preserve">#   INFO Model [app/Models/CommissionScheme.php] created successfully.</w:t>
+        <w:br/>
+      </w:r>
+      <w:r>
+        <w:rPr>
+          <w:rFonts w:ascii="Consolas" w:hAnsi="Consolas"/>
+          <w:color w:val="6A9955"/>
+          <w:sz w:val="16"/>
+        </w:rPr>
+        <w:t xml:space="preserve">#   INFO Factory [database/factories/CommissionSchemeFactory.php] created successfully.</w:t>
+        <w:br/>
+      </w:r>
+      <w:r>
+        <w:rPr>
+          <w:rFonts w:ascii="Consolas" w:hAnsi="Consolas"/>
+          <w:color w:val="D4D4D4"/>
+          <w:sz w:val="16"/>
+        </w:rPr>
+        <w:t xml:space="preserve">php artisan make:model UserTenantRole</w:t>
+        <w:br/>
+      </w:r>
+      <w:r>
+        <w:rPr>
+          <w:rFonts w:ascii="Consolas" w:hAnsi="Consolas"/>
+          <w:color w:val="6A9955"/>
+          <w:sz w:val="16"/>
+        </w:rPr>
+        <w:t xml:space="preserve">#   INFO Model [app/Models/UserTenantRole.php] created successfully.</w:t>
+        <w:br/>
+      </w:r>
+      <w:r>
+        <w:rPr>
+          <w:rFonts w:ascii="Consolas" w:hAnsi="Consolas"/>
+          <w:color w:val="D4D4D4"/>
+          <w:sz w:val="16"/>
+        </w:rPr>
+        <w:t xml:space="preserve">php artisan make:model Order</w:t>
+        <w:br/>
+      </w:r>
+      <w:r>
+        <w:rPr>
+          <w:rFonts w:ascii="Consolas" w:hAnsi="Consolas"/>
+          <w:color w:val="6A9955"/>
+          <w:sz w:val="16"/>
+        </w:rPr>
+        <w:t xml:space="preserve">#   INFO Model [app/Models/Order.php] created successfully.</w:t>
+        <w:br/>
+      </w:r>
+      <w:r>
+        <w:rPr>
+          <w:rFonts w:ascii="Consolas" w:hAnsi="Consolas"/>
+          <w:color w:val="D4D4D4"/>
+          <w:sz w:val="16"/>
+        </w:rPr>
+        <w:t xml:space="preserve">php artisan make:model TenantOrder</w:t>
+        <w:br/>
+      </w:r>
+      <w:r>
+        <w:rPr>
+          <w:rFonts w:ascii="Consolas" w:hAnsi="Consolas"/>
+          <w:color w:val="6A9955"/>
+          <w:sz w:val="16"/>
+        </w:rPr>
+        <w:t xml:space="preserve">#   INFO Model [app/Models/TenantOrder.php] created successfully.</w:t>
+        <w:br/>
+      </w:r>
+      <w:r>
+        <w:rPr>
+          <w:rFonts w:ascii="Consolas" w:hAnsi="Consolas"/>
+          <w:color w:val="D4D4D4"/>
+          <w:sz w:val="16"/>
+        </w:rPr>
+        <w:t xml:space="preserve">php artisan make:model OrderItem</w:t>
+        <w:br/>
+      </w:r>
+      <w:r>
+        <w:rPr>
+          <w:rFonts w:ascii="Consolas" w:hAnsi="Consolas"/>
+          <w:color w:val="6A9955"/>
+          <w:sz w:val="16"/>
+        </w:rPr>
+        <w:t xml:space="preserve">#   INFO Model [app/Models/OrderItem.php] created successfully.</w:t>
+        <w:br/>
+      </w:r>
+      <w:r>
+        <w:rPr>
+          <w:rFonts w:ascii="Consolas" w:hAnsi="Consolas"/>
+          <w:color w:val="D4D4D4"/>
+          <w:sz w:val="16"/>
+        </w:rPr>
+        <w:t xml:space="preserve">php artisan make:model TenantBalance</w:t>
+        <w:br/>
+      </w:r>
+      <w:r>
+        <w:rPr>
+          <w:rFonts w:ascii="Consolas" w:hAnsi="Consolas"/>
+          <w:color w:val="6A9955"/>
+          <w:sz w:val="16"/>
+        </w:rPr>
+        <w:t xml:space="preserve">#   INFO Model [app/Models/TenantBalance.php] created successfully.</w:t>
+        <w:br/>
+      </w:r>
+      <w:r>
+        <w:rPr>
+          <w:rFonts w:ascii="Consolas" w:hAnsi="Consolas"/>
+          <w:color w:val="D4D4D4"/>
+          <w:sz w:val="16"/>
+        </w:rPr>
+        <w:t xml:space="preserve">php artisan make:model Withdrawal</w:t>
+        <w:br/>
+      </w:r>
+      <w:r>
+        <w:rPr>
+          <w:rFonts w:ascii="Consolas" w:hAnsi="Consolas"/>
+          <w:color w:val="6A9955"/>
+          <w:sz w:val="16"/>
+        </w:rPr>
+        <w:t xml:space="preserve">#   INFO Model [app/Models/Withdrawal.php] created successfully.</w:t>
+        <w:br/>
+      </w:r>
+      <w:r>
+        <w:rPr>
+          <w:rFonts w:ascii="Consolas" w:hAnsi="Consolas"/>
+          <w:color w:val="D4D4D4"/>
+          <w:sz w:val="16"/>
+        </w:rPr>
+        <w:t xml:space="preserve">php artisan make:seeder DemoCanteenSeeder</w:t>
+        <w:br/>
+      </w:r>
+      <w:r>
+        <w:rPr>
+          <w:rFonts w:ascii="Consolas" w:hAnsi="Consolas"/>
+          <w:color w:val="6A9955"/>
+          <w:sz w:val="16"/>
+        </w:rPr>
+        <w:t xml:space="preserve">#   INFO Seeder [database/seeders/DemoCanteenSeeder.php] created successfully.</w:t>
+      </w:r>
+    </w:p>
+    <w:p>
+      <w:pPr>
+        <w:pStyle w:val="ListBody"/>
+        <w:numPr>
+          <w:ilvl w:val="0"/>
+          <w:numId w:val="10"/>
+        </w:numPr>
+      </w:pPr>
+      <w:r>
+        <w:rPr>
+          <w:rFonts w:ascii="Consolas" w:hAnsi="Consolas"/>
+          <w:color w:val="C11B12"/>
+          <w:sz w:val="17"/>
+          <w:shd w:fill="ECEFF3"/>
+        </w:rPr>
+        <w:t xml:space="preserve">php artisan make:model Canteen --factory</w:t>
+      </w:r>
+      <w:r>
+        <w:rPr>
+          <w:rFonts w:ascii="Aptos" w:hAnsi="Aptos"/>
+          <w:color w:val="1F2937"/>
+          <w:sz w:val="19"/>
+        </w:rPr>
+        <w:t xml:space="preserve"> (dan 7 perintah serupa di atas) — make:model membuat kelas Eloquent di app/Models; --factory (-f) sekaligus membuat factory untuk data uji/seed. Hasil: </w:t>
+      </w:r>
+      <w:r>
+        <w:rPr>
+          <w:rFonts w:ascii="Consolas" w:hAnsi="Consolas"/>
+          <w:color w:val="C11B12"/>
+          <w:sz w:val="17"/>
+          <w:shd w:fill="ECEFF3"/>
+        </w:rPr>
+        <w:t xml:space="preserve">app/Models/Canteen.php</w:t>
+      </w:r>
+      <w:r>
+        <w:rPr>
+          <w:rFonts w:ascii="Aptos" w:hAnsi="Aptos"/>
+          <w:color w:val="1F2937"/>
+          <w:sz w:val="19"/>
+        </w:rPr>
+        <w:t xml:space="preserve">, </w:t>
+      </w:r>
+      <w:r>
+        <w:rPr>
+          <w:rFonts w:ascii="Consolas" w:hAnsi="Consolas"/>
+          <w:color w:val="C11B12"/>
+          <w:sz w:val="17"/>
+          <w:shd w:fill="ECEFF3"/>
+        </w:rPr>
+        <w:t xml:space="preserve">database/factories/CanteenFactory.php</w:t>
+      </w:r>
+      <w:r>
+        <w:rPr>
+          <w:rFonts w:ascii="Aptos" w:hAnsi="Aptos"/>
+          <w:color w:val="1F2937"/>
+          <w:sz w:val="19"/>
+        </w:rPr>
+        <w:t xml:space="preserve">, </w:t>
+      </w:r>
+      <w:r>
+        <w:rPr>
+          <w:rFonts w:ascii="Consolas" w:hAnsi="Consolas"/>
+          <w:color w:val="C11B12"/>
+          <w:sz w:val="17"/>
+          <w:shd w:fill="ECEFF3"/>
+        </w:rPr>
+        <w:t xml:space="preserve">app/Models/Tenant.php</w:t>
+      </w:r>
+      <w:r>
+        <w:rPr>
+          <w:rFonts w:ascii="Aptos" w:hAnsi="Aptos"/>
+          <w:color w:val="1F2937"/>
+          <w:sz w:val="19"/>
+        </w:rPr>
+        <w:t xml:space="preserve">, </w:t>
+      </w:r>
+      <w:r>
+        <w:rPr>
+          <w:rFonts w:ascii="Consolas" w:hAnsi="Consolas"/>
+          <w:color w:val="C11B12"/>
+          <w:sz w:val="17"/>
+          <w:shd w:fill="ECEFF3"/>
+        </w:rPr>
+        <w:t xml:space="preserve">database/factories/TenantFactory.php</w:t>
+      </w:r>
+      <w:r>
+        <w:rPr>
+          <w:rFonts w:ascii="Aptos" w:hAnsi="Aptos"/>
+          <w:color w:val="1F2937"/>
+          <w:sz w:val="19"/>
+        </w:rPr>
+        <w:t xml:space="preserve">, </w:t>
+      </w:r>
+      <w:r>
+        <w:rPr>
+          <w:rFonts w:ascii="Consolas" w:hAnsi="Consolas"/>
+          <w:color w:val="C11B12"/>
+          <w:sz w:val="17"/>
+          <w:shd w:fill="ECEFF3"/>
+        </w:rPr>
+        <w:t xml:space="preserve">app/Models/DiningTable.php</w:t>
+      </w:r>
+      <w:r>
+        <w:rPr>
+          <w:rFonts w:ascii="Aptos" w:hAnsi="Aptos"/>
+          <w:color w:val="1F2937"/>
+          <w:sz w:val="19"/>
+        </w:rPr>
+        <w:t xml:space="preserve">, </w:t>
+      </w:r>
+      <w:r>
+        <w:rPr>
+          <w:rFonts w:ascii="Consolas" w:hAnsi="Consolas"/>
+          <w:color w:val="C11B12"/>
+          <w:sz w:val="17"/>
+          <w:shd w:fill="ECEFF3"/>
+        </w:rPr>
+        <w:t xml:space="preserve">database/factories/DiningTableFactory.php</w:t>
+      </w:r>
+      <w:r>
+        <w:rPr>
+          <w:rFonts w:ascii="Aptos" w:hAnsi="Aptos"/>
+          <w:color w:val="1F2937"/>
+          <w:sz w:val="19"/>
+        </w:rPr>
+        <w:t xml:space="preserve">, </w:t>
+      </w:r>
+      <w:r>
+        <w:rPr>
+          <w:rFonts w:ascii="Consolas" w:hAnsi="Consolas"/>
+          <w:color w:val="C11B12"/>
+          <w:sz w:val="17"/>
+          <w:shd w:fill="ECEFF3"/>
+        </w:rPr>
+        <w:t xml:space="preserve">app/Models/MenuCategory.php</w:t>
+      </w:r>
+      <w:r>
+        <w:rPr>
+          <w:rFonts w:ascii="Aptos" w:hAnsi="Aptos"/>
+          <w:color w:val="1F2937"/>
+          <w:sz w:val="19"/>
+        </w:rPr>
+        <w:t xml:space="preserve">, </w:t>
+      </w:r>
+      <w:r>
+        <w:rPr>
+          <w:rFonts w:ascii="Consolas" w:hAnsi="Consolas"/>
+          <w:color w:val="C11B12"/>
+          <w:sz w:val="17"/>
+          <w:shd w:fill="ECEFF3"/>
+        </w:rPr>
+        <w:t xml:space="preserve">database/factories/MenuCategoryFactory.php</w:t>
+      </w:r>
+      <w:r>
+        <w:rPr>
+          <w:rFonts w:ascii="Aptos" w:hAnsi="Aptos"/>
+          <w:color w:val="1F2937"/>
+          <w:sz w:val="19"/>
+        </w:rPr>
+        <w:t xml:space="preserve">, </w:t>
+      </w:r>
+      <w:r>
+        <w:rPr>
+          <w:rFonts w:ascii="Consolas" w:hAnsi="Consolas"/>
+          <w:color w:val="C11B12"/>
+          <w:sz w:val="17"/>
+          <w:shd w:fill="ECEFF3"/>
+        </w:rPr>
+        <w:t xml:space="preserve">app/Models/Menu.php</w:t>
+      </w:r>
+      <w:r>
+        <w:rPr>
+          <w:rFonts w:ascii="Aptos" w:hAnsi="Aptos"/>
+          <w:color w:val="1F2937"/>
+          <w:sz w:val="19"/>
+        </w:rPr>
+        <w:t xml:space="preserve">, </w:t>
+      </w:r>
+      <w:r>
+        <w:rPr>
+          <w:rFonts w:ascii="Consolas" w:hAnsi="Consolas"/>
+          <w:color w:val="C11B12"/>
+          <w:sz w:val="17"/>
+          <w:shd w:fill="ECEFF3"/>
+        </w:rPr>
+        <w:t xml:space="preserve">database/factories/MenuFactory.php</w:t>
+      </w:r>
+      <w:r>
+        <w:rPr>
+          <w:rFonts w:ascii="Aptos" w:hAnsi="Aptos"/>
+          <w:color w:val="1F2937"/>
+          <w:sz w:val="19"/>
+        </w:rPr>
+        <w:t xml:space="preserve">, </w:t>
+      </w:r>
+      <w:r>
+        <w:rPr>
+          <w:rFonts w:ascii="Consolas" w:hAnsi="Consolas"/>
+          <w:color w:val="C11B12"/>
+          <w:sz w:val="17"/>
+          <w:shd w:fill="ECEFF3"/>
+        </w:rPr>
+        <w:t xml:space="preserve">app/Models/ModifierGroup.php</w:t>
+      </w:r>
+      <w:r>
+        <w:rPr>
+          <w:rFonts w:ascii="Aptos" w:hAnsi="Aptos"/>
+          <w:color w:val="1F2937"/>
+          <w:sz w:val="19"/>
+        </w:rPr>
+        <w:t xml:space="preserve">, </w:t>
+      </w:r>
+      <w:r>
+        <w:rPr>
+          <w:rFonts w:ascii="Consolas" w:hAnsi="Consolas"/>
+          <w:color w:val="C11B12"/>
+          <w:sz w:val="17"/>
+          <w:shd w:fill="ECEFF3"/>
+        </w:rPr>
+        <w:t xml:space="preserve">database/factories/ModifierGroupFactory.php</w:t>
+      </w:r>
+      <w:r>
+        <w:rPr>
+          <w:rFonts w:ascii="Aptos" w:hAnsi="Aptos"/>
+          <w:color w:val="1F2937"/>
+          <w:sz w:val="19"/>
+        </w:rPr>
+        <w:t xml:space="preserve">, </w:t>
+      </w:r>
+      <w:r>
+        <w:rPr>
+          <w:rFonts w:ascii="Consolas" w:hAnsi="Consolas"/>
+          <w:color w:val="C11B12"/>
+          <w:sz w:val="17"/>
+          <w:shd w:fill="ECEFF3"/>
+        </w:rPr>
+        <w:t xml:space="preserve">app/Models/ModifierOption.php</w:t>
+      </w:r>
+      <w:r>
+        <w:rPr>
+          <w:rFonts w:ascii="Aptos" w:hAnsi="Aptos"/>
+          <w:color w:val="1F2937"/>
+          <w:sz w:val="19"/>
+        </w:rPr>
+        <w:t xml:space="preserve">, </w:t>
+      </w:r>
+      <w:r>
+        <w:rPr>
+          <w:rFonts w:ascii="Consolas" w:hAnsi="Consolas"/>
+          <w:color w:val="C11B12"/>
+          <w:sz w:val="17"/>
+          <w:shd w:fill="ECEFF3"/>
+        </w:rPr>
+        <w:t xml:space="preserve">database/factories/ModifierOptionFactory.php</w:t>
+      </w:r>
+      <w:r>
+        <w:rPr>
+          <w:rFonts w:ascii="Aptos" w:hAnsi="Aptos"/>
+          <w:color w:val="1F2937"/>
+          <w:sz w:val="19"/>
+        </w:rPr>
+        <w:t xml:space="preserve">, </w:t>
+      </w:r>
+      <w:r>
+        <w:rPr>
+          <w:rFonts w:ascii="Consolas" w:hAnsi="Consolas"/>
+          <w:color w:val="C11B12"/>
+          <w:sz w:val="17"/>
+          <w:shd w:fill="ECEFF3"/>
+        </w:rPr>
+        <w:t xml:space="preserve">app/Models/CommissionScheme.php</w:t>
+      </w:r>
+      <w:r>
+        <w:rPr>
+          <w:rFonts w:ascii="Aptos" w:hAnsi="Aptos"/>
+          <w:color w:val="1F2937"/>
+          <w:sz w:val="19"/>
+        </w:rPr>
+        <w:t xml:space="preserve">, </w:t>
+      </w:r>
+      <w:r>
+        <w:rPr>
+          <w:rFonts w:ascii="Consolas" w:hAnsi="Consolas"/>
+          <w:color w:val="C11B12"/>
+          <w:sz w:val="17"/>
+          <w:shd w:fill="ECEFF3"/>
+        </w:rPr>
+        <w:t xml:space="preserve">database/factories/CommissionSchemeFactory.php</w:t>
+      </w:r>
+      <w:r>
+        <w:rPr>
+          <w:rFonts w:ascii="Aptos" w:hAnsi="Aptos"/>
+          <w:color w:val="1F2937"/>
+          <w:sz w:val="19"/>
+        </w:rPr>
+        <w:t xml:space="preserve">.</w:t>
+      </w:r>
+    </w:p>
+    <w:p>
+      <w:pPr>
+        <w:pStyle w:val="ListBody"/>
+        <w:numPr>
+          <w:ilvl w:val="0"/>
+          <w:numId w:val="10"/>
+        </w:numPr>
+      </w:pPr>
+      <w:r>
+        <w:rPr>
+          <w:rFonts w:ascii="Consolas" w:hAnsi="Consolas"/>
+          <w:color w:val="C11B12"/>
+          <w:sz w:val="17"/>
+          <w:shd w:fill="ECEFF3"/>
+        </w:rPr>
+        <w:t xml:space="preserve">php artisan make:model UserTenantRole</w:t>
+      </w:r>
+      <w:r>
+        <w:rPr>
+          <w:rFonts w:ascii="Aptos" w:hAnsi="Aptos"/>
+          <w:color w:val="1F2937"/>
+          <w:sz w:val="19"/>
+        </w:rPr>
+        <w:t xml:space="preserve"> (dan 5 perintah serupa di atas) — Model tanpa factory (data dibuat lewat alur domain, bukan factory). Hasil: </w:t>
+      </w:r>
+      <w:r>
+        <w:rPr>
+          <w:rFonts w:ascii="Consolas" w:hAnsi="Consolas"/>
+          <w:color w:val="C11B12"/>
+          <w:sz w:val="17"/>
+          <w:shd w:fill="ECEFF3"/>
+        </w:rPr>
+        <w:t xml:space="preserve">app/Models/UserTenantRole.php</w:t>
+      </w:r>
+      <w:r>
+        <w:rPr>
+          <w:rFonts w:ascii="Aptos" w:hAnsi="Aptos"/>
+          <w:color w:val="1F2937"/>
+          <w:sz w:val="19"/>
+        </w:rPr>
+        <w:t xml:space="preserve">, </w:t>
+      </w:r>
+      <w:r>
+        <w:rPr>
+          <w:rFonts w:ascii="Consolas" w:hAnsi="Consolas"/>
+          <w:color w:val="C11B12"/>
+          <w:sz w:val="17"/>
+          <w:shd w:fill="ECEFF3"/>
+        </w:rPr>
+        <w:t xml:space="preserve">app/Models/Order.php</w:t>
+      </w:r>
+      <w:r>
+        <w:rPr>
+          <w:rFonts w:ascii="Aptos" w:hAnsi="Aptos"/>
+          <w:color w:val="1F2937"/>
+          <w:sz w:val="19"/>
+        </w:rPr>
+        <w:t xml:space="preserve">, </w:t>
+      </w:r>
+      <w:r>
+        <w:rPr>
+          <w:rFonts w:ascii="Consolas" w:hAnsi="Consolas"/>
+          <w:color w:val="C11B12"/>
+          <w:sz w:val="17"/>
+          <w:shd w:fill="ECEFF3"/>
+        </w:rPr>
+        <w:t xml:space="preserve">app/Models/TenantOrder.php</w:t>
+      </w:r>
+      <w:r>
+        <w:rPr>
+          <w:rFonts w:ascii="Aptos" w:hAnsi="Aptos"/>
+          <w:color w:val="1F2937"/>
+          <w:sz w:val="19"/>
+        </w:rPr>
+        <w:t xml:space="preserve">, </w:t>
+      </w:r>
+      <w:r>
+        <w:rPr>
+          <w:rFonts w:ascii="Consolas" w:hAnsi="Consolas"/>
+          <w:color w:val="C11B12"/>
+          <w:sz w:val="17"/>
+          <w:shd w:fill="ECEFF3"/>
+        </w:rPr>
+        <w:t xml:space="preserve">app/Models/OrderItem.php</w:t>
+      </w:r>
+      <w:r>
+        <w:rPr>
+          <w:rFonts w:ascii="Aptos" w:hAnsi="Aptos"/>
+          <w:color w:val="1F2937"/>
+          <w:sz w:val="19"/>
+        </w:rPr>
+        <w:t xml:space="preserve">, </w:t>
+      </w:r>
+      <w:r>
+        <w:rPr>
+          <w:rFonts w:ascii="Consolas" w:hAnsi="Consolas"/>
+          <w:color w:val="C11B12"/>
+          <w:sz w:val="17"/>
+          <w:shd w:fill="ECEFF3"/>
+        </w:rPr>
+        <w:t xml:space="preserve">app/Models/TenantBalance.php</w:t>
+      </w:r>
+      <w:r>
+        <w:rPr>
+          <w:rFonts w:ascii="Aptos" w:hAnsi="Aptos"/>
+          <w:color w:val="1F2937"/>
+          <w:sz w:val="19"/>
+        </w:rPr>
+        <w:t xml:space="preserve">, </w:t>
+      </w:r>
+      <w:r>
+        <w:rPr>
+          <w:rFonts w:ascii="Consolas" w:hAnsi="Consolas"/>
+          <w:color w:val="C11B12"/>
+          <w:sz w:val="17"/>
+          <w:shd w:fill="ECEFF3"/>
+        </w:rPr>
+        <w:t xml:space="preserve">app/Models/Withdrawal.php</w:t>
+      </w:r>
+      <w:r>
+        <w:rPr>
+          <w:rFonts w:ascii="Aptos" w:hAnsi="Aptos"/>
+          <w:color w:val="1F2937"/>
+          <w:sz w:val="19"/>
+        </w:rPr>
+        <w:t xml:space="preserve">.</w:t>
+      </w:r>
+    </w:p>
+    <w:p>
+      <w:pPr>
+        <w:pStyle w:val="ListBody"/>
+        <w:numPr>
+          <w:ilvl w:val="0"/>
+          <w:numId w:val="10"/>
+        </w:numPr>
+      </w:pPr>
+      <w:r>
+        <w:rPr>
+          <w:rFonts w:ascii="Consolas" w:hAnsi="Consolas"/>
+          <w:color w:val="C11B12"/>
+          <w:sz w:val="17"/>
+          <w:shd w:fill="ECEFF3"/>
+        </w:rPr>
+        <w:t xml:space="preserve">php artisan make:seeder DemoCanteenSeeder</w:t>
+      </w:r>
+      <w:r>
+        <w:rPr>
+          <w:rFonts w:ascii="Aptos" w:hAnsi="Aptos"/>
+          <w:color w:val="1F2937"/>
+          <w:sz w:val="19"/>
+        </w:rPr>
+        <w:t xml:space="preserve"> — make:seeder membuat kelas seeder (method run); panggil dari DatabaseSeeder. Seeder demo dibuat idempoten (updateOrCreate/firstOrCreate). Hasil: </w:t>
+      </w:r>
+      <w:r>
+        <w:rPr>
+          <w:rFonts w:ascii="Consolas" w:hAnsi="Consolas"/>
+          <w:color w:val="C11B12"/>
+          <w:sz w:val="17"/>
+          <w:shd w:fill="ECEFF3"/>
+        </w:rPr>
+        <w:t xml:space="preserve">database/seeders/DemoCanteenSeeder.php</w:t>
+      </w:r>
+      <w:r>
+        <w:rPr>
+          <w:rFonts w:ascii="Aptos" w:hAnsi="Aptos"/>
+          <w:color w:val="1F2937"/>
+          <w:sz w:val="19"/>
+        </w:rPr>
+        <w:t xml:space="preserve">.</w:t>
+      </w:r>
+    </w:p>
+    <w:p>
+      <w:pPr>
         <w:pStyle w:val="TutorialObserve"/>
         <w:shd w:fill="FFF4D6" w:val="clear"/>
         <w:pBdr>
@@ -4890,6 +6214,175 @@
     </w:p>
     <w:p>
       <w:pPr>
+        <w:pStyle w:val="ListBody"/>
+      </w:pPr>
+      <w:r>
+        <w:rPr>
+          <w:rFonts w:ascii="Aptos" w:hAnsi="Aptos"/>
+          <w:color w:val="1F2937"/>
+          <w:sz w:val="19"/>
+        </w:rPr>
+        <w:t xml:space="preserve">Perintah pembuatan berkas tahap ini (diverifikasi pada Laravel 13.25; baris # INFO adalah output nyata). Jalankan dari root repository, lalu isi berkas sesuai langkah di atas.</w:t>
+      </w:r>
+    </w:p>
+    <w:p>
+      <w:pPr>
+        <w:pStyle w:val="CodeHeader"/>
+        <w:shd w:fill="2D2D30"/>
+        <w:pBdr>
+          <w:left w:val="single" w:sz="4" w:space="8" w:color="2D2D30"/>
+        </w:pBdr>
+      </w:pPr>
+      <w:r>
+        <w:rPr>
+          <w:rFonts w:ascii="Consolas" w:hAnsi="Consolas"/>
+          <w:b/>
+          <w:color w:val="FFFFFF"/>
+          <w:sz w:val="16"/>
+        </w:rPr>
+        <w:t xml:space="preserve">BUAT FILE — MODUL 3 TAHAP 6   •   terminal pada root repository   •   BASH</w:t>
+      </w:r>
+    </w:p>
+    <w:p>
+      <w:pPr>
+        <w:pStyle w:val="CodeBlock"/>
+        <w:shd w:fill="1E1E1E"/>
+        <w:pBdr>
+          <w:left w:val="single" w:sz="4" w:space="8" w:color="1E1E1E"/>
+        </w:pBdr>
+      </w:pPr>
+      <w:r>
+        <w:rPr>
+          <w:rFonts w:ascii="Consolas" w:hAnsi="Consolas"/>
+          <w:color w:val="D4D4D4"/>
+          <w:sz w:val="16"/>
+        </w:rPr>
+        <w:t xml:space="preserve">php artisan make:test DatabaseConstraintTest --phpunit</w:t>
+        <w:br/>
+      </w:r>
+      <w:r>
+        <w:rPr>
+          <w:rFonts w:ascii="Consolas" w:hAnsi="Consolas"/>
+          <w:color w:val="6A9955"/>
+          <w:sz w:val="16"/>
+        </w:rPr>
+        <w:t xml:space="preserve">#   INFO Test [tests/Feature/DatabaseConstraintTest.php] created successfully.</w:t>
+        <w:br/>
+      </w:r>
+      <w:r>
+        <w:rPr>
+          <w:rFonts w:ascii="Consolas" w:hAnsi="Consolas"/>
+          <w:color w:val="6A9955"/>
+          <w:sz w:val="16"/>
+        </w:rPr>
+        <w:t xml:space="preserve"># manual (shell)</w:t>
+        <w:br/>
+      </w:r>
+      <w:r>
+        <w:rPr>
+          <w:rFonts w:ascii="Consolas" w:hAnsi="Consolas"/>
+          <w:color w:val="D4D4D4"/>
+          <w:sz w:val="16"/>
+        </w:rPr>
+        <w:t xml:space="preserve">mariadb-dump --no-data -h 127.0.0.1 -u kantin -p kantin &gt; evidence/pertemuan-03/schema-dump.sql</w:t>
+      </w:r>
+    </w:p>
+    <w:p>
+      <w:pPr>
+        <w:pStyle w:val="ListBody"/>
+        <w:numPr>
+          <w:ilvl w:val="0"/>
+          <w:numId w:val="10"/>
+        </w:numPr>
+      </w:pPr>
+      <w:r>
+        <w:rPr>
+          <w:rFonts w:ascii="Consolas" w:hAnsi="Consolas"/>
+          <w:color w:val="C11B12"/>
+          <w:sz w:val="17"/>
+          <w:shd w:fill="ECEFF3"/>
+        </w:rPr>
+        <w:t xml:space="preserve">php artisan make:test DatabaseConstraintTest --phpunit</w:t>
+      </w:r>
+      <w:r>
+        <w:rPr>
+          <w:rFonts w:ascii="Aptos" w:hAnsi="Aptos"/>
+          <w:color w:val="1F2937"/>
+          <w:sz w:val="19"/>
+        </w:rPr>
+        <w:t xml:space="preserve"> — Feature test untuk membuktikan constraint DB nyata (composite FK 1452, unique 1062) di MariaDB. Hasil: </w:t>
+      </w:r>
+      <w:r>
+        <w:rPr>
+          <w:rFonts w:ascii="Consolas" w:hAnsi="Consolas"/>
+          <w:color w:val="C11B12"/>
+          <w:sz w:val="17"/>
+          <w:shd w:fill="ECEFF3"/>
+        </w:rPr>
+        <w:t xml:space="preserve">tests/Feature/DatabaseConstraintTest.php</w:t>
+      </w:r>
+      <w:r>
+        <w:rPr>
+          <w:rFonts w:ascii="Aptos" w:hAnsi="Aptos"/>
+          <w:color w:val="1F2937"/>
+          <w:sz w:val="19"/>
+        </w:rPr>
+        <w:t xml:space="preserve">.</w:t>
+      </w:r>
+    </w:p>
+    <w:p>
+      <w:pPr>
+        <w:pStyle w:val="ListBody"/>
+        <w:numPr>
+          <w:ilvl w:val="0"/>
+          <w:numId w:val="10"/>
+        </w:numPr>
+      </w:pPr>
+      <w:r>
+        <w:rPr>
+          <w:rFonts w:ascii="Aptos" w:hAnsi="Aptos"/>
+          <w:color w:val="1F2937"/>
+          <w:sz w:val="19"/>
+        </w:rPr>
+        <w:t xml:space="preserve">Manual: </w:t>
+      </w:r>
+      <w:r>
+        <w:rPr>
+          <w:rFonts w:ascii="Consolas" w:hAnsi="Consolas"/>
+          <w:color w:val="C11B12"/>
+          <w:sz w:val="17"/>
+          <w:shd w:fill="ECEFF3"/>
+        </w:rPr>
+        <w:t xml:space="preserve">mariadb-dump --no-data -h 127.0.0.1 -u kantin -p kantin &gt; evidence/pertemuan-03/schema-dump.sql</w:t>
+      </w:r>
+      <w:r>
+        <w:rPr>
+          <w:rFonts w:ascii="Aptos" w:hAnsi="Aptos"/>
+          <w:color w:val="1F2937"/>
+          <w:sz w:val="19"/>
+        </w:rPr>
+        <w:t xml:space="preserve"> — Schema dump struktur (tanpa data) dari MariaDB; -p meminta password secara interaktif sehingga tidak tertulis di riwayat shell. Hasil: </w:t>
+      </w:r>
+      <w:r>
+        <w:rPr>
+          <w:rFonts w:ascii="Consolas" w:hAnsi="Consolas"/>
+          <w:color w:val="C11B12"/>
+          <w:sz w:val="17"/>
+          <w:shd w:fill="ECEFF3"/>
+        </w:rPr>
+        <w:t xml:space="preserve">evidence/pertemuan-03/schema-dump.sql</w:t>
+      </w:r>
+      <w:r>
+        <w:rPr>
+          <w:rFonts w:ascii="Aptos" w:hAnsi="Aptos"/>
+          <w:color w:val="1F2937"/>
+          <w:sz w:val="19"/>
+        </w:rPr>
+        <w:t xml:space="preserve">.</w:t>
+      </w:r>
+    </w:p>
+    <w:p>
+      <w:pPr>
         <w:pStyle w:val="TutorialObserve"/>
         <w:shd w:fill="FFF4D6" w:val="clear"/>
         <w:pBdr>
@@ -5075,6 +6568,192 @@
           <w:sz w:val="19"/>
         </w:rPr>
         <w:t>.</w:t>
+      </w:r>
+    </w:p>
+    <w:p>
+      <w:pPr>
+        <w:pStyle w:val="ListBody"/>
+      </w:pPr>
+      <w:r>
+        <w:rPr>
+          <w:rFonts w:ascii="Aptos" w:hAnsi="Aptos"/>
+          <w:color w:val="1F2937"/>
+          <w:sz w:val="19"/>
+        </w:rPr>
+        <w:t xml:space="preserve">Perintah pembuatan berkas tahap ini (diverifikasi pada Laravel 13.25; baris # INFO adalah output nyata). Jalankan dari root repository, lalu isi berkas sesuai langkah di atas.</w:t>
+      </w:r>
+    </w:p>
+    <w:p>
+      <w:pPr>
+        <w:pStyle w:val="CodeHeader"/>
+        <w:shd w:fill="2D2D30"/>
+        <w:pBdr>
+          <w:left w:val="single" w:sz="4" w:space="8" w:color="2D2D30"/>
+        </w:pBdr>
+      </w:pPr>
+      <w:r>
+        <w:rPr>
+          <w:rFonts w:ascii="Consolas" w:hAnsi="Consolas"/>
+          <w:b/>
+          <w:color w:val="FFFFFF"/>
+          <w:sz w:val="16"/>
+        </w:rPr>
+        <w:t xml:space="preserve">BUAT FILE — MODUL 3 TAHAP 7   •   terminal pada root repository   •   BASH</w:t>
+      </w:r>
+    </w:p>
+    <w:p>
+      <w:pPr>
+        <w:pStyle w:val="CodeBlock"/>
+        <w:shd w:fill="1E1E1E"/>
+        <w:pBdr>
+          <w:left w:val="single" w:sz="4" w:space="8" w:color="1E1E1E"/>
+        </w:pBdr>
+      </w:pPr>
+      <w:r>
+        <w:rPr>
+          <w:rFonts w:ascii="Consolas" w:hAnsi="Consolas"/>
+          <w:color w:val="6A9955"/>
+          <w:sz w:val="16"/>
+        </w:rPr>
+        <w:t xml:space="preserve"># manual (shell)</w:t>
+        <w:br/>
+      </w:r>
+      <w:r>
+        <w:rPr>
+          <w:rFonts w:ascii="Consolas" w:hAnsi="Consolas"/>
+          <w:color w:val="D4D4D4"/>
+          <w:sz w:val="16"/>
+        </w:rPr>
+        <w:t xml:space="preserve">mkdir -p evidence/pertemuan-03/test-results</w:t>
+        <w:br/>
+      </w:r>
+      <w:r>
+        <w:rPr>
+          <w:rFonts w:ascii="Consolas" w:hAnsi="Consolas"/>
+          <w:color w:val="D4D4D4"/>
+          <w:sz w:val="16"/>
+        </w:rPr>
+        <w:t xml:space="preserve">touch docs/data-dictionary.md docs/adr/0007-baseline-schema.md</w:t>
+        <w:br/>
+      </w:r>
+      <w:r>
+        <w:rPr>
+          <w:rFonts w:ascii="Consolas" w:hAnsi="Consolas"/>
+          <w:color w:val="D4D4D4"/>
+          <w:sz w:val="16"/>
+        </w:rPr>
+        <w:t xml:space="preserve">touch evidence/pertemuan-03/{quality-gate,stage-checklist,security-verification,database-verification,demo-script,known-issues}.md</w:t>
+        <w:br/>
+      </w:r>
+      <w:r>
+        <w:rPr>
+          <w:rFonts w:ascii="Consolas" w:hAnsi="Consolas"/>
+          <w:color w:val="D4D4D4"/>
+          <w:sz w:val="16"/>
+        </w:rPr>
+        <w:t xml:space="preserve">php artisan test --compact &gt; evidence/pertemuan-03/test-results/phpunit-summary.txt</w:t>
+      </w:r>
+    </w:p>
+    <w:p>
+      <w:pPr>
+        <w:pStyle w:val="ListBody"/>
+        <w:numPr>
+          <w:ilvl w:val="0"/>
+          <w:numId w:val="10"/>
+        </w:numPr>
+      </w:pPr>
+      <w:r>
+        <w:rPr>
+          <w:rFonts w:ascii="Aptos" w:hAnsi="Aptos"/>
+          <w:color w:val="1F2937"/>
+          <w:sz w:val="19"/>
+        </w:rPr>
+        <w:t xml:space="preserve">Manual: </w:t>
+      </w:r>
+      <w:r>
+        <w:rPr>
+          <w:rFonts w:ascii="Consolas" w:hAnsi="Consolas"/>
+          <w:color w:val="C11B12"/>
+          <w:sz w:val="17"/>
+          <w:shd w:fill="ECEFF3"/>
+        </w:rPr>
+        <w:t xml:space="preserve">mkdir -p evidence/pertemuan-03/test-results</w:t>
+      </w:r>
+      <w:r>
+        <w:rPr>
+          <w:rFonts w:ascii="Aptos" w:hAnsi="Aptos"/>
+          <w:color w:val="1F2937"/>
+          <w:sz w:val="19"/>
+        </w:rPr>
+        <w:t xml:space="preserve"> — Data dictionary, ADR skema, dan evidence pertemuan dibuat manual (Markdown). Hasil: </w:t>
+      </w:r>
+      <w:r>
+        <w:rPr>
+          <w:rFonts w:ascii="Consolas" w:hAnsi="Consolas"/>
+          <w:color w:val="C11B12"/>
+          <w:sz w:val="17"/>
+          <w:shd w:fill="ECEFF3"/>
+        </w:rPr>
+        <w:t xml:space="preserve">docs/data-dictionary.md</w:t>
+      </w:r>
+      <w:r>
+        <w:rPr>
+          <w:rFonts w:ascii="Aptos" w:hAnsi="Aptos"/>
+          <w:color w:val="1F2937"/>
+          <w:sz w:val="19"/>
+        </w:rPr>
+        <w:t xml:space="preserve">, </w:t>
+      </w:r>
+      <w:r>
+        <w:rPr>
+          <w:rFonts w:ascii="Consolas" w:hAnsi="Consolas"/>
+          <w:color w:val="C11B12"/>
+          <w:sz w:val="17"/>
+          <w:shd w:fill="ECEFF3"/>
+        </w:rPr>
+        <w:t xml:space="preserve">docs/adr/0007-baseline-schema.md</w:t>
+      </w:r>
+      <w:r>
+        <w:rPr>
+          <w:rFonts w:ascii="Aptos" w:hAnsi="Aptos"/>
+          <w:color w:val="1F2937"/>
+          <w:sz w:val="19"/>
+        </w:rPr>
+        <w:t xml:space="preserve">, </w:t>
+      </w:r>
+      <w:r>
+        <w:rPr>
+          <w:rFonts w:ascii="Consolas" w:hAnsi="Consolas"/>
+          <w:color w:val="C11B12"/>
+          <w:sz w:val="17"/>
+          <w:shd w:fill="ECEFF3"/>
+        </w:rPr>
+        <w:t xml:space="preserve">evidence/pertemuan-03/*.md</w:t>
+      </w:r>
+      <w:r>
+        <w:rPr>
+          <w:rFonts w:ascii="Aptos" w:hAnsi="Aptos"/>
+          <w:color w:val="1F2937"/>
+          <w:sz w:val="19"/>
+        </w:rPr>
+        <w:t xml:space="preserve">, </w:t>
+      </w:r>
+      <w:r>
+        <w:rPr>
+          <w:rFonts w:ascii="Consolas" w:hAnsi="Consolas"/>
+          <w:color w:val="C11B12"/>
+          <w:sz w:val="17"/>
+          <w:shd w:fill="ECEFF3"/>
+        </w:rPr>
+        <w:t xml:space="preserve">evidence/pertemuan-03/test-results/phpunit-summary.txt</w:t>
+      </w:r>
+      <w:r>
+        <w:rPr>
+          <w:rFonts w:ascii="Aptos" w:hAnsi="Aptos"/>
+          <w:color w:val="1F2937"/>
+          <w:sz w:val="19"/>
+        </w:rPr>
+        <w:t xml:space="preserve">.</w:t>
       </w:r>
     </w:p>
     <w:p>

--- a/modul_praktikum/Pertemuan_03_Implementasi_Basis_Data_Migrasi_Model_dan_Seeder.docx
+++ b/modul_praktikum/Pertemuan_03_Implementasi_Basis_Data_Migrasi_Model_dan_Seeder.docx
@@ -87,7 +87,7 @@
           <w:color w:val="0B2545"/>
           <w:sz w:val="21"/>
         </w:rPr>
-        <w:t>14 pertemuan × 6 jam = 84 jam untuk menghasilkan MVP yang dapat didemokan, diuji, dan disiapkan menuju deployment.</w:t>
+        <w:t>14 pertemuan × 3,5 jam efektif di kelas = 49 jam (ditambah tugas mandiri di luar kelas) untuk menghasilkan MVP yang dapat didemokan, diuji, dan disiapkan menuju deployment.</w:t>
       </w:r>
     </w:p>
     <w:tbl>
@@ -554,7 +554,7 @@
                 <w:color w:val="1F2937"/>
                 <w:sz w:val="16"/>
               </w:rPr>
-              <w:t>360 menit (6 jam)</w:t>
+              <w:t>210 menit efektif di kelas (3 jam 30 menit); tugas mandiri di luar kelas hingga 120 menit (2 jam)</w:t>
             </w:r>
           </w:p>
         </w:tc>
@@ -818,7 +818,7 @@
         <w:pStyle w:val="Heading3"/>
       </w:pPr>
       <w:r>
-        <w:t>Pengetahuan Teknis Laravel 13 yang Wajib Dikuasai</w:t>
+        <w:t>Pengetahuan Teknis dan Penjelasan Mandiri (Laravel 13)</w:t>
       </w:r>
     </w:p>
     <w:p>
@@ -927,14 +927,6 @@
       </w:r>
       <w:r>
         <w:t>Factory membentuk state pengujian, sedangkan seeder menyusun dataset demo deterministik. Verifikasi dari database kosong dengan `php artisan migrate:fresh --seed` pada database yang memang aman dihapus [L13-FACT] [L13-SEED].</w:t>
-      </w:r>
-    </w:p>
-    <w:p>
-      <w:pPr>
-        <w:pStyle w:val="Heading3"/>
-      </w:pPr>
-      <w:r>
-        <w:t>Penjelasan Mandiri: Konsep, Cara Kerja, dan Aturan Implementasi</w:t>
       </w:r>
     </w:p>
     <w:p>
@@ -2862,7 +2854,7 @@
           <w:rFonts w:ascii="Aptos Display" w:hAnsi="Aptos Display"/>
           <w:color w:val="1F2937"/>
         </w:rPr>
-        <w:t>Rencana Waktu 6 Jam</w:t>
+        <w:t>Rencana Waktu — 3 Jam 30 Menit Efektif di Kelas</w:t>
       </w:r>
     </w:p>
     <w:tbl>
@@ -3165,7 +3157,7 @@
                 <w:color w:val="1F2937"/>
                 <w:sz w:val="16"/>
               </w:rPr>
-              <w:t>60</w:t>
+              <w:t>30</w:t>
             </w:r>
           </w:p>
         </w:tc>
@@ -3275,7 +3267,7 @@
                 <w:color w:val="1F2937"/>
                 <w:sz w:val="16"/>
               </w:rPr>
-              <w:t>60</w:t>
+              <w:t>30</w:t>
             </w:r>
           </w:p>
         </w:tc>
@@ -3385,7 +3377,7 @@
                 <w:color w:val="1F2937"/>
                 <w:sz w:val="16"/>
               </w:rPr>
-              <w:t>75</w:t>
+              <w:t>30</w:t>
             </w:r>
           </w:p>
         </w:tc>
@@ -3495,7 +3487,7 @@
                 <w:color w:val="1F2937"/>
                 <w:sz w:val="16"/>
               </w:rPr>
-              <w:t>60</w:t>
+              <w:t>30</w:t>
             </w:r>
           </w:p>
         </w:tc>
@@ -3605,7 +3597,7 @@
                 <w:color w:val="1F2937"/>
                 <w:sz w:val="16"/>
               </w:rPr>
-              <w:t>45</w:t>
+              <w:t>30</w:t>
             </w:r>
           </w:p>
         </w:tc>
@@ -3783,7 +3775,7 @@
         <w:rPr>
           <w:rFonts w:ascii="Aptos" w:hAnsi="Aptos"/>
         </w:rPr>
-        <w:t>Total alokasi: 360 menit.</w:t>
+        <w:t>Total efektif di kelas: 210 menit (7 tahap × 30 menit). Tugas mandiri di luar kelas: hingga 120 menit (2 jam) untuk pekerjaan sejenis yang bersifat mengulang — misalnya bila di kelas membuat CRUD untuk 2 tabel, di luar kelas kerjakan CRUD untuk 3 tabel lainnya.</w:t>
       </w:r>
     </w:p>
     <w:p>
@@ -3979,7 +3971,7 @@
           <w:rFonts w:ascii="Aptos Display" w:hAnsi="Aptos Display"/>
           <w:color w:val="FF2D20"/>
         </w:rPr>
-        <w:t>Tahap 2 — Migrasi tenancy dan identitas (60 menit)</w:t>
+        <w:t>Tahap 2 — Migrasi tenancy dan identitas (30 menit)</w:t>
       </w:r>
     </w:p>
     <w:p>
@@ -4364,7 +4356,7 @@
           <w:rFonts w:ascii="Aptos Display" w:hAnsi="Aptos Display"/>
           <w:color w:val="FF2D20"/>
         </w:rPr>
-        <w:t>Tahap 3 — Migrasi meja, katalog, dan komisi (60 menit)</w:t>
+        <w:t>Tahap 3 — Migrasi meja, katalog, dan komisi (30 menit)</w:t>
       </w:r>
     </w:p>
     <w:p>
@@ -4671,7 +4663,7 @@
           <w:rFonts w:ascii="Aptos Display" w:hAnsi="Aptos Display"/>
           <w:color w:val="FF2D20"/>
         </w:rPr>
-        <w:t>Tahap 4 — Migrasi order, payment, ledger, dan outbox (75 menit)</w:t>
+        <w:t>Tahap 4 — Migrasi order, payment, ledger, dan outbox (30 menit)</w:t>
       </w:r>
     </w:p>
     <w:p>
@@ -5030,7 +5022,7 @@
           <w:rFonts w:ascii="Aptos Display" w:hAnsi="Aptos Display"/>
           <w:color w:val="FF2D20"/>
         </w:rPr>
-        <w:t>Tahap 5 — Model, factory, dan seeder (60 menit)</w:t>
+        <w:t>Tahap 5 — Model, factory, dan seeder (30 menit)</w:t>
       </w:r>
     </w:p>
     <w:p>
@@ -6052,7 +6044,7 @@
           <w:rFonts w:ascii="Aptos Display" w:hAnsi="Aptos Display"/>
           <w:color w:val="FF2D20"/>
         </w:rPr>
-        <w:t>Tahap 6 — Verifikasi schema dan query (45 menit)</w:t>
+        <w:t>Tahap 6 — Verifikasi schema dan query (30 menit)</w:t>
       </w:r>
     </w:p>
     <w:p>
@@ -6897,6 +6889,98 @@
           <w:sz w:val="16"/>
         </w:rPr>
         <w:t xml:space="preserve"> run build</w:t>
+      </w:r>
+    </w:p>
+    <w:p>
+      <w:pPr>
+        <w:pStyle w:val="Heading3"/>
+      </w:pPr>
+      <w:r>
+        <w:t xml:space="preserve">Output Nyata Terverifikasi</w:t>
+      </w:r>
+    </w:p>
+    <w:p>
+      <w:pPr>
+        <w:pStyle w:val="ListBody"/>
+      </w:pPr>
+      <w:r>
+        <w:t xml:space="preserve">Migrasi 30 tabel baseline + uji constraint lintas-tenant pada MariaDB nyata.</w:t>
+      </w:r>
+    </w:p>
+    <w:p>
+      <w:pPr>
+        <w:jc w:val="center"/>
+        <w:spacing w:before="80" w:after="40"/>
+      </w:pPr>
+      <w:r>
+        <w:drawing>
+          <wp:inline distT="0" distB="0" distL="0" distR="0">
+            <wp:extent cx="4937760" cy="3005593"/>
+            <wp:effectExtent l="0" t="0" r="0" b="0"/>
+            <wp:docPr id="9031" name="M3 terminal"/>
+            <wp:cNvGraphicFramePr>
+              <a:graphicFrameLocks xmlns:a="http://schemas.openxmlformats.org/drawingml/2006/main" noChangeAspect="1"/>
+            </wp:cNvGraphicFramePr>
+            <a:graphic xmlns:a="http://schemas.openxmlformats.org/drawingml/2006/main">
+              <a:graphicData uri="http://schemas.openxmlformats.org/drawingml/2006/picture">
+                <pic:pic xmlns:pic="http://schemas.openxmlformats.org/drawingml/2006/picture">
+                  <pic:nvPicPr>
+                    <pic:cNvPr id="9031" name="M3 terminal"/>
+                    <pic:cNvPicPr/>
+                  </pic:nvPicPr>
+                  <pic:blipFill>
+                    <a:blip r:embed="rId903"/>
+                    <a:stretch>
+                      <a:fillRect/>
+                    </a:stretch>
+                  </pic:blipFill>
+                  <pic:spPr>
+                    <a:xfrm>
+                      <a:off x="0" y="0"/>
+                      <a:ext cx="4937760" cy="3005593"/>
+                    </a:xfrm>
+                    <a:prstGeom prst="rect">
+                      <a:avLst/>
+                    </a:prstGeom>
+                  </pic:spPr>
+                </pic:pic>
+              </a:graphicData>
+            </a:graphic>
+          </wp:inline>
+        </w:drawing>
+      </w:r>
+    </w:p>
+    <w:p>
+      <w:pPr>
+        <w:jc w:val="center"/>
+        <w:spacing w:after="160"/>
+      </w:pPr>
+      <w:r>
+        <w:rPr>
+          <w:i/>
+          <w:color w:val="6B7280"/>
+          <w:sz w:val="16"/>
+        </w:rPr>
+        <w:t xml:space="preserve">Gambar M3. migrate:fresh --seed dan 6 uji constraint (composite FK) hijau.</w:t>
+      </w:r>
+    </w:p>
+    <w:p>
+      <w:pPr>
+        <w:pStyle w:val="CodeBlock"/>
+        <w:shd w:fill="1E1E1E"/>
+        <w:pBdr>
+          <w:left w:val="single" w:sz="4" w:space="8" w:color="1E1E1E"/>
+        </w:pBdr>
+      </w:pPr>
+      <w:r>
+        <w:rPr>
+          <w:rFonts w:ascii="Consolas" w:hAnsi="Consolas"/>
+          <w:color w:val="D4D4D4"/>
+          <w:sz w:val="16"/>
+        </w:rPr>
+        <w:t xml:space="preserve">-- INSERT modifier_option milik tenant lain:</w:t>
+        <w:br/>
+        <w:t xml:space="preserve">ERROR 1452: foreign key constraint fails (tenant_id, group_id)</w:t>
       </w:r>
     </w:p>
     <w:p>

--- a/modul_praktikum/Pertemuan_03_Implementasi_Basis_Data_Migrasi_Model_dan_Seeder.docx
+++ b/modul_praktikum/Pertemuan_03_Implementasi_Basis_Data_Migrasi_Model_dan_Seeder.docx
@@ -994,1646 +994,1118 @@
     <w:p>
       <w:pPr>
         <w:pStyle w:val="CodeHeader"/>
-        <w:shd w:fill="2D2D30"/>
         <w:keepNext/>
         <w:pBdr>
-          <w:left w:val="single" w:sz="4" w:space="8" w:color="2D2D30"/>
+          <w:left w:val="single" w:sz="12" w:space="8" w:color="B8DDE0"/>
         </w:pBdr>
+        <w:shd w:val="clear" w:color="auto" w:fill="E4EAED"/>
       </w:pPr>
       <w:r>
-        <w:t>LANDASAN TEKNIS — database/migrations/...create_catalog_tables.php   •   PHP</w:t>
+        <w:rPr>
+          <w:rFonts w:ascii="Consolas" w:hAnsi="Consolas"/>
+          <w:b/>
+          <w:color w:val="262626"/>
+          <w:sz w:val="16"/>
+        </w:rPr>
+        <w:t xml:space="preserve">LANDASAN TEKNIS — database/migrations/...create_catalog_tables.php   •   PHP</w:t>
       </w:r>
     </w:p>
     <w:p>
       <w:pPr>
         <w:pStyle w:val="CodeBlock"/>
-        <w:shd w:fill="1E1E1E"/>
         <w:keepLines/>
         <w:pBdr>
-          <w:left w:val="single" w:sz="4" w:space="8" w:color="1E1E1E"/>
+          <w:left w:val="single" w:sz="12" w:space="8" w:color="B8DDE0"/>
         </w:pBdr>
+        <w:shd w:val="clear" w:color="auto" w:fill="F2F3F7"/>
       </w:pPr>
       <w:r>
         <w:rPr>
-          <w:rFonts w:ascii="Consolas" w:hAnsi="Consolas" w:eastAsia="Consolas"/>
-          <w:color w:val="4EC9B0"/>
-          <w:sz w:val="16"/>
-        </w:rPr>
-        <w:t>Schema</w:t>
-      </w:r>
-      <w:r>
-        <w:rPr>
-          <w:rFonts w:ascii="Consolas" w:hAnsi="Consolas" w:eastAsia="Consolas"/>
-          <w:color w:val="D4D4D4"/>
-          <w:sz w:val="16"/>
-        </w:rPr>
-        <w:t>:</w:t>
-      </w:r>
-      <w:r>
-        <w:rPr>
-          <w:rFonts w:ascii="Consolas" w:hAnsi="Consolas" w:eastAsia="Consolas"/>
-          <w:color w:val="D4D4D4"/>
-          <w:sz w:val="16"/>
-        </w:rPr>
-        <w:t>:</w:t>
-      </w:r>
-      <w:r>
-        <w:rPr>
-          <w:rFonts w:ascii="Consolas" w:hAnsi="Consolas" w:eastAsia="Consolas"/>
-          <w:color w:val="DCDCAA"/>
-          <w:sz w:val="16"/>
-        </w:rPr>
-        <w:t>create</w:t>
-      </w:r>
-      <w:r>
-        <w:rPr>
-          <w:rFonts w:ascii="Consolas" w:hAnsi="Consolas" w:eastAsia="Consolas"/>
-          <w:color w:val="D4D4D4"/>
-          <w:sz w:val="16"/>
-        </w:rPr>
-        <w:t>(</w:t>
-      </w:r>
-      <w:r>
-        <w:rPr>
-          <w:rFonts w:ascii="Consolas" w:hAnsi="Consolas" w:eastAsia="Consolas"/>
-          <w:color w:val="CE9178"/>
-          <w:sz w:val="16"/>
-        </w:rPr>
-        <w:t>'menus'</w:t>
-      </w:r>
-      <w:r>
-        <w:rPr>
-          <w:rFonts w:ascii="Consolas" w:hAnsi="Consolas" w:eastAsia="Consolas"/>
-          <w:color w:val="D4D4D4"/>
-          <w:sz w:val="16"/>
-        </w:rPr>
-        <w:t>,</w:t>
-      </w:r>
-      <w:r>
-        <w:rPr>
-          <w:rFonts w:ascii="Consolas" w:hAnsi="Consolas" w:eastAsia="Consolas"/>
-          <w:color w:val="D4D4D4"/>
+          <w:rFonts w:ascii="Consolas" w:hAnsi="Consolas"/>
+          <w:color w:val="267F99"/>
+          <w:sz w:val="16"/>
+        </w:rPr>
+        <w:t xml:space="preserve">Schema</w:t>
+      </w:r>
+      <w:r>
+        <w:rPr>
+          <w:rFonts w:ascii="Consolas" w:hAnsi="Consolas"/>
+          <w:color w:val="262626"/>
+          <w:sz w:val="16"/>
+        </w:rPr>
+        <w:t xml:space="preserve">::</w:t>
+      </w:r>
+      <w:r>
+        <w:rPr>
+          <w:rFonts w:ascii="Consolas" w:hAnsi="Consolas"/>
+          <w:color w:val="795E26"/>
+          <w:sz w:val="16"/>
+        </w:rPr>
+        <w:t xml:space="preserve">create</w:t>
+      </w:r>
+      <w:r>
+        <w:rPr>
+          <w:rFonts w:ascii="Consolas" w:hAnsi="Consolas"/>
+          <w:color w:val="262626"/>
+          <w:sz w:val="16"/>
+        </w:rPr>
+        <w:t xml:space="preserve">(</w:t>
+      </w:r>
+      <w:r>
+        <w:rPr>
+          <w:rFonts w:ascii="Consolas" w:hAnsi="Consolas"/>
+          <w:color w:val="00733B"/>
+          <w:sz w:val="16"/>
+        </w:rPr>
+        <w:t xml:space="preserve">'menus'</w:t>
+      </w:r>
+      <w:r>
+        <w:rPr>
+          <w:rFonts w:ascii="Consolas" w:hAnsi="Consolas"/>
+          <w:color w:val="262626"/>
+          <w:sz w:val="16"/>
+        </w:rPr>
+        <w:t xml:space="preserve">, </w:t>
+      </w:r>
+      <w:r>
+        <w:rPr>
+          <w:rFonts w:ascii="Consolas" w:hAnsi="Consolas"/>
+          <w:b/>
+          <w:color w:val="000080"/>
+          <w:sz w:val="16"/>
+        </w:rPr>
+        <w:t xml:space="preserve">function</w:t>
+      </w:r>
+      <w:r>
+        <w:rPr>
+          <w:rFonts w:ascii="Consolas" w:hAnsi="Consolas"/>
+          <w:color w:val="262626"/>
+          <w:sz w:val="16"/>
+        </w:rPr>
+        <w:t xml:space="preserve"> (</w:t>
+      </w:r>
+      <w:r>
+        <w:rPr>
+          <w:rFonts w:ascii="Consolas" w:hAnsi="Consolas"/>
+          <w:color w:val="267F99"/>
+          <w:sz w:val="16"/>
+        </w:rPr>
+        <w:t xml:space="preserve">Blueprint</w:t>
+      </w:r>
+      <w:r>
+        <w:rPr>
+          <w:rFonts w:ascii="Consolas" w:hAnsi="Consolas"/>
+          <w:color w:val="262626"/>
           <w:sz w:val="16"/>
         </w:rPr>
         <w:t xml:space="preserve"> </w:t>
       </w:r>
       <w:r>
         <w:rPr>
-          <w:rFonts w:ascii="Consolas" w:hAnsi="Consolas" w:eastAsia="Consolas"/>
-          <w:color w:val="569CD6"/>
-          <w:sz w:val="16"/>
-        </w:rPr>
-        <w:t>function</w:t>
-      </w:r>
-      <w:r>
-        <w:rPr>
-          <w:rFonts w:ascii="Consolas" w:hAnsi="Consolas" w:eastAsia="Consolas"/>
-          <w:color w:val="D4D4D4"/>
+          <w:rFonts w:ascii="Consolas" w:hAnsi="Consolas"/>
+          <w:color w:val="660E7A"/>
+          <w:sz w:val="16"/>
+        </w:rPr>
+        <w:t xml:space="preserve">$table</w:t>
+      </w:r>
+      <w:r>
+        <w:rPr>
+          <w:rFonts w:ascii="Consolas" w:hAnsi="Consolas"/>
+          <w:color w:val="262626"/>
+          <w:sz w:val="16"/>
+        </w:rPr>
+        <w:t xml:space="preserve">): </w:t>
+      </w:r>
+      <w:r>
+        <w:rPr>
+          <w:rFonts w:ascii="Consolas" w:hAnsi="Consolas"/>
+          <w:b/>
+          <w:color w:val="000080"/>
+          <w:sz w:val="16"/>
+        </w:rPr>
+        <w:t xml:space="preserve">void</w:t>
+      </w:r>
+      <w:r>
+        <w:rPr>
+          <w:rFonts w:ascii="Consolas" w:hAnsi="Consolas"/>
+          <w:color w:val="262626"/>
+          <w:sz w:val="16"/>
+        </w:rPr>
+        <w:t xml:space="preserve"> {</w:t>
+      </w:r>
+      <w:r>
+        <w:br/>
+      </w:r>
+      <w:r>
+        <w:rPr>
+          <w:rFonts w:ascii="Consolas" w:hAnsi="Consolas"/>
+          <w:color w:val="262626"/>
+          <w:sz w:val="16"/>
+        </w:rPr>
+        <w:t xml:space="preserve">    </w:t>
+      </w:r>
+      <w:r>
+        <w:rPr>
+          <w:rFonts w:ascii="Consolas" w:hAnsi="Consolas"/>
+          <w:color w:val="660E7A"/>
+          <w:sz w:val="16"/>
+        </w:rPr>
+        <w:t xml:space="preserve">$table</w:t>
+      </w:r>
+      <w:r>
+        <w:rPr>
+          <w:rFonts w:ascii="Consolas" w:hAnsi="Consolas"/>
+          <w:color w:val="262626"/>
+          <w:sz w:val="16"/>
+        </w:rPr>
+        <w:t xml:space="preserve">-&gt;</w:t>
+      </w:r>
+      <w:r>
+        <w:rPr>
+          <w:rFonts w:ascii="Consolas" w:hAnsi="Consolas"/>
+          <w:color w:val="795E26"/>
+          <w:sz w:val="16"/>
+        </w:rPr>
+        <w:t xml:space="preserve">id</w:t>
+      </w:r>
+      <w:r>
+        <w:rPr>
+          <w:rFonts w:ascii="Consolas" w:hAnsi="Consolas"/>
+          <w:color w:val="262626"/>
+          <w:sz w:val="16"/>
+        </w:rPr>
+        <w:t xml:space="preserve">();</w:t>
+      </w:r>
+      <w:r>
+        <w:br/>
+      </w:r>
+      <w:r>
+        <w:rPr>
+          <w:rFonts w:ascii="Consolas" w:hAnsi="Consolas"/>
+          <w:color w:val="262626"/>
+          <w:sz w:val="16"/>
+        </w:rPr>
+        <w:t xml:space="preserve">    </w:t>
+      </w:r>
+      <w:r>
+        <w:rPr>
+          <w:rFonts w:ascii="Consolas" w:hAnsi="Consolas"/>
+          <w:color w:val="660E7A"/>
+          <w:sz w:val="16"/>
+        </w:rPr>
+        <w:t xml:space="preserve">$table</w:t>
+      </w:r>
+      <w:r>
+        <w:rPr>
+          <w:rFonts w:ascii="Consolas" w:hAnsi="Consolas"/>
+          <w:color w:val="262626"/>
+          <w:sz w:val="16"/>
+        </w:rPr>
+        <w:t xml:space="preserve">-&gt;</w:t>
+      </w:r>
+      <w:r>
+        <w:rPr>
+          <w:rFonts w:ascii="Consolas" w:hAnsi="Consolas"/>
+          <w:color w:val="795E26"/>
+          <w:sz w:val="16"/>
+        </w:rPr>
+        <w:t xml:space="preserve">foreignId</w:t>
+      </w:r>
+      <w:r>
+        <w:rPr>
+          <w:rFonts w:ascii="Consolas" w:hAnsi="Consolas"/>
+          <w:color w:val="262626"/>
+          <w:sz w:val="16"/>
+        </w:rPr>
+        <w:t xml:space="preserve">(</w:t>
+      </w:r>
+      <w:r>
+        <w:rPr>
+          <w:rFonts w:ascii="Consolas" w:hAnsi="Consolas"/>
+          <w:color w:val="00733B"/>
+          <w:sz w:val="16"/>
+        </w:rPr>
+        <w:t xml:space="preserve">'tenant_id'</w:t>
+      </w:r>
+      <w:r>
+        <w:rPr>
+          <w:rFonts w:ascii="Consolas" w:hAnsi="Consolas"/>
+          <w:color w:val="262626"/>
+          <w:sz w:val="16"/>
+        </w:rPr>
+        <w:t xml:space="preserve">)-&gt;</w:t>
+      </w:r>
+      <w:r>
+        <w:rPr>
+          <w:rFonts w:ascii="Consolas" w:hAnsi="Consolas"/>
+          <w:color w:val="795E26"/>
+          <w:sz w:val="16"/>
+        </w:rPr>
+        <w:t xml:space="preserve">constrained</w:t>
+      </w:r>
+      <w:r>
+        <w:rPr>
+          <w:rFonts w:ascii="Consolas" w:hAnsi="Consolas"/>
+          <w:color w:val="262626"/>
+          <w:sz w:val="16"/>
+        </w:rPr>
+        <w:t xml:space="preserve">()-&gt;</w:t>
+      </w:r>
+      <w:r>
+        <w:rPr>
+          <w:rFonts w:ascii="Consolas" w:hAnsi="Consolas"/>
+          <w:color w:val="795E26"/>
+          <w:sz w:val="16"/>
+        </w:rPr>
+        <w:t xml:space="preserve">restrictOnDelete</w:t>
+      </w:r>
+      <w:r>
+        <w:rPr>
+          <w:rFonts w:ascii="Consolas" w:hAnsi="Consolas"/>
+          <w:color w:val="262626"/>
+          <w:sz w:val="16"/>
+        </w:rPr>
+        <w:t xml:space="preserve">();</w:t>
+      </w:r>
+      <w:r>
+        <w:br/>
+      </w:r>
+      <w:r>
+        <w:rPr>
+          <w:rFonts w:ascii="Consolas" w:hAnsi="Consolas"/>
+          <w:color w:val="262626"/>
+          <w:sz w:val="16"/>
+        </w:rPr>
+        <w:t xml:space="preserve">    </w:t>
+      </w:r>
+      <w:r>
+        <w:rPr>
+          <w:rFonts w:ascii="Consolas" w:hAnsi="Consolas"/>
+          <w:color w:val="660E7A"/>
+          <w:sz w:val="16"/>
+        </w:rPr>
+        <w:t xml:space="preserve">$table</w:t>
+      </w:r>
+      <w:r>
+        <w:rPr>
+          <w:rFonts w:ascii="Consolas" w:hAnsi="Consolas"/>
+          <w:color w:val="262626"/>
+          <w:sz w:val="16"/>
+        </w:rPr>
+        <w:t xml:space="preserve">-&gt;</w:t>
+      </w:r>
+      <w:r>
+        <w:rPr>
+          <w:rFonts w:ascii="Consolas" w:hAnsi="Consolas"/>
+          <w:color w:val="795E26"/>
+          <w:sz w:val="16"/>
+        </w:rPr>
+        <w:t xml:space="preserve">string</w:t>
+      </w:r>
+      <w:r>
+        <w:rPr>
+          <w:rFonts w:ascii="Consolas" w:hAnsi="Consolas"/>
+          <w:color w:val="262626"/>
+          <w:sz w:val="16"/>
+        </w:rPr>
+        <w:t xml:space="preserve">(</w:t>
+      </w:r>
+      <w:r>
+        <w:rPr>
+          <w:rFonts w:ascii="Consolas" w:hAnsi="Consolas"/>
+          <w:color w:val="00733B"/>
+          <w:sz w:val="16"/>
+        </w:rPr>
+        <w:t xml:space="preserve">'name'</w:t>
+      </w:r>
+      <w:r>
+        <w:rPr>
+          <w:rFonts w:ascii="Consolas" w:hAnsi="Consolas"/>
+          <w:color w:val="262626"/>
+          <w:sz w:val="16"/>
+        </w:rPr>
+        <w:t xml:space="preserve">, </w:t>
+      </w:r>
+      <w:r>
+        <w:rPr>
+          <w:rFonts w:ascii="Consolas" w:hAnsi="Consolas"/>
+          <w:color w:val="0073E6"/>
+          <w:sz w:val="16"/>
+        </w:rPr>
+        <w:t xml:space="preserve">120</w:t>
+      </w:r>
+      <w:r>
+        <w:rPr>
+          <w:rFonts w:ascii="Consolas" w:hAnsi="Consolas"/>
+          <w:color w:val="262626"/>
+          <w:sz w:val="16"/>
+        </w:rPr>
+        <w:t xml:space="preserve">);</w:t>
+      </w:r>
+      <w:r>
+        <w:br/>
+      </w:r>
+      <w:r>
+        <w:rPr>
+          <w:rFonts w:ascii="Consolas" w:hAnsi="Consolas"/>
+          <w:color w:val="262626"/>
+          <w:sz w:val="16"/>
+        </w:rPr>
+        <w:t xml:space="preserve">    </w:t>
+      </w:r>
+      <w:r>
+        <w:rPr>
+          <w:rFonts w:ascii="Consolas" w:hAnsi="Consolas"/>
+          <w:color w:val="660E7A"/>
+          <w:sz w:val="16"/>
+        </w:rPr>
+        <w:t xml:space="preserve">$table</w:t>
+      </w:r>
+      <w:r>
+        <w:rPr>
+          <w:rFonts w:ascii="Consolas" w:hAnsi="Consolas"/>
+          <w:color w:val="262626"/>
+          <w:sz w:val="16"/>
+        </w:rPr>
+        <w:t xml:space="preserve">-&gt;</w:t>
+      </w:r>
+      <w:r>
+        <w:rPr>
+          <w:rFonts w:ascii="Consolas" w:hAnsi="Consolas"/>
+          <w:color w:val="795E26"/>
+          <w:sz w:val="16"/>
+        </w:rPr>
+        <w:t xml:space="preserve">unsignedBigInteger</w:t>
+      </w:r>
+      <w:r>
+        <w:rPr>
+          <w:rFonts w:ascii="Consolas" w:hAnsi="Consolas"/>
+          <w:color w:val="262626"/>
+          <w:sz w:val="16"/>
+        </w:rPr>
+        <w:t xml:space="preserve">(</w:t>
+      </w:r>
+      <w:r>
+        <w:rPr>
+          <w:rFonts w:ascii="Consolas" w:hAnsi="Consolas"/>
+          <w:color w:val="00733B"/>
+          <w:sz w:val="16"/>
+        </w:rPr>
+        <w:t xml:space="preserve">'price_amount'</w:t>
+      </w:r>
+      <w:r>
+        <w:rPr>
+          <w:rFonts w:ascii="Consolas" w:hAnsi="Consolas"/>
+          <w:color w:val="262626"/>
+          <w:sz w:val="16"/>
+        </w:rPr>
+        <w:t xml:space="preserve">);</w:t>
+      </w:r>
+      <w:r>
+        <w:br/>
+      </w:r>
+      <w:r>
+        <w:rPr>
+          <w:rFonts w:ascii="Consolas" w:hAnsi="Consolas"/>
+          <w:color w:val="262626"/>
+          <w:sz w:val="16"/>
+        </w:rPr>
+        <w:t xml:space="preserve">    </w:t>
+      </w:r>
+      <w:r>
+        <w:rPr>
+          <w:rFonts w:ascii="Consolas" w:hAnsi="Consolas"/>
+          <w:color w:val="660E7A"/>
+          <w:sz w:val="16"/>
+        </w:rPr>
+        <w:t xml:space="preserve">$table</w:t>
+      </w:r>
+      <w:r>
+        <w:rPr>
+          <w:rFonts w:ascii="Consolas" w:hAnsi="Consolas"/>
+          <w:color w:val="262626"/>
+          <w:sz w:val="16"/>
+        </w:rPr>
+        <w:t xml:space="preserve">-&gt;</w:t>
+      </w:r>
+      <w:r>
+        <w:rPr>
+          <w:rFonts w:ascii="Consolas" w:hAnsi="Consolas"/>
+          <w:color w:val="795E26"/>
+          <w:sz w:val="16"/>
+        </w:rPr>
+        <w:t xml:space="preserve">boolean</w:t>
+      </w:r>
+      <w:r>
+        <w:rPr>
+          <w:rFonts w:ascii="Consolas" w:hAnsi="Consolas"/>
+          <w:color w:val="262626"/>
+          <w:sz w:val="16"/>
+        </w:rPr>
+        <w:t xml:space="preserve">(</w:t>
+      </w:r>
+      <w:r>
+        <w:rPr>
+          <w:rFonts w:ascii="Consolas" w:hAnsi="Consolas"/>
+          <w:color w:val="00733B"/>
+          <w:sz w:val="16"/>
+        </w:rPr>
+        <w:t xml:space="preserve">'is_available'</w:t>
+      </w:r>
+      <w:r>
+        <w:rPr>
+          <w:rFonts w:ascii="Consolas" w:hAnsi="Consolas"/>
+          <w:color w:val="262626"/>
+          <w:sz w:val="16"/>
+        </w:rPr>
+        <w:t xml:space="preserve">)-&gt;</w:t>
+      </w:r>
+      <w:r>
+        <w:rPr>
+          <w:rFonts w:ascii="Consolas" w:hAnsi="Consolas"/>
+          <w:color w:val="795E26"/>
+          <w:sz w:val="16"/>
+        </w:rPr>
+        <w:t xml:space="preserve">default</w:t>
+      </w:r>
+      <w:r>
+        <w:rPr>
+          <w:rFonts w:ascii="Consolas" w:hAnsi="Consolas"/>
+          <w:color w:val="262626"/>
+          <w:sz w:val="16"/>
+        </w:rPr>
+        <w:t xml:space="preserve">(</w:t>
+      </w:r>
+      <w:r>
+        <w:rPr>
+          <w:rFonts w:ascii="Consolas" w:hAnsi="Consolas"/>
+          <w:b/>
+          <w:color w:val="000080"/>
+          <w:sz w:val="16"/>
+        </w:rPr>
+        <w:t xml:space="preserve">true</w:t>
+      </w:r>
+      <w:r>
+        <w:rPr>
+          <w:rFonts w:ascii="Consolas" w:hAnsi="Consolas"/>
+          <w:color w:val="262626"/>
+          <w:sz w:val="16"/>
+        </w:rPr>
+        <w:t xml:space="preserve">);</w:t>
+      </w:r>
+      <w:r>
+        <w:br/>
+      </w:r>
+      <w:r>
+        <w:rPr>
+          <w:rFonts w:ascii="Consolas" w:hAnsi="Consolas"/>
+          <w:color w:val="262626"/>
+          <w:sz w:val="16"/>
+        </w:rPr>
+        <w:t xml:space="preserve">    </w:t>
+      </w:r>
+      <w:r>
+        <w:rPr>
+          <w:rFonts w:ascii="Consolas" w:hAnsi="Consolas"/>
+          <w:color w:val="660E7A"/>
+          <w:sz w:val="16"/>
+        </w:rPr>
+        <w:t xml:space="preserve">$table</w:t>
+      </w:r>
+      <w:r>
+        <w:rPr>
+          <w:rFonts w:ascii="Consolas" w:hAnsi="Consolas"/>
+          <w:color w:val="262626"/>
+          <w:sz w:val="16"/>
+        </w:rPr>
+        <w:t xml:space="preserve">-&gt;</w:t>
+      </w:r>
+      <w:r>
+        <w:rPr>
+          <w:rFonts w:ascii="Consolas" w:hAnsi="Consolas"/>
+          <w:color w:val="795E26"/>
+          <w:sz w:val="16"/>
+        </w:rPr>
+        <w:t xml:space="preserve">unique</w:t>
+      </w:r>
+      <w:r>
+        <w:rPr>
+          <w:rFonts w:ascii="Consolas" w:hAnsi="Consolas"/>
+          <w:color w:val="262626"/>
+          <w:sz w:val="16"/>
+        </w:rPr>
+        <w:t xml:space="preserve">([</w:t>
+      </w:r>
+      <w:r>
+        <w:rPr>
+          <w:rFonts w:ascii="Consolas" w:hAnsi="Consolas"/>
+          <w:color w:val="00733B"/>
+          <w:sz w:val="16"/>
+        </w:rPr>
+        <w:t xml:space="preserve">'tenant_id'</w:t>
+      </w:r>
+      <w:r>
+        <w:rPr>
+          <w:rFonts w:ascii="Consolas" w:hAnsi="Consolas"/>
+          <w:color w:val="262626"/>
+          <w:sz w:val="16"/>
+        </w:rPr>
+        <w:t xml:space="preserve">, </w:t>
+      </w:r>
+      <w:r>
+        <w:rPr>
+          <w:rFonts w:ascii="Consolas" w:hAnsi="Consolas"/>
+          <w:color w:val="00733B"/>
+          <w:sz w:val="16"/>
+        </w:rPr>
+        <w:t xml:space="preserve">'id'</w:t>
+      </w:r>
+      <w:r>
+        <w:rPr>
+          <w:rFonts w:ascii="Consolas" w:hAnsi="Consolas"/>
+          <w:color w:val="262626"/>
+          <w:sz w:val="16"/>
+        </w:rPr>
+        <w:t xml:space="preserve">]);</w:t>
+      </w:r>
+      <w:r>
+        <w:br/>
+      </w:r>
+      <w:r>
+        <w:rPr>
+          <w:rFonts w:ascii="Consolas" w:hAnsi="Consolas"/>
+          <w:color w:val="262626"/>
+          <w:sz w:val="16"/>
+        </w:rPr>
+        <w:t xml:space="preserve">});</w:t>
+      </w:r>
+      <w:r>
+        <w:br/>
+      </w:r>
+      <w:r>
+        <w:br/>
+      </w:r>
+      <w:r>
+        <w:rPr>
+          <w:rFonts w:ascii="Consolas" w:hAnsi="Consolas"/>
+          <w:color w:val="267F99"/>
+          <w:sz w:val="16"/>
+        </w:rPr>
+        <w:t xml:space="preserve">Schema</w:t>
+      </w:r>
+      <w:r>
+        <w:rPr>
+          <w:rFonts w:ascii="Consolas" w:hAnsi="Consolas"/>
+          <w:color w:val="262626"/>
+          <w:sz w:val="16"/>
+        </w:rPr>
+        <w:t xml:space="preserve">::</w:t>
+      </w:r>
+      <w:r>
+        <w:rPr>
+          <w:rFonts w:ascii="Consolas" w:hAnsi="Consolas"/>
+          <w:color w:val="795E26"/>
+          <w:sz w:val="16"/>
+        </w:rPr>
+        <w:t xml:space="preserve">create</w:t>
+      </w:r>
+      <w:r>
+        <w:rPr>
+          <w:rFonts w:ascii="Consolas" w:hAnsi="Consolas"/>
+          <w:color w:val="262626"/>
+          <w:sz w:val="16"/>
+        </w:rPr>
+        <w:t xml:space="preserve">(</w:t>
+      </w:r>
+      <w:r>
+        <w:rPr>
+          <w:rFonts w:ascii="Consolas" w:hAnsi="Consolas"/>
+          <w:color w:val="00733B"/>
+          <w:sz w:val="16"/>
+        </w:rPr>
+        <w:t xml:space="preserve">'order_items'</w:t>
+      </w:r>
+      <w:r>
+        <w:rPr>
+          <w:rFonts w:ascii="Consolas" w:hAnsi="Consolas"/>
+          <w:color w:val="262626"/>
+          <w:sz w:val="16"/>
+        </w:rPr>
+        <w:t xml:space="preserve">, </w:t>
+      </w:r>
+      <w:r>
+        <w:rPr>
+          <w:rFonts w:ascii="Consolas" w:hAnsi="Consolas"/>
+          <w:b/>
+          <w:color w:val="000080"/>
+          <w:sz w:val="16"/>
+        </w:rPr>
+        <w:t xml:space="preserve">function</w:t>
+      </w:r>
+      <w:r>
+        <w:rPr>
+          <w:rFonts w:ascii="Consolas" w:hAnsi="Consolas"/>
+          <w:color w:val="262626"/>
+          <w:sz w:val="16"/>
+        </w:rPr>
+        <w:t xml:space="preserve"> (</w:t>
+      </w:r>
+      <w:r>
+        <w:rPr>
+          <w:rFonts w:ascii="Consolas" w:hAnsi="Consolas"/>
+          <w:color w:val="267F99"/>
+          <w:sz w:val="16"/>
+        </w:rPr>
+        <w:t xml:space="preserve">Blueprint</w:t>
+      </w:r>
+      <w:r>
+        <w:rPr>
+          <w:rFonts w:ascii="Consolas" w:hAnsi="Consolas"/>
+          <w:color w:val="262626"/>
           <w:sz w:val="16"/>
         </w:rPr>
         <w:t xml:space="preserve"> </w:t>
       </w:r>
       <w:r>
         <w:rPr>
-          <w:rFonts w:ascii="Consolas" w:hAnsi="Consolas" w:eastAsia="Consolas"/>
-          <w:color w:val="D4D4D4"/>
-          <w:sz w:val="16"/>
-        </w:rPr>
-        <w:t>(</w:t>
-      </w:r>
-      <w:r>
-        <w:rPr>
-          <w:rFonts w:ascii="Consolas" w:hAnsi="Consolas" w:eastAsia="Consolas"/>
-          <w:color w:val="4EC9B0"/>
-          <w:sz w:val="16"/>
-        </w:rPr>
-        <w:t>Blueprint</w:t>
-      </w:r>
-      <w:r>
-        <w:rPr>
-          <w:rFonts w:ascii="Consolas" w:hAnsi="Consolas" w:eastAsia="Consolas"/>
-          <w:color w:val="D4D4D4"/>
-          <w:sz w:val="16"/>
-        </w:rPr>
-        <w:t xml:space="preserve"> </w:t>
-      </w:r>
-      <w:r>
-        <w:rPr>
-          <w:rFonts w:ascii="Consolas" w:hAnsi="Consolas" w:eastAsia="Consolas"/>
-          <w:color w:val="9CDCFE"/>
-          <w:sz w:val="16"/>
-        </w:rPr>
-        <w:t>$table</w:t>
-      </w:r>
-      <w:r>
-        <w:rPr>
-          <w:rFonts w:ascii="Consolas" w:hAnsi="Consolas" w:eastAsia="Consolas"/>
-          <w:color w:val="D4D4D4"/>
-          <w:sz w:val="16"/>
-        </w:rPr>
-        <w:t>)</w:t>
-      </w:r>
-      <w:r>
-        <w:rPr>
-          <w:rFonts w:ascii="Consolas" w:hAnsi="Consolas" w:eastAsia="Consolas"/>
-          <w:color w:val="D4D4D4"/>
-          <w:sz w:val="16"/>
-        </w:rPr>
-        <w:t>:</w:t>
-      </w:r>
-      <w:r>
-        <w:rPr>
-          <w:rFonts w:ascii="Consolas" w:hAnsi="Consolas" w:eastAsia="Consolas"/>
-          <w:color w:val="D4D4D4"/>
-          <w:sz w:val="16"/>
-        </w:rPr>
-        <w:t xml:space="preserve"> </w:t>
-      </w:r>
-      <w:r>
-        <w:rPr>
-          <w:rFonts w:ascii="Consolas" w:hAnsi="Consolas" w:eastAsia="Consolas"/>
-          <w:color w:val="569CD6"/>
-          <w:sz w:val="16"/>
-        </w:rPr>
-        <w:t>void</w:t>
-      </w:r>
-      <w:r>
-        <w:rPr>
-          <w:rFonts w:ascii="Consolas" w:hAnsi="Consolas" w:eastAsia="Consolas"/>
-          <w:color w:val="D4D4D4"/>
-          <w:sz w:val="16"/>
-        </w:rPr>
-        <w:t xml:space="preserve"> </w:t>
-      </w:r>
-      <w:r>
-        <w:rPr>
-          <w:rFonts w:ascii="Consolas" w:hAnsi="Consolas" w:eastAsia="Consolas"/>
-          <w:color w:val="D4D4D4"/>
-          <w:sz w:val="16"/>
-        </w:rPr>
-        <w:t>{</w:t>
-      </w:r>
-      <w:r>
-        <w:rPr>
-          <w:rFonts w:ascii="Consolas" w:hAnsi="Consolas" w:eastAsia="Consolas"/>
-          <w:color w:val="D4D4D4"/>
-          <w:sz w:val="16"/>
-        </w:rPr>
+          <w:rFonts w:ascii="Consolas" w:hAnsi="Consolas"/>
+          <w:color w:val="660E7A"/>
+          <w:sz w:val="16"/>
+        </w:rPr>
+        <w:t xml:space="preserve">$table</w:t>
+      </w:r>
+      <w:r>
+        <w:rPr>
+          <w:rFonts w:ascii="Consolas" w:hAnsi="Consolas"/>
+          <w:color w:val="262626"/>
+          <w:sz w:val="16"/>
+        </w:rPr>
+        <w:t xml:space="preserve">): </w:t>
+      </w:r>
+      <w:r>
+        <w:rPr>
+          <w:rFonts w:ascii="Consolas" w:hAnsi="Consolas"/>
+          <w:b/>
+          <w:color w:val="000080"/>
+          <w:sz w:val="16"/>
+        </w:rPr>
+        <w:t xml:space="preserve">void</w:t>
+      </w:r>
+      <w:r>
+        <w:rPr>
+          <w:rFonts w:ascii="Consolas" w:hAnsi="Consolas"/>
+          <w:color w:val="262626"/>
+          <w:sz w:val="16"/>
+        </w:rPr>
+        <w:t xml:space="preserve"> {</w:t>
+      </w:r>
+      <w:r>
         <w:br/>
+      </w:r>
+      <w:r>
+        <w:rPr>
+          <w:rFonts w:ascii="Consolas" w:hAnsi="Consolas"/>
+          <w:color w:val="262626"/>
+          <w:sz w:val="16"/>
+        </w:rPr>
         <w:t xml:space="preserve">    </w:t>
       </w:r>
       <w:r>
         <w:rPr>
-          <w:rFonts w:ascii="Consolas" w:hAnsi="Consolas" w:eastAsia="Consolas"/>
-          <w:color w:val="9CDCFE"/>
-          <w:sz w:val="16"/>
-        </w:rPr>
-        <w:t>$table</w:t>
-      </w:r>
-      <w:r>
-        <w:rPr>
-          <w:rFonts w:ascii="Consolas" w:hAnsi="Consolas" w:eastAsia="Consolas"/>
-          <w:color w:val="D4D4D4"/>
-          <w:sz w:val="16"/>
-        </w:rPr>
-        <w:t>-</w:t>
-      </w:r>
-      <w:r>
-        <w:rPr>
-          <w:rFonts w:ascii="Consolas" w:hAnsi="Consolas" w:eastAsia="Consolas"/>
-          <w:color w:val="D4D4D4"/>
-          <w:sz w:val="16"/>
-        </w:rPr>
-        <w:t>&gt;</w:t>
-      </w:r>
-      <w:r>
-        <w:rPr>
-          <w:rFonts w:ascii="Consolas" w:hAnsi="Consolas" w:eastAsia="Consolas"/>
-          <w:color w:val="DCDCAA"/>
-          <w:sz w:val="16"/>
-        </w:rPr>
-        <w:t>id</w:t>
-      </w:r>
-      <w:r>
-        <w:rPr>
-          <w:rFonts w:ascii="Consolas" w:hAnsi="Consolas" w:eastAsia="Consolas"/>
-          <w:color w:val="D4D4D4"/>
-          <w:sz w:val="16"/>
-        </w:rPr>
-        <w:t>(</w:t>
-      </w:r>
-      <w:r>
-        <w:rPr>
-          <w:rFonts w:ascii="Consolas" w:hAnsi="Consolas" w:eastAsia="Consolas"/>
-          <w:color w:val="D4D4D4"/>
-          <w:sz w:val="16"/>
-        </w:rPr>
-        <w:t>)</w:t>
-      </w:r>
-      <w:r>
-        <w:rPr>
-          <w:rFonts w:ascii="Consolas" w:hAnsi="Consolas" w:eastAsia="Consolas"/>
-          <w:color w:val="D4D4D4"/>
-          <w:sz w:val="16"/>
-        </w:rPr>
-        <w:t>;</w:t>
-      </w:r>
-      <w:r>
-        <w:rPr>
-          <w:rFonts w:ascii="Consolas" w:hAnsi="Consolas" w:eastAsia="Consolas"/>
-          <w:color w:val="D4D4D4"/>
-          <w:sz w:val="16"/>
-        </w:rPr>
+          <w:rFonts w:ascii="Consolas" w:hAnsi="Consolas"/>
+          <w:color w:val="660E7A"/>
+          <w:sz w:val="16"/>
+        </w:rPr>
+        <w:t xml:space="preserve">$table</w:t>
+      </w:r>
+      <w:r>
+        <w:rPr>
+          <w:rFonts w:ascii="Consolas" w:hAnsi="Consolas"/>
+          <w:color w:val="262626"/>
+          <w:sz w:val="16"/>
+        </w:rPr>
+        <w:t xml:space="preserve">-&gt;</w:t>
+      </w:r>
+      <w:r>
+        <w:rPr>
+          <w:rFonts w:ascii="Consolas" w:hAnsi="Consolas"/>
+          <w:color w:val="795E26"/>
+          <w:sz w:val="16"/>
+        </w:rPr>
+        <w:t xml:space="preserve">id</w:t>
+      </w:r>
+      <w:r>
+        <w:rPr>
+          <w:rFonts w:ascii="Consolas" w:hAnsi="Consolas"/>
+          <w:color w:val="262626"/>
+          <w:sz w:val="16"/>
+        </w:rPr>
+        <w:t xml:space="preserve">();</w:t>
+      </w:r>
+      <w:r>
         <w:br/>
+      </w:r>
+      <w:r>
+        <w:rPr>
+          <w:rFonts w:ascii="Consolas" w:hAnsi="Consolas"/>
+          <w:color w:val="262626"/>
+          <w:sz w:val="16"/>
+        </w:rPr>
         <w:t xml:space="preserve">    </w:t>
       </w:r>
       <w:r>
         <w:rPr>
-          <w:rFonts w:ascii="Consolas" w:hAnsi="Consolas" w:eastAsia="Consolas"/>
-          <w:color w:val="9CDCFE"/>
-          <w:sz w:val="16"/>
-        </w:rPr>
-        <w:t>$table</w:t>
-      </w:r>
-      <w:r>
-        <w:rPr>
-          <w:rFonts w:ascii="Consolas" w:hAnsi="Consolas" w:eastAsia="Consolas"/>
-          <w:color w:val="D4D4D4"/>
-          <w:sz w:val="16"/>
-        </w:rPr>
-        <w:t>-</w:t>
-      </w:r>
-      <w:r>
-        <w:rPr>
-          <w:rFonts w:ascii="Consolas" w:hAnsi="Consolas" w:eastAsia="Consolas"/>
-          <w:color w:val="D4D4D4"/>
-          <w:sz w:val="16"/>
-        </w:rPr>
-        <w:t>&gt;</w:t>
-      </w:r>
-      <w:r>
-        <w:rPr>
-          <w:rFonts w:ascii="Consolas" w:hAnsi="Consolas" w:eastAsia="Consolas"/>
-          <w:color w:val="DCDCAA"/>
-          <w:sz w:val="16"/>
-        </w:rPr>
-        <w:t>foreignId</w:t>
-      </w:r>
-      <w:r>
-        <w:rPr>
-          <w:rFonts w:ascii="Consolas" w:hAnsi="Consolas" w:eastAsia="Consolas"/>
-          <w:color w:val="D4D4D4"/>
-          <w:sz w:val="16"/>
-        </w:rPr>
-        <w:t>(</w:t>
-      </w:r>
-      <w:r>
-        <w:rPr>
-          <w:rFonts w:ascii="Consolas" w:hAnsi="Consolas" w:eastAsia="Consolas"/>
-          <w:color w:val="CE9178"/>
-          <w:sz w:val="16"/>
-        </w:rPr>
-        <w:t>'tenant_id'</w:t>
-      </w:r>
-      <w:r>
-        <w:rPr>
-          <w:rFonts w:ascii="Consolas" w:hAnsi="Consolas" w:eastAsia="Consolas"/>
-          <w:color w:val="D4D4D4"/>
-          <w:sz w:val="16"/>
-        </w:rPr>
-        <w:t>)</w:t>
-      </w:r>
-      <w:r>
-        <w:rPr>
-          <w:rFonts w:ascii="Consolas" w:hAnsi="Consolas" w:eastAsia="Consolas"/>
-          <w:color w:val="D4D4D4"/>
-          <w:sz w:val="16"/>
-        </w:rPr>
-        <w:t>-</w:t>
-      </w:r>
-      <w:r>
-        <w:rPr>
-          <w:rFonts w:ascii="Consolas" w:hAnsi="Consolas" w:eastAsia="Consolas"/>
-          <w:color w:val="D4D4D4"/>
-          <w:sz w:val="16"/>
-        </w:rPr>
-        <w:t>&gt;</w:t>
-      </w:r>
-      <w:r>
-        <w:rPr>
-          <w:rFonts w:ascii="Consolas" w:hAnsi="Consolas" w:eastAsia="Consolas"/>
-          <w:color w:val="DCDCAA"/>
-          <w:sz w:val="16"/>
-        </w:rPr>
-        <w:t>constrained</w:t>
-      </w:r>
-      <w:r>
-        <w:rPr>
-          <w:rFonts w:ascii="Consolas" w:hAnsi="Consolas" w:eastAsia="Consolas"/>
-          <w:color w:val="D4D4D4"/>
-          <w:sz w:val="16"/>
-        </w:rPr>
-        <w:t>(</w:t>
-      </w:r>
-      <w:r>
-        <w:rPr>
-          <w:rFonts w:ascii="Consolas" w:hAnsi="Consolas" w:eastAsia="Consolas"/>
-          <w:color w:val="D4D4D4"/>
-          <w:sz w:val="16"/>
-        </w:rPr>
-        <w:t>)</w:t>
-      </w:r>
-      <w:r>
-        <w:rPr>
-          <w:rFonts w:ascii="Consolas" w:hAnsi="Consolas" w:eastAsia="Consolas"/>
-          <w:color w:val="D4D4D4"/>
-          <w:sz w:val="16"/>
-        </w:rPr>
-        <w:t>-</w:t>
-      </w:r>
-      <w:r>
-        <w:rPr>
-          <w:rFonts w:ascii="Consolas" w:hAnsi="Consolas" w:eastAsia="Consolas"/>
-          <w:color w:val="D4D4D4"/>
-          <w:sz w:val="16"/>
-        </w:rPr>
-        <w:t>&gt;</w:t>
-      </w:r>
-      <w:r>
-        <w:rPr>
-          <w:rFonts w:ascii="Consolas" w:hAnsi="Consolas" w:eastAsia="Consolas"/>
-          <w:color w:val="DCDCAA"/>
-          <w:sz w:val="16"/>
-        </w:rPr>
-        <w:t>restrictOnDelete</w:t>
-      </w:r>
-      <w:r>
-        <w:rPr>
-          <w:rFonts w:ascii="Consolas" w:hAnsi="Consolas" w:eastAsia="Consolas"/>
-          <w:color w:val="D4D4D4"/>
-          <w:sz w:val="16"/>
-        </w:rPr>
-        <w:t>(</w:t>
-      </w:r>
-      <w:r>
-        <w:rPr>
-          <w:rFonts w:ascii="Consolas" w:hAnsi="Consolas" w:eastAsia="Consolas"/>
-          <w:color w:val="D4D4D4"/>
-          <w:sz w:val="16"/>
-        </w:rPr>
-        <w:t>)</w:t>
-      </w:r>
-      <w:r>
-        <w:rPr>
-          <w:rFonts w:ascii="Consolas" w:hAnsi="Consolas" w:eastAsia="Consolas"/>
-          <w:color w:val="D4D4D4"/>
-          <w:sz w:val="16"/>
-        </w:rPr>
-        <w:t>;</w:t>
-      </w:r>
-      <w:r>
-        <w:rPr>
-          <w:rFonts w:ascii="Consolas" w:hAnsi="Consolas" w:eastAsia="Consolas"/>
-          <w:color w:val="D4D4D4"/>
-          <w:sz w:val="16"/>
-        </w:rPr>
+          <w:rFonts w:ascii="Consolas" w:hAnsi="Consolas"/>
+          <w:color w:val="660E7A"/>
+          <w:sz w:val="16"/>
+        </w:rPr>
+        <w:t xml:space="preserve">$table</w:t>
+      </w:r>
+      <w:r>
+        <w:rPr>
+          <w:rFonts w:ascii="Consolas" w:hAnsi="Consolas"/>
+          <w:color w:val="262626"/>
+          <w:sz w:val="16"/>
+        </w:rPr>
+        <w:t xml:space="preserve">-&gt;</w:t>
+      </w:r>
+      <w:r>
+        <w:rPr>
+          <w:rFonts w:ascii="Consolas" w:hAnsi="Consolas"/>
+          <w:color w:val="795E26"/>
+          <w:sz w:val="16"/>
+        </w:rPr>
+        <w:t xml:space="preserve">foreignId</w:t>
+      </w:r>
+      <w:r>
+        <w:rPr>
+          <w:rFonts w:ascii="Consolas" w:hAnsi="Consolas"/>
+          <w:color w:val="262626"/>
+          <w:sz w:val="16"/>
+        </w:rPr>
+        <w:t xml:space="preserve">(</w:t>
+      </w:r>
+      <w:r>
+        <w:rPr>
+          <w:rFonts w:ascii="Consolas" w:hAnsi="Consolas"/>
+          <w:color w:val="00733B"/>
+          <w:sz w:val="16"/>
+        </w:rPr>
+        <w:t xml:space="preserve">'tenant_id'</w:t>
+      </w:r>
+      <w:r>
+        <w:rPr>
+          <w:rFonts w:ascii="Consolas" w:hAnsi="Consolas"/>
+          <w:color w:val="262626"/>
+          <w:sz w:val="16"/>
+        </w:rPr>
+        <w:t xml:space="preserve">)-&gt;</w:t>
+      </w:r>
+      <w:r>
+        <w:rPr>
+          <w:rFonts w:ascii="Consolas" w:hAnsi="Consolas"/>
+          <w:color w:val="795E26"/>
+          <w:sz w:val="16"/>
+        </w:rPr>
+        <w:t xml:space="preserve">constrained</w:t>
+      </w:r>
+      <w:r>
+        <w:rPr>
+          <w:rFonts w:ascii="Consolas" w:hAnsi="Consolas"/>
+          <w:color w:val="262626"/>
+          <w:sz w:val="16"/>
+        </w:rPr>
+        <w:t xml:space="preserve">()-&gt;</w:t>
+      </w:r>
+      <w:r>
+        <w:rPr>
+          <w:rFonts w:ascii="Consolas" w:hAnsi="Consolas"/>
+          <w:color w:val="795E26"/>
+          <w:sz w:val="16"/>
+        </w:rPr>
+        <w:t xml:space="preserve">restrictOnDelete</w:t>
+      </w:r>
+      <w:r>
+        <w:rPr>
+          <w:rFonts w:ascii="Consolas" w:hAnsi="Consolas"/>
+          <w:color w:val="262626"/>
+          <w:sz w:val="16"/>
+        </w:rPr>
+        <w:t xml:space="preserve">();</w:t>
+      </w:r>
+      <w:r>
         <w:br/>
+      </w:r>
+      <w:r>
+        <w:rPr>
+          <w:rFonts w:ascii="Consolas" w:hAnsi="Consolas"/>
+          <w:color w:val="262626"/>
+          <w:sz w:val="16"/>
+        </w:rPr>
         <w:t xml:space="preserve">    </w:t>
       </w:r>
       <w:r>
         <w:rPr>
-          <w:rFonts w:ascii="Consolas" w:hAnsi="Consolas" w:eastAsia="Consolas"/>
-          <w:color w:val="9CDCFE"/>
-          <w:sz w:val="16"/>
-        </w:rPr>
-        <w:t>$table</w:t>
-      </w:r>
-      <w:r>
-        <w:rPr>
-          <w:rFonts w:ascii="Consolas" w:hAnsi="Consolas" w:eastAsia="Consolas"/>
-          <w:color w:val="D4D4D4"/>
-          <w:sz w:val="16"/>
-        </w:rPr>
-        <w:t>-</w:t>
-      </w:r>
-      <w:r>
-        <w:rPr>
-          <w:rFonts w:ascii="Consolas" w:hAnsi="Consolas" w:eastAsia="Consolas"/>
-          <w:color w:val="D4D4D4"/>
-          <w:sz w:val="16"/>
-        </w:rPr>
-        <w:t>&gt;</w:t>
-      </w:r>
-      <w:r>
-        <w:rPr>
-          <w:rFonts w:ascii="Consolas" w:hAnsi="Consolas" w:eastAsia="Consolas"/>
-          <w:color w:val="569CD6"/>
-          <w:sz w:val="16"/>
-        </w:rPr>
-        <w:t>string</w:t>
-      </w:r>
-      <w:r>
-        <w:rPr>
-          <w:rFonts w:ascii="Consolas" w:hAnsi="Consolas" w:eastAsia="Consolas"/>
-          <w:color w:val="D4D4D4"/>
-          <w:sz w:val="16"/>
-        </w:rPr>
-        <w:t>(</w:t>
-      </w:r>
-      <w:r>
-        <w:rPr>
-          <w:rFonts w:ascii="Consolas" w:hAnsi="Consolas" w:eastAsia="Consolas"/>
-          <w:color w:val="CE9178"/>
-          <w:sz w:val="16"/>
-        </w:rPr>
-        <w:t>'name'</w:t>
-      </w:r>
-      <w:r>
-        <w:rPr>
-          <w:rFonts w:ascii="Consolas" w:hAnsi="Consolas" w:eastAsia="Consolas"/>
-          <w:color w:val="D4D4D4"/>
-          <w:sz w:val="16"/>
-        </w:rPr>
-        <w:t>,</w:t>
-      </w:r>
-      <w:r>
-        <w:rPr>
-          <w:rFonts w:ascii="Consolas" w:hAnsi="Consolas" w:eastAsia="Consolas"/>
-          <w:color w:val="D4D4D4"/>
-          <w:sz w:val="16"/>
-        </w:rPr>
-        <w:t xml:space="preserve"> </w:t>
-      </w:r>
-      <w:r>
-        <w:rPr>
-          <w:rFonts w:ascii="Consolas" w:hAnsi="Consolas" w:eastAsia="Consolas"/>
-          <w:color w:val="D4D4D4"/>
-          <w:sz w:val="16"/>
-        </w:rPr>
-        <w:t>120</w:t>
-      </w:r>
-      <w:r>
-        <w:rPr>
-          <w:rFonts w:ascii="Consolas" w:hAnsi="Consolas" w:eastAsia="Consolas"/>
-          <w:color w:val="D4D4D4"/>
-          <w:sz w:val="16"/>
-        </w:rPr>
-        <w:t>)</w:t>
-      </w:r>
-      <w:r>
-        <w:rPr>
-          <w:rFonts w:ascii="Consolas" w:hAnsi="Consolas" w:eastAsia="Consolas"/>
-          <w:color w:val="D4D4D4"/>
-          <w:sz w:val="16"/>
-        </w:rPr>
-        <w:t>;</w:t>
-      </w:r>
-      <w:r>
-        <w:rPr>
-          <w:rFonts w:ascii="Consolas" w:hAnsi="Consolas" w:eastAsia="Consolas"/>
-          <w:color w:val="D4D4D4"/>
-          <w:sz w:val="16"/>
-        </w:rPr>
+          <w:rFonts w:ascii="Consolas" w:hAnsi="Consolas"/>
+          <w:color w:val="660E7A"/>
+          <w:sz w:val="16"/>
+        </w:rPr>
+        <w:t xml:space="preserve">$table</w:t>
+      </w:r>
+      <w:r>
+        <w:rPr>
+          <w:rFonts w:ascii="Consolas" w:hAnsi="Consolas"/>
+          <w:color w:val="262626"/>
+          <w:sz w:val="16"/>
+        </w:rPr>
+        <w:t xml:space="preserve">-&gt;</w:t>
+      </w:r>
+      <w:r>
+        <w:rPr>
+          <w:rFonts w:ascii="Consolas" w:hAnsi="Consolas"/>
+          <w:color w:val="795E26"/>
+          <w:sz w:val="16"/>
+        </w:rPr>
+        <w:t xml:space="preserve">unsignedBigInteger</w:t>
+      </w:r>
+      <w:r>
+        <w:rPr>
+          <w:rFonts w:ascii="Consolas" w:hAnsi="Consolas"/>
+          <w:color w:val="262626"/>
+          <w:sz w:val="16"/>
+        </w:rPr>
+        <w:t xml:space="preserve">(</w:t>
+      </w:r>
+      <w:r>
+        <w:rPr>
+          <w:rFonts w:ascii="Consolas" w:hAnsi="Consolas"/>
+          <w:color w:val="00733B"/>
+          <w:sz w:val="16"/>
+        </w:rPr>
+        <w:t xml:space="preserve">'menu_id'</w:t>
+      </w:r>
+      <w:r>
+        <w:rPr>
+          <w:rFonts w:ascii="Consolas" w:hAnsi="Consolas"/>
+          <w:color w:val="262626"/>
+          <w:sz w:val="16"/>
+        </w:rPr>
+        <w:t xml:space="preserve">);</w:t>
+      </w:r>
+      <w:r>
         <w:br/>
+      </w:r>
+      <w:r>
+        <w:rPr>
+          <w:rFonts w:ascii="Consolas" w:hAnsi="Consolas"/>
+          <w:color w:val="262626"/>
+          <w:sz w:val="16"/>
+        </w:rPr>
         <w:t xml:space="preserve">    </w:t>
       </w:r>
       <w:r>
         <w:rPr>
-          <w:rFonts w:ascii="Consolas" w:hAnsi="Consolas" w:eastAsia="Consolas"/>
-          <w:color w:val="9CDCFE"/>
-          <w:sz w:val="16"/>
-        </w:rPr>
-        <w:t>$table</w:t>
-      </w:r>
-      <w:r>
-        <w:rPr>
-          <w:rFonts w:ascii="Consolas" w:hAnsi="Consolas" w:eastAsia="Consolas"/>
-          <w:color w:val="D4D4D4"/>
-          <w:sz w:val="16"/>
-        </w:rPr>
-        <w:t>-</w:t>
-      </w:r>
-      <w:r>
-        <w:rPr>
-          <w:rFonts w:ascii="Consolas" w:hAnsi="Consolas" w:eastAsia="Consolas"/>
-          <w:color w:val="D4D4D4"/>
-          <w:sz w:val="16"/>
-        </w:rPr>
-        <w:t>&gt;</w:t>
-      </w:r>
-      <w:r>
-        <w:rPr>
-          <w:rFonts w:ascii="Consolas" w:hAnsi="Consolas" w:eastAsia="Consolas"/>
-          <w:color w:val="DCDCAA"/>
-          <w:sz w:val="16"/>
-        </w:rPr>
-        <w:t>unsignedBigInteger</w:t>
-      </w:r>
-      <w:r>
-        <w:rPr>
-          <w:rFonts w:ascii="Consolas" w:hAnsi="Consolas" w:eastAsia="Consolas"/>
-          <w:color w:val="D4D4D4"/>
-          <w:sz w:val="16"/>
-        </w:rPr>
-        <w:t>(</w:t>
-      </w:r>
-      <w:r>
-        <w:rPr>
-          <w:rFonts w:ascii="Consolas" w:hAnsi="Consolas" w:eastAsia="Consolas"/>
-          <w:color w:val="CE9178"/>
-          <w:sz w:val="16"/>
-        </w:rPr>
-        <w:t>'price_amount'</w:t>
-      </w:r>
-      <w:r>
-        <w:rPr>
-          <w:rFonts w:ascii="Consolas" w:hAnsi="Consolas" w:eastAsia="Consolas"/>
-          <w:color w:val="D4D4D4"/>
-          <w:sz w:val="16"/>
-        </w:rPr>
-        <w:t>)</w:t>
-      </w:r>
-      <w:r>
-        <w:rPr>
-          <w:rFonts w:ascii="Consolas" w:hAnsi="Consolas" w:eastAsia="Consolas"/>
-          <w:color w:val="D4D4D4"/>
-          <w:sz w:val="16"/>
-        </w:rPr>
-        <w:t>;</w:t>
-      </w:r>
-      <w:r>
-        <w:rPr>
-          <w:rFonts w:ascii="Consolas" w:hAnsi="Consolas" w:eastAsia="Consolas"/>
-          <w:color w:val="D4D4D4"/>
-          <w:sz w:val="16"/>
-        </w:rPr>
+          <w:rFonts w:ascii="Consolas" w:hAnsi="Consolas"/>
+          <w:color w:val="660E7A"/>
+          <w:sz w:val="16"/>
+        </w:rPr>
+        <w:t xml:space="preserve">$table</w:t>
+      </w:r>
+      <w:r>
+        <w:rPr>
+          <w:rFonts w:ascii="Consolas" w:hAnsi="Consolas"/>
+          <w:color w:val="262626"/>
+          <w:sz w:val="16"/>
+        </w:rPr>
+        <w:t xml:space="preserve">-&gt;</w:t>
+      </w:r>
+      <w:r>
+        <w:rPr>
+          <w:rFonts w:ascii="Consolas" w:hAnsi="Consolas"/>
+          <w:color w:val="795E26"/>
+          <w:sz w:val="16"/>
+        </w:rPr>
+        <w:t xml:space="preserve">foreign</w:t>
+      </w:r>
+      <w:r>
+        <w:rPr>
+          <w:rFonts w:ascii="Consolas" w:hAnsi="Consolas"/>
+          <w:color w:val="262626"/>
+          <w:sz w:val="16"/>
+        </w:rPr>
+        <w:t xml:space="preserve">([</w:t>
+      </w:r>
+      <w:r>
+        <w:rPr>
+          <w:rFonts w:ascii="Consolas" w:hAnsi="Consolas"/>
+          <w:color w:val="00733B"/>
+          <w:sz w:val="16"/>
+        </w:rPr>
+        <w:t xml:space="preserve">'tenant_id'</w:t>
+      </w:r>
+      <w:r>
+        <w:rPr>
+          <w:rFonts w:ascii="Consolas" w:hAnsi="Consolas"/>
+          <w:color w:val="262626"/>
+          <w:sz w:val="16"/>
+        </w:rPr>
+        <w:t xml:space="preserve">, </w:t>
+      </w:r>
+      <w:r>
+        <w:rPr>
+          <w:rFonts w:ascii="Consolas" w:hAnsi="Consolas"/>
+          <w:color w:val="00733B"/>
+          <w:sz w:val="16"/>
+        </w:rPr>
+        <w:t xml:space="preserve">'menu_id'</w:t>
+      </w:r>
+      <w:r>
+        <w:rPr>
+          <w:rFonts w:ascii="Consolas" w:hAnsi="Consolas"/>
+          <w:color w:val="262626"/>
+          <w:sz w:val="16"/>
+        </w:rPr>
+        <w:t xml:space="preserve">])</w:t>
+      </w:r>
+      <w:r>
         <w:br/>
-        <w:t xml:space="preserve">    </w:t>
-      </w:r>
-      <w:r>
-        <w:rPr>
-          <w:rFonts w:ascii="Consolas" w:hAnsi="Consolas" w:eastAsia="Consolas"/>
-          <w:color w:val="9CDCFE"/>
-          <w:sz w:val="16"/>
-        </w:rPr>
-        <w:t>$table</w:t>
-      </w:r>
-      <w:r>
-        <w:rPr>
-          <w:rFonts w:ascii="Consolas" w:hAnsi="Consolas" w:eastAsia="Consolas"/>
-          <w:color w:val="D4D4D4"/>
-          <w:sz w:val="16"/>
-        </w:rPr>
-        <w:t>-</w:t>
-      </w:r>
-      <w:r>
-        <w:rPr>
-          <w:rFonts w:ascii="Consolas" w:hAnsi="Consolas" w:eastAsia="Consolas"/>
-          <w:color w:val="D4D4D4"/>
-          <w:sz w:val="16"/>
-        </w:rPr>
-        <w:t>&gt;</w:t>
-      </w:r>
-      <w:r>
-        <w:rPr>
-          <w:rFonts w:ascii="Consolas" w:hAnsi="Consolas" w:eastAsia="Consolas"/>
-          <w:color w:val="DCDCAA"/>
-          <w:sz w:val="16"/>
-        </w:rPr>
-        <w:t>boolean</w:t>
-      </w:r>
-      <w:r>
-        <w:rPr>
-          <w:rFonts w:ascii="Consolas" w:hAnsi="Consolas" w:eastAsia="Consolas"/>
-          <w:color w:val="D4D4D4"/>
-          <w:sz w:val="16"/>
-        </w:rPr>
-        <w:t>(</w:t>
-      </w:r>
-      <w:r>
-        <w:rPr>
-          <w:rFonts w:ascii="Consolas" w:hAnsi="Consolas" w:eastAsia="Consolas"/>
-          <w:color w:val="CE9178"/>
-          <w:sz w:val="16"/>
-        </w:rPr>
-        <w:t>'is_available'</w:t>
-      </w:r>
-      <w:r>
-        <w:rPr>
-          <w:rFonts w:ascii="Consolas" w:hAnsi="Consolas" w:eastAsia="Consolas"/>
-          <w:color w:val="D4D4D4"/>
-          <w:sz w:val="16"/>
-        </w:rPr>
-        <w:t>)</w:t>
-      </w:r>
-      <w:r>
-        <w:rPr>
-          <w:rFonts w:ascii="Consolas" w:hAnsi="Consolas" w:eastAsia="Consolas"/>
-          <w:color w:val="D4D4D4"/>
-          <w:sz w:val="16"/>
-        </w:rPr>
-        <w:t>-</w:t>
-      </w:r>
-      <w:r>
-        <w:rPr>
-          <w:rFonts w:ascii="Consolas" w:hAnsi="Consolas" w:eastAsia="Consolas"/>
-          <w:color w:val="D4D4D4"/>
-          <w:sz w:val="16"/>
-        </w:rPr>
-        <w:t>&gt;</w:t>
-      </w:r>
-      <w:r>
-        <w:rPr>
-          <w:rFonts w:ascii="Consolas" w:hAnsi="Consolas" w:eastAsia="Consolas"/>
-          <w:color w:val="569CD6"/>
-          <w:sz w:val="16"/>
-        </w:rPr>
-        <w:t>default</w:t>
-      </w:r>
-      <w:r>
-        <w:rPr>
-          <w:rFonts w:ascii="Consolas" w:hAnsi="Consolas" w:eastAsia="Consolas"/>
-          <w:color w:val="D4D4D4"/>
-          <w:sz w:val="16"/>
-        </w:rPr>
-        <w:t>(</w:t>
-      </w:r>
-      <w:r>
-        <w:rPr>
-          <w:rFonts w:ascii="Consolas" w:hAnsi="Consolas" w:eastAsia="Consolas"/>
-          <w:color w:val="569CD6"/>
-          <w:sz w:val="16"/>
-        </w:rPr>
-        <w:t>true</w:t>
-      </w:r>
-      <w:r>
-        <w:rPr>
-          <w:rFonts w:ascii="Consolas" w:hAnsi="Consolas" w:eastAsia="Consolas"/>
-          <w:color w:val="D4D4D4"/>
-          <w:sz w:val="16"/>
-        </w:rPr>
-        <w:t>)</w:t>
-      </w:r>
-      <w:r>
-        <w:rPr>
-          <w:rFonts w:ascii="Consolas" w:hAnsi="Consolas" w:eastAsia="Consolas"/>
-          <w:color w:val="D4D4D4"/>
-          <w:sz w:val="16"/>
-        </w:rPr>
-        <w:t>;</w:t>
-      </w:r>
-      <w:r>
-        <w:rPr>
-          <w:rFonts w:ascii="Consolas" w:hAnsi="Consolas" w:eastAsia="Consolas"/>
-          <w:color w:val="D4D4D4"/>
-          <w:sz w:val="16"/>
-        </w:rPr>
+      </w:r>
+      <w:r>
+        <w:rPr>
+          <w:rFonts w:ascii="Consolas" w:hAnsi="Consolas"/>
+          <w:color w:val="262626"/>
+          <w:sz w:val="16"/>
+        </w:rPr>
+        <w:t xml:space="preserve">        -&gt;</w:t>
+      </w:r>
+      <w:r>
+        <w:rPr>
+          <w:rFonts w:ascii="Consolas" w:hAnsi="Consolas"/>
+          <w:color w:val="795E26"/>
+          <w:sz w:val="16"/>
+        </w:rPr>
+        <w:t xml:space="preserve">references</w:t>
+      </w:r>
+      <w:r>
+        <w:rPr>
+          <w:rFonts w:ascii="Consolas" w:hAnsi="Consolas"/>
+          <w:color w:val="262626"/>
+          <w:sz w:val="16"/>
+        </w:rPr>
+        <w:t xml:space="preserve">([</w:t>
+      </w:r>
+      <w:r>
+        <w:rPr>
+          <w:rFonts w:ascii="Consolas" w:hAnsi="Consolas"/>
+          <w:color w:val="00733B"/>
+          <w:sz w:val="16"/>
+        </w:rPr>
+        <w:t xml:space="preserve">'tenant_id'</w:t>
+      </w:r>
+      <w:r>
+        <w:rPr>
+          <w:rFonts w:ascii="Consolas" w:hAnsi="Consolas"/>
+          <w:color w:val="262626"/>
+          <w:sz w:val="16"/>
+        </w:rPr>
+        <w:t xml:space="preserve">, </w:t>
+      </w:r>
+      <w:r>
+        <w:rPr>
+          <w:rFonts w:ascii="Consolas" w:hAnsi="Consolas"/>
+          <w:color w:val="00733B"/>
+          <w:sz w:val="16"/>
+        </w:rPr>
+        <w:t xml:space="preserve">'id'</w:t>
+      </w:r>
+      <w:r>
+        <w:rPr>
+          <w:rFonts w:ascii="Consolas" w:hAnsi="Consolas"/>
+          <w:color w:val="262626"/>
+          <w:sz w:val="16"/>
+        </w:rPr>
+        <w:t xml:space="preserve">])</w:t>
+      </w:r>
+      <w:r>
         <w:br/>
-        <w:t xml:space="preserve">    </w:t>
-      </w:r>
-      <w:r>
-        <w:rPr>
-          <w:rFonts w:ascii="Consolas" w:hAnsi="Consolas" w:eastAsia="Consolas"/>
-          <w:color w:val="9CDCFE"/>
-          <w:sz w:val="16"/>
-        </w:rPr>
-        <w:t>$table</w:t>
-      </w:r>
-      <w:r>
-        <w:rPr>
-          <w:rFonts w:ascii="Consolas" w:hAnsi="Consolas" w:eastAsia="Consolas"/>
-          <w:color w:val="D4D4D4"/>
-          <w:sz w:val="16"/>
-        </w:rPr>
-        <w:t>-</w:t>
-      </w:r>
-      <w:r>
-        <w:rPr>
-          <w:rFonts w:ascii="Consolas" w:hAnsi="Consolas" w:eastAsia="Consolas"/>
-          <w:color w:val="D4D4D4"/>
-          <w:sz w:val="16"/>
-        </w:rPr>
-        <w:t>&gt;</w:t>
-      </w:r>
-      <w:r>
-        <w:rPr>
-          <w:rFonts w:ascii="Consolas" w:hAnsi="Consolas" w:eastAsia="Consolas"/>
-          <w:color w:val="DCDCAA"/>
-          <w:sz w:val="16"/>
-        </w:rPr>
-        <w:t>unique</w:t>
-      </w:r>
-      <w:r>
-        <w:rPr>
-          <w:rFonts w:ascii="Consolas" w:hAnsi="Consolas" w:eastAsia="Consolas"/>
-          <w:color w:val="D4D4D4"/>
-          <w:sz w:val="16"/>
-        </w:rPr>
-        <w:t>(</w:t>
-      </w:r>
-      <w:r>
-        <w:rPr>
-          <w:rFonts w:ascii="Consolas" w:hAnsi="Consolas" w:eastAsia="Consolas"/>
-          <w:color w:val="D4D4D4"/>
-          <w:sz w:val="16"/>
-        </w:rPr>
-        <w:t>[</w:t>
-      </w:r>
-      <w:r>
-        <w:rPr>
-          <w:rFonts w:ascii="Consolas" w:hAnsi="Consolas" w:eastAsia="Consolas"/>
-          <w:color w:val="CE9178"/>
-          <w:sz w:val="16"/>
-        </w:rPr>
-        <w:t>'tenant_id'</w:t>
-      </w:r>
-      <w:r>
-        <w:rPr>
-          <w:rFonts w:ascii="Consolas" w:hAnsi="Consolas" w:eastAsia="Consolas"/>
-          <w:color w:val="D4D4D4"/>
-          <w:sz w:val="16"/>
-        </w:rPr>
-        <w:t>,</w:t>
-      </w:r>
-      <w:r>
-        <w:rPr>
-          <w:rFonts w:ascii="Consolas" w:hAnsi="Consolas" w:eastAsia="Consolas"/>
-          <w:color w:val="D4D4D4"/>
-          <w:sz w:val="16"/>
-        </w:rPr>
-        <w:t xml:space="preserve"> </w:t>
-      </w:r>
-      <w:r>
-        <w:rPr>
-          <w:rFonts w:ascii="Consolas" w:hAnsi="Consolas" w:eastAsia="Consolas"/>
-          <w:color w:val="CE9178"/>
-          <w:sz w:val="16"/>
-        </w:rPr>
-        <w:t>'id'</w:t>
-      </w:r>
-      <w:r>
-        <w:rPr>
-          <w:rFonts w:ascii="Consolas" w:hAnsi="Consolas" w:eastAsia="Consolas"/>
-          <w:color w:val="D4D4D4"/>
-          <w:sz w:val="16"/>
-        </w:rPr>
-        <w:t>]</w:t>
-      </w:r>
-      <w:r>
-        <w:rPr>
-          <w:rFonts w:ascii="Consolas" w:hAnsi="Consolas" w:eastAsia="Consolas"/>
-          <w:color w:val="D4D4D4"/>
-          <w:sz w:val="16"/>
-        </w:rPr>
-        <w:t>)</w:t>
-      </w:r>
-      <w:r>
-        <w:rPr>
-          <w:rFonts w:ascii="Consolas" w:hAnsi="Consolas" w:eastAsia="Consolas"/>
-          <w:color w:val="D4D4D4"/>
-          <w:sz w:val="16"/>
-        </w:rPr>
-        <w:t>;</w:t>
-      </w:r>
-      <w:r>
-        <w:rPr>
-          <w:rFonts w:ascii="Consolas" w:hAnsi="Consolas" w:eastAsia="Consolas"/>
-          <w:color w:val="D4D4D4"/>
-          <w:sz w:val="16"/>
-        </w:rPr>
+      </w:r>
+      <w:r>
+        <w:rPr>
+          <w:rFonts w:ascii="Consolas" w:hAnsi="Consolas"/>
+          <w:color w:val="262626"/>
+          <w:sz w:val="16"/>
+        </w:rPr>
+        <w:t xml:space="preserve">        -&gt;</w:t>
+      </w:r>
+      <w:r>
+        <w:rPr>
+          <w:rFonts w:ascii="Consolas" w:hAnsi="Consolas"/>
+          <w:color w:val="795E26"/>
+          <w:sz w:val="16"/>
+        </w:rPr>
+        <w:t xml:space="preserve">on</w:t>
+      </w:r>
+      <w:r>
+        <w:rPr>
+          <w:rFonts w:ascii="Consolas" w:hAnsi="Consolas"/>
+          <w:color w:val="262626"/>
+          <w:sz w:val="16"/>
+        </w:rPr>
+        <w:t xml:space="preserve">(</w:t>
+      </w:r>
+      <w:r>
+        <w:rPr>
+          <w:rFonts w:ascii="Consolas" w:hAnsi="Consolas"/>
+          <w:color w:val="00733B"/>
+          <w:sz w:val="16"/>
+        </w:rPr>
+        <w:t xml:space="preserve">'menus'</w:t>
+      </w:r>
+      <w:r>
+        <w:rPr>
+          <w:rFonts w:ascii="Consolas" w:hAnsi="Consolas"/>
+          <w:color w:val="262626"/>
+          <w:sz w:val="16"/>
+        </w:rPr>
+        <w:t xml:space="preserve">)</w:t>
+      </w:r>
+      <w:r>
         <w:br/>
       </w:r>
       <w:r>
         <w:rPr>
-          <w:rFonts w:ascii="Consolas" w:hAnsi="Consolas" w:eastAsia="Consolas"/>
-          <w:color w:val="D4D4D4"/>
-          <w:sz w:val="16"/>
-        </w:rPr>
-        <w:t>}</w:t>
-      </w:r>
-      <w:r>
-        <w:rPr>
-          <w:rFonts w:ascii="Consolas" w:hAnsi="Consolas" w:eastAsia="Consolas"/>
-          <w:color w:val="D4D4D4"/>
-          <w:sz w:val="16"/>
-        </w:rPr>
-        <w:t>)</w:t>
-      </w:r>
-      <w:r>
-        <w:rPr>
-          <w:rFonts w:ascii="Consolas" w:hAnsi="Consolas" w:eastAsia="Consolas"/>
-          <w:color w:val="D4D4D4"/>
-          <w:sz w:val="16"/>
-        </w:rPr>
-        <w:t>;</w:t>
-      </w:r>
-      <w:r>
-        <w:rPr>
-          <w:rFonts w:ascii="Consolas" w:hAnsi="Consolas" w:eastAsia="Consolas"/>
-          <w:color w:val="D4D4D4"/>
-          <w:sz w:val="16"/>
-        </w:rPr>
+          <w:rFonts w:ascii="Consolas" w:hAnsi="Consolas"/>
+          <w:color w:val="262626"/>
+          <w:sz w:val="16"/>
+        </w:rPr>
+        <w:t xml:space="preserve">        -&gt;</w:t>
+      </w:r>
+      <w:r>
+        <w:rPr>
+          <w:rFonts w:ascii="Consolas" w:hAnsi="Consolas"/>
+          <w:color w:val="795E26"/>
+          <w:sz w:val="16"/>
+        </w:rPr>
+        <w:t xml:space="preserve">restrictOnDelete</w:t>
+      </w:r>
+      <w:r>
+        <w:rPr>
+          <w:rFonts w:ascii="Consolas" w:hAnsi="Consolas"/>
+          <w:color w:val="262626"/>
+          <w:sz w:val="16"/>
+        </w:rPr>
+        <w:t xml:space="preserve">();</w:t>
+      </w:r>
+      <w:r>
         <w:br/>
-        <w:br/>
-      </w:r>
-      <w:r>
-        <w:rPr>
-          <w:rFonts w:ascii="Consolas" w:hAnsi="Consolas" w:eastAsia="Consolas"/>
-          <w:color w:val="4EC9B0"/>
-          <w:sz w:val="16"/>
-        </w:rPr>
-        <w:t>Schema</w:t>
-      </w:r>
-      <w:r>
-        <w:rPr>
-          <w:rFonts w:ascii="Consolas" w:hAnsi="Consolas" w:eastAsia="Consolas"/>
-          <w:color w:val="D4D4D4"/>
-          <w:sz w:val="16"/>
-        </w:rPr>
-        <w:t>:</w:t>
-      </w:r>
-      <w:r>
-        <w:rPr>
-          <w:rFonts w:ascii="Consolas" w:hAnsi="Consolas" w:eastAsia="Consolas"/>
-          <w:color w:val="D4D4D4"/>
-          <w:sz w:val="16"/>
-        </w:rPr>
-        <w:t>:</w:t>
-      </w:r>
-      <w:r>
-        <w:rPr>
-          <w:rFonts w:ascii="Consolas" w:hAnsi="Consolas" w:eastAsia="Consolas"/>
-          <w:color w:val="DCDCAA"/>
-          <w:sz w:val="16"/>
-        </w:rPr>
-        <w:t>create</w:t>
-      </w:r>
-      <w:r>
-        <w:rPr>
-          <w:rFonts w:ascii="Consolas" w:hAnsi="Consolas" w:eastAsia="Consolas"/>
-          <w:color w:val="D4D4D4"/>
-          <w:sz w:val="16"/>
-        </w:rPr>
-        <w:t>(</w:t>
-      </w:r>
-      <w:r>
-        <w:rPr>
-          <w:rFonts w:ascii="Consolas" w:hAnsi="Consolas" w:eastAsia="Consolas"/>
-          <w:color w:val="CE9178"/>
-          <w:sz w:val="16"/>
-        </w:rPr>
-        <w:t>'order_items'</w:t>
-      </w:r>
-      <w:r>
-        <w:rPr>
-          <w:rFonts w:ascii="Consolas" w:hAnsi="Consolas" w:eastAsia="Consolas"/>
-          <w:color w:val="D4D4D4"/>
-          <w:sz w:val="16"/>
-        </w:rPr>
-        <w:t>,</w:t>
-      </w:r>
-      <w:r>
-        <w:rPr>
-          <w:rFonts w:ascii="Consolas" w:hAnsi="Consolas" w:eastAsia="Consolas"/>
-          <w:color w:val="D4D4D4"/>
-          <w:sz w:val="16"/>
-        </w:rPr>
-        <w:t xml:space="preserve"> </w:t>
-      </w:r>
-      <w:r>
-        <w:rPr>
-          <w:rFonts w:ascii="Consolas" w:hAnsi="Consolas" w:eastAsia="Consolas"/>
-          <w:color w:val="569CD6"/>
-          <w:sz w:val="16"/>
-        </w:rPr>
-        <w:t>function</w:t>
-      </w:r>
-      <w:r>
-        <w:rPr>
-          <w:rFonts w:ascii="Consolas" w:hAnsi="Consolas" w:eastAsia="Consolas"/>
-          <w:color w:val="D4D4D4"/>
-          <w:sz w:val="16"/>
-        </w:rPr>
-        <w:t xml:space="preserve"> </w:t>
-      </w:r>
-      <w:r>
-        <w:rPr>
-          <w:rFonts w:ascii="Consolas" w:hAnsi="Consolas" w:eastAsia="Consolas"/>
-          <w:color w:val="D4D4D4"/>
-          <w:sz w:val="16"/>
-        </w:rPr>
-        <w:t>(</w:t>
-      </w:r>
-      <w:r>
-        <w:rPr>
-          <w:rFonts w:ascii="Consolas" w:hAnsi="Consolas" w:eastAsia="Consolas"/>
-          <w:color w:val="4EC9B0"/>
-          <w:sz w:val="16"/>
-        </w:rPr>
-        <w:t>Blueprint</w:t>
-      </w:r>
-      <w:r>
-        <w:rPr>
-          <w:rFonts w:ascii="Consolas" w:hAnsi="Consolas" w:eastAsia="Consolas"/>
-          <w:color w:val="D4D4D4"/>
-          <w:sz w:val="16"/>
-        </w:rPr>
-        <w:t xml:space="preserve"> </w:t>
-      </w:r>
-      <w:r>
-        <w:rPr>
-          <w:rFonts w:ascii="Consolas" w:hAnsi="Consolas" w:eastAsia="Consolas"/>
-          <w:color w:val="9CDCFE"/>
-          <w:sz w:val="16"/>
-        </w:rPr>
-        <w:t>$table</w:t>
-      </w:r>
-      <w:r>
-        <w:rPr>
-          <w:rFonts w:ascii="Consolas" w:hAnsi="Consolas" w:eastAsia="Consolas"/>
-          <w:color w:val="D4D4D4"/>
-          <w:sz w:val="16"/>
-        </w:rPr>
-        <w:t>)</w:t>
-      </w:r>
-      <w:r>
-        <w:rPr>
-          <w:rFonts w:ascii="Consolas" w:hAnsi="Consolas" w:eastAsia="Consolas"/>
-          <w:color w:val="D4D4D4"/>
-          <w:sz w:val="16"/>
-        </w:rPr>
-        <w:t>:</w:t>
-      </w:r>
-      <w:r>
-        <w:rPr>
-          <w:rFonts w:ascii="Consolas" w:hAnsi="Consolas" w:eastAsia="Consolas"/>
-          <w:color w:val="D4D4D4"/>
-          <w:sz w:val="16"/>
-        </w:rPr>
-        <w:t xml:space="preserve"> </w:t>
-      </w:r>
-      <w:r>
-        <w:rPr>
-          <w:rFonts w:ascii="Consolas" w:hAnsi="Consolas" w:eastAsia="Consolas"/>
-          <w:color w:val="569CD6"/>
-          <w:sz w:val="16"/>
-        </w:rPr>
-        <w:t>void</w:t>
-      </w:r>
-      <w:r>
-        <w:rPr>
-          <w:rFonts w:ascii="Consolas" w:hAnsi="Consolas" w:eastAsia="Consolas"/>
-          <w:color w:val="D4D4D4"/>
-          <w:sz w:val="16"/>
-        </w:rPr>
-        <w:t xml:space="preserve"> </w:t>
-      </w:r>
-      <w:r>
-        <w:rPr>
-          <w:rFonts w:ascii="Consolas" w:hAnsi="Consolas" w:eastAsia="Consolas"/>
-          <w:color w:val="D4D4D4"/>
-          <w:sz w:val="16"/>
-        </w:rPr>
-        <w:t>{</w:t>
-      </w:r>
-      <w:r>
-        <w:rPr>
-          <w:rFonts w:ascii="Consolas" w:hAnsi="Consolas" w:eastAsia="Consolas"/>
-          <w:color w:val="D4D4D4"/>
-          <w:sz w:val="16"/>
-        </w:rPr>
-        <w:br/>
-        <w:t xml:space="preserve">    </w:t>
-      </w:r>
-      <w:r>
-        <w:rPr>
-          <w:rFonts w:ascii="Consolas" w:hAnsi="Consolas" w:eastAsia="Consolas"/>
-          <w:color w:val="9CDCFE"/>
-          <w:sz w:val="16"/>
-        </w:rPr>
-        <w:t>$table</w:t>
-      </w:r>
-      <w:r>
-        <w:rPr>
-          <w:rFonts w:ascii="Consolas" w:hAnsi="Consolas" w:eastAsia="Consolas"/>
-          <w:color w:val="D4D4D4"/>
-          <w:sz w:val="16"/>
-        </w:rPr>
-        <w:t>-</w:t>
-      </w:r>
-      <w:r>
-        <w:rPr>
-          <w:rFonts w:ascii="Consolas" w:hAnsi="Consolas" w:eastAsia="Consolas"/>
-          <w:color w:val="D4D4D4"/>
-          <w:sz w:val="16"/>
-        </w:rPr>
-        <w:t>&gt;</w:t>
-      </w:r>
-      <w:r>
-        <w:rPr>
-          <w:rFonts w:ascii="Consolas" w:hAnsi="Consolas" w:eastAsia="Consolas"/>
-          <w:color w:val="DCDCAA"/>
-          <w:sz w:val="16"/>
-        </w:rPr>
-        <w:t>id</w:t>
-      </w:r>
-      <w:r>
-        <w:rPr>
-          <w:rFonts w:ascii="Consolas" w:hAnsi="Consolas" w:eastAsia="Consolas"/>
-          <w:color w:val="D4D4D4"/>
-          <w:sz w:val="16"/>
-        </w:rPr>
-        <w:t>(</w:t>
-      </w:r>
-      <w:r>
-        <w:rPr>
-          <w:rFonts w:ascii="Consolas" w:hAnsi="Consolas" w:eastAsia="Consolas"/>
-          <w:color w:val="D4D4D4"/>
-          <w:sz w:val="16"/>
-        </w:rPr>
-        <w:t>)</w:t>
-      </w:r>
-      <w:r>
-        <w:rPr>
-          <w:rFonts w:ascii="Consolas" w:hAnsi="Consolas" w:eastAsia="Consolas"/>
-          <w:color w:val="D4D4D4"/>
-          <w:sz w:val="16"/>
-        </w:rPr>
-        <w:t>;</w:t>
-      </w:r>
-      <w:r>
-        <w:rPr>
-          <w:rFonts w:ascii="Consolas" w:hAnsi="Consolas" w:eastAsia="Consolas"/>
-          <w:color w:val="D4D4D4"/>
-          <w:sz w:val="16"/>
-        </w:rPr>
-        <w:br/>
-        <w:t xml:space="preserve">    </w:t>
-      </w:r>
-      <w:r>
-        <w:rPr>
-          <w:rFonts w:ascii="Consolas" w:hAnsi="Consolas" w:eastAsia="Consolas"/>
-          <w:color w:val="9CDCFE"/>
-          <w:sz w:val="16"/>
-        </w:rPr>
-        <w:t>$table</w:t>
-      </w:r>
-      <w:r>
-        <w:rPr>
-          <w:rFonts w:ascii="Consolas" w:hAnsi="Consolas" w:eastAsia="Consolas"/>
-          <w:color w:val="D4D4D4"/>
-          <w:sz w:val="16"/>
-        </w:rPr>
-        <w:t>-</w:t>
-      </w:r>
-      <w:r>
-        <w:rPr>
-          <w:rFonts w:ascii="Consolas" w:hAnsi="Consolas" w:eastAsia="Consolas"/>
-          <w:color w:val="D4D4D4"/>
-          <w:sz w:val="16"/>
-        </w:rPr>
-        <w:t>&gt;</w:t>
-      </w:r>
-      <w:r>
-        <w:rPr>
-          <w:rFonts w:ascii="Consolas" w:hAnsi="Consolas" w:eastAsia="Consolas"/>
-          <w:color w:val="DCDCAA"/>
-          <w:sz w:val="16"/>
-        </w:rPr>
-        <w:t>foreignId</w:t>
-      </w:r>
-      <w:r>
-        <w:rPr>
-          <w:rFonts w:ascii="Consolas" w:hAnsi="Consolas" w:eastAsia="Consolas"/>
-          <w:color w:val="D4D4D4"/>
-          <w:sz w:val="16"/>
-        </w:rPr>
-        <w:t>(</w:t>
-      </w:r>
-      <w:r>
-        <w:rPr>
-          <w:rFonts w:ascii="Consolas" w:hAnsi="Consolas" w:eastAsia="Consolas"/>
-          <w:color w:val="CE9178"/>
-          <w:sz w:val="16"/>
-        </w:rPr>
-        <w:t>'tenant_id'</w:t>
-      </w:r>
-      <w:r>
-        <w:rPr>
-          <w:rFonts w:ascii="Consolas" w:hAnsi="Consolas" w:eastAsia="Consolas"/>
-          <w:color w:val="D4D4D4"/>
-          <w:sz w:val="16"/>
-        </w:rPr>
-        <w:t>)</w:t>
-      </w:r>
-      <w:r>
-        <w:rPr>
-          <w:rFonts w:ascii="Consolas" w:hAnsi="Consolas" w:eastAsia="Consolas"/>
-          <w:color w:val="D4D4D4"/>
-          <w:sz w:val="16"/>
-        </w:rPr>
-        <w:t>-</w:t>
-      </w:r>
-      <w:r>
-        <w:rPr>
-          <w:rFonts w:ascii="Consolas" w:hAnsi="Consolas" w:eastAsia="Consolas"/>
-          <w:color w:val="D4D4D4"/>
-          <w:sz w:val="16"/>
-        </w:rPr>
-        <w:t>&gt;</w:t>
-      </w:r>
-      <w:r>
-        <w:rPr>
-          <w:rFonts w:ascii="Consolas" w:hAnsi="Consolas" w:eastAsia="Consolas"/>
-          <w:color w:val="DCDCAA"/>
-          <w:sz w:val="16"/>
-        </w:rPr>
-        <w:t>constrained</w:t>
-      </w:r>
-      <w:r>
-        <w:rPr>
-          <w:rFonts w:ascii="Consolas" w:hAnsi="Consolas" w:eastAsia="Consolas"/>
-          <w:color w:val="D4D4D4"/>
-          <w:sz w:val="16"/>
-        </w:rPr>
-        <w:t>(</w:t>
-      </w:r>
-      <w:r>
-        <w:rPr>
-          <w:rFonts w:ascii="Consolas" w:hAnsi="Consolas" w:eastAsia="Consolas"/>
-          <w:color w:val="D4D4D4"/>
-          <w:sz w:val="16"/>
-        </w:rPr>
-        <w:t>)</w:t>
-      </w:r>
-      <w:r>
-        <w:rPr>
-          <w:rFonts w:ascii="Consolas" w:hAnsi="Consolas" w:eastAsia="Consolas"/>
-          <w:color w:val="D4D4D4"/>
-          <w:sz w:val="16"/>
-        </w:rPr>
-        <w:t>-</w:t>
-      </w:r>
-      <w:r>
-        <w:rPr>
-          <w:rFonts w:ascii="Consolas" w:hAnsi="Consolas" w:eastAsia="Consolas"/>
-          <w:color w:val="D4D4D4"/>
-          <w:sz w:val="16"/>
-        </w:rPr>
-        <w:t>&gt;</w:t>
-      </w:r>
-      <w:r>
-        <w:rPr>
-          <w:rFonts w:ascii="Consolas" w:hAnsi="Consolas" w:eastAsia="Consolas"/>
-          <w:color w:val="DCDCAA"/>
-          <w:sz w:val="16"/>
-        </w:rPr>
-        <w:t>restrictOnDelete</w:t>
-      </w:r>
-      <w:r>
-        <w:rPr>
-          <w:rFonts w:ascii="Consolas" w:hAnsi="Consolas" w:eastAsia="Consolas"/>
-          <w:color w:val="D4D4D4"/>
-          <w:sz w:val="16"/>
-        </w:rPr>
-        <w:t>(</w:t>
-      </w:r>
-      <w:r>
-        <w:rPr>
-          <w:rFonts w:ascii="Consolas" w:hAnsi="Consolas" w:eastAsia="Consolas"/>
-          <w:color w:val="D4D4D4"/>
-          <w:sz w:val="16"/>
-        </w:rPr>
-        <w:t>)</w:t>
-      </w:r>
-      <w:r>
-        <w:rPr>
-          <w:rFonts w:ascii="Consolas" w:hAnsi="Consolas" w:eastAsia="Consolas"/>
-          <w:color w:val="D4D4D4"/>
-          <w:sz w:val="16"/>
-        </w:rPr>
-        <w:t>;</w:t>
-      </w:r>
-      <w:r>
-        <w:rPr>
-          <w:rFonts w:ascii="Consolas" w:hAnsi="Consolas" w:eastAsia="Consolas"/>
-          <w:color w:val="D4D4D4"/>
-          <w:sz w:val="16"/>
-        </w:rPr>
-        <w:br/>
-        <w:t xml:space="preserve">    </w:t>
-      </w:r>
-      <w:r>
-        <w:rPr>
-          <w:rFonts w:ascii="Consolas" w:hAnsi="Consolas" w:eastAsia="Consolas"/>
-          <w:color w:val="9CDCFE"/>
-          <w:sz w:val="16"/>
-        </w:rPr>
-        <w:t>$table</w:t>
-      </w:r>
-      <w:r>
-        <w:rPr>
-          <w:rFonts w:ascii="Consolas" w:hAnsi="Consolas" w:eastAsia="Consolas"/>
-          <w:color w:val="D4D4D4"/>
-          <w:sz w:val="16"/>
-        </w:rPr>
-        <w:t>-</w:t>
-      </w:r>
-      <w:r>
-        <w:rPr>
-          <w:rFonts w:ascii="Consolas" w:hAnsi="Consolas" w:eastAsia="Consolas"/>
-          <w:color w:val="D4D4D4"/>
-          <w:sz w:val="16"/>
-        </w:rPr>
-        <w:t>&gt;</w:t>
-      </w:r>
-      <w:r>
-        <w:rPr>
-          <w:rFonts w:ascii="Consolas" w:hAnsi="Consolas" w:eastAsia="Consolas"/>
-          <w:color w:val="DCDCAA"/>
-          <w:sz w:val="16"/>
-        </w:rPr>
-        <w:t>unsignedBigInteger</w:t>
-      </w:r>
-      <w:r>
-        <w:rPr>
-          <w:rFonts w:ascii="Consolas" w:hAnsi="Consolas" w:eastAsia="Consolas"/>
-          <w:color w:val="D4D4D4"/>
-          <w:sz w:val="16"/>
-        </w:rPr>
-        <w:t>(</w:t>
-      </w:r>
-      <w:r>
-        <w:rPr>
-          <w:rFonts w:ascii="Consolas" w:hAnsi="Consolas" w:eastAsia="Consolas"/>
-          <w:color w:val="CE9178"/>
-          <w:sz w:val="16"/>
-        </w:rPr>
-        <w:t>'menu_id'</w:t>
-      </w:r>
-      <w:r>
-        <w:rPr>
-          <w:rFonts w:ascii="Consolas" w:hAnsi="Consolas" w:eastAsia="Consolas"/>
-          <w:color w:val="D4D4D4"/>
-          <w:sz w:val="16"/>
-        </w:rPr>
-        <w:t>)</w:t>
-      </w:r>
-      <w:r>
-        <w:rPr>
-          <w:rFonts w:ascii="Consolas" w:hAnsi="Consolas" w:eastAsia="Consolas"/>
-          <w:color w:val="D4D4D4"/>
-          <w:sz w:val="16"/>
-        </w:rPr>
-        <w:t>;</w:t>
-      </w:r>
-      <w:r>
-        <w:rPr>
-          <w:rFonts w:ascii="Consolas" w:hAnsi="Consolas" w:eastAsia="Consolas"/>
-          <w:color w:val="D4D4D4"/>
-          <w:sz w:val="16"/>
-        </w:rPr>
-        <w:br/>
-        <w:t xml:space="preserve">    </w:t>
-      </w:r>
-      <w:r>
-        <w:rPr>
-          <w:rFonts w:ascii="Consolas" w:hAnsi="Consolas" w:eastAsia="Consolas"/>
-          <w:color w:val="9CDCFE"/>
-          <w:sz w:val="16"/>
-        </w:rPr>
-        <w:t>$table</w:t>
-      </w:r>
-      <w:r>
-        <w:rPr>
-          <w:rFonts w:ascii="Consolas" w:hAnsi="Consolas" w:eastAsia="Consolas"/>
-          <w:color w:val="D4D4D4"/>
-          <w:sz w:val="16"/>
-        </w:rPr>
-        <w:t>-</w:t>
-      </w:r>
-      <w:r>
-        <w:rPr>
-          <w:rFonts w:ascii="Consolas" w:hAnsi="Consolas" w:eastAsia="Consolas"/>
-          <w:color w:val="D4D4D4"/>
-          <w:sz w:val="16"/>
-        </w:rPr>
-        <w:t>&gt;</w:t>
-      </w:r>
-      <w:r>
-        <w:rPr>
-          <w:rFonts w:ascii="Consolas" w:hAnsi="Consolas" w:eastAsia="Consolas"/>
-          <w:color w:val="DCDCAA"/>
-          <w:sz w:val="16"/>
-        </w:rPr>
-        <w:t>foreign</w:t>
-      </w:r>
-      <w:r>
-        <w:rPr>
-          <w:rFonts w:ascii="Consolas" w:hAnsi="Consolas" w:eastAsia="Consolas"/>
-          <w:color w:val="D4D4D4"/>
-          <w:sz w:val="16"/>
-        </w:rPr>
-        <w:t>(</w:t>
-      </w:r>
-      <w:r>
-        <w:rPr>
-          <w:rFonts w:ascii="Consolas" w:hAnsi="Consolas" w:eastAsia="Consolas"/>
-          <w:color w:val="D4D4D4"/>
-          <w:sz w:val="16"/>
-        </w:rPr>
-        <w:t>[</w:t>
-      </w:r>
-      <w:r>
-        <w:rPr>
-          <w:rFonts w:ascii="Consolas" w:hAnsi="Consolas" w:eastAsia="Consolas"/>
-          <w:color w:val="CE9178"/>
-          <w:sz w:val="16"/>
-        </w:rPr>
-        <w:t>'tenant_id'</w:t>
-      </w:r>
-      <w:r>
-        <w:rPr>
-          <w:rFonts w:ascii="Consolas" w:hAnsi="Consolas" w:eastAsia="Consolas"/>
-          <w:color w:val="D4D4D4"/>
-          <w:sz w:val="16"/>
-        </w:rPr>
-        <w:t>,</w:t>
-      </w:r>
-      <w:r>
-        <w:rPr>
-          <w:rFonts w:ascii="Consolas" w:hAnsi="Consolas" w:eastAsia="Consolas"/>
-          <w:color w:val="D4D4D4"/>
-          <w:sz w:val="16"/>
-        </w:rPr>
-        <w:t xml:space="preserve"> </w:t>
-      </w:r>
-      <w:r>
-        <w:rPr>
-          <w:rFonts w:ascii="Consolas" w:hAnsi="Consolas" w:eastAsia="Consolas"/>
-          <w:color w:val="CE9178"/>
-          <w:sz w:val="16"/>
-        </w:rPr>
-        <w:t>'menu_id'</w:t>
-      </w:r>
-      <w:r>
-        <w:rPr>
-          <w:rFonts w:ascii="Consolas" w:hAnsi="Consolas" w:eastAsia="Consolas"/>
-          <w:color w:val="D4D4D4"/>
-          <w:sz w:val="16"/>
-        </w:rPr>
-        <w:t>]</w:t>
-      </w:r>
-      <w:r>
-        <w:rPr>
-          <w:rFonts w:ascii="Consolas" w:hAnsi="Consolas" w:eastAsia="Consolas"/>
-          <w:color w:val="D4D4D4"/>
-          <w:sz w:val="16"/>
-        </w:rPr>
-        <w:t>)</w:t>
-      </w:r>
-      <w:r>
-        <w:rPr>
-          <w:rFonts w:ascii="Consolas" w:hAnsi="Consolas" w:eastAsia="Consolas"/>
-          <w:color w:val="D4D4D4"/>
-          <w:sz w:val="16"/>
-        </w:rPr>
-        <w:br/>
-        <w:t xml:space="preserve">        </w:t>
-      </w:r>
-      <w:r>
-        <w:rPr>
-          <w:rFonts w:ascii="Consolas" w:hAnsi="Consolas" w:eastAsia="Consolas"/>
-          <w:color w:val="D4D4D4"/>
-          <w:sz w:val="16"/>
-        </w:rPr>
-        <w:t>-</w:t>
-      </w:r>
-      <w:r>
-        <w:rPr>
-          <w:rFonts w:ascii="Consolas" w:hAnsi="Consolas" w:eastAsia="Consolas"/>
-          <w:color w:val="D4D4D4"/>
-          <w:sz w:val="16"/>
-        </w:rPr>
-        <w:t>&gt;</w:t>
-      </w:r>
-      <w:r>
-        <w:rPr>
-          <w:rFonts w:ascii="Consolas" w:hAnsi="Consolas" w:eastAsia="Consolas"/>
-          <w:color w:val="DCDCAA"/>
-          <w:sz w:val="16"/>
-        </w:rPr>
-        <w:t>references</w:t>
-      </w:r>
-      <w:r>
-        <w:rPr>
-          <w:rFonts w:ascii="Consolas" w:hAnsi="Consolas" w:eastAsia="Consolas"/>
-          <w:color w:val="D4D4D4"/>
-          <w:sz w:val="16"/>
-        </w:rPr>
-        <w:t>(</w:t>
-      </w:r>
-      <w:r>
-        <w:rPr>
-          <w:rFonts w:ascii="Consolas" w:hAnsi="Consolas" w:eastAsia="Consolas"/>
-          <w:color w:val="D4D4D4"/>
-          <w:sz w:val="16"/>
-        </w:rPr>
-        <w:t>[</w:t>
-      </w:r>
-      <w:r>
-        <w:rPr>
-          <w:rFonts w:ascii="Consolas" w:hAnsi="Consolas" w:eastAsia="Consolas"/>
-          <w:color w:val="CE9178"/>
-          <w:sz w:val="16"/>
-        </w:rPr>
-        <w:t>'tenant_id'</w:t>
-      </w:r>
-      <w:r>
-        <w:rPr>
-          <w:rFonts w:ascii="Consolas" w:hAnsi="Consolas" w:eastAsia="Consolas"/>
-          <w:color w:val="D4D4D4"/>
-          <w:sz w:val="16"/>
-        </w:rPr>
-        <w:t>,</w:t>
-      </w:r>
-      <w:r>
-        <w:rPr>
-          <w:rFonts w:ascii="Consolas" w:hAnsi="Consolas" w:eastAsia="Consolas"/>
-          <w:color w:val="D4D4D4"/>
-          <w:sz w:val="16"/>
-        </w:rPr>
-        <w:t xml:space="preserve"> </w:t>
-      </w:r>
-      <w:r>
-        <w:rPr>
-          <w:rFonts w:ascii="Consolas" w:hAnsi="Consolas" w:eastAsia="Consolas"/>
-          <w:color w:val="CE9178"/>
-          <w:sz w:val="16"/>
-        </w:rPr>
-        <w:t>'id'</w:t>
-      </w:r>
-      <w:r>
-        <w:rPr>
-          <w:rFonts w:ascii="Consolas" w:hAnsi="Consolas" w:eastAsia="Consolas"/>
-          <w:color w:val="D4D4D4"/>
-          <w:sz w:val="16"/>
-        </w:rPr>
-        <w:t>]</w:t>
-      </w:r>
-      <w:r>
-        <w:rPr>
-          <w:rFonts w:ascii="Consolas" w:hAnsi="Consolas" w:eastAsia="Consolas"/>
-          <w:color w:val="D4D4D4"/>
-          <w:sz w:val="16"/>
-        </w:rPr>
-        <w:t>)</w:t>
-      </w:r>
-      <w:r>
-        <w:rPr>
-          <w:rFonts w:ascii="Consolas" w:hAnsi="Consolas" w:eastAsia="Consolas"/>
-          <w:color w:val="D4D4D4"/>
-          <w:sz w:val="16"/>
-        </w:rPr>
-        <w:br/>
-        <w:t xml:space="preserve">        </w:t>
-      </w:r>
-      <w:r>
-        <w:rPr>
-          <w:rFonts w:ascii="Consolas" w:hAnsi="Consolas" w:eastAsia="Consolas"/>
-          <w:color w:val="D4D4D4"/>
-          <w:sz w:val="16"/>
-        </w:rPr>
-        <w:t>-</w:t>
-      </w:r>
-      <w:r>
-        <w:rPr>
-          <w:rFonts w:ascii="Consolas" w:hAnsi="Consolas" w:eastAsia="Consolas"/>
-          <w:color w:val="D4D4D4"/>
-          <w:sz w:val="16"/>
-        </w:rPr>
-        <w:t>&gt;</w:t>
-      </w:r>
-      <w:r>
-        <w:rPr>
-          <w:rFonts w:ascii="Consolas" w:hAnsi="Consolas" w:eastAsia="Consolas"/>
-          <w:color w:val="DCDCAA"/>
-          <w:sz w:val="16"/>
-        </w:rPr>
-        <w:t>on</w:t>
-      </w:r>
-      <w:r>
-        <w:rPr>
-          <w:rFonts w:ascii="Consolas" w:hAnsi="Consolas" w:eastAsia="Consolas"/>
-          <w:color w:val="D4D4D4"/>
-          <w:sz w:val="16"/>
-        </w:rPr>
-        <w:t>(</w:t>
-      </w:r>
-      <w:r>
-        <w:rPr>
-          <w:rFonts w:ascii="Consolas" w:hAnsi="Consolas" w:eastAsia="Consolas"/>
-          <w:color w:val="CE9178"/>
-          <w:sz w:val="16"/>
-        </w:rPr>
-        <w:t>'menus'</w:t>
-      </w:r>
-      <w:r>
-        <w:rPr>
-          <w:rFonts w:ascii="Consolas" w:hAnsi="Consolas" w:eastAsia="Consolas"/>
-          <w:color w:val="D4D4D4"/>
-          <w:sz w:val="16"/>
-        </w:rPr>
-        <w:t>)</w:t>
-      </w:r>
-      <w:r>
-        <w:rPr>
-          <w:rFonts w:ascii="Consolas" w:hAnsi="Consolas" w:eastAsia="Consolas"/>
-          <w:color w:val="D4D4D4"/>
-          <w:sz w:val="16"/>
-        </w:rPr>
-        <w:br/>
-        <w:t xml:space="preserve">        </w:t>
-      </w:r>
-      <w:r>
-        <w:rPr>
-          <w:rFonts w:ascii="Consolas" w:hAnsi="Consolas" w:eastAsia="Consolas"/>
-          <w:color w:val="D4D4D4"/>
-          <w:sz w:val="16"/>
-        </w:rPr>
-        <w:t>-</w:t>
-      </w:r>
-      <w:r>
-        <w:rPr>
-          <w:rFonts w:ascii="Consolas" w:hAnsi="Consolas" w:eastAsia="Consolas"/>
-          <w:color w:val="D4D4D4"/>
-          <w:sz w:val="16"/>
-        </w:rPr>
-        <w:t>&gt;</w:t>
-      </w:r>
-      <w:r>
-        <w:rPr>
-          <w:rFonts w:ascii="Consolas" w:hAnsi="Consolas" w:eastAsia="Consolas"/>
-          <w:color w:val="DCDCAA"/>
-          <w:sz w:val="16"/>
-        </w:rPr>
-        <w:t>restrictOnDelete</w:t>
-      </w:r>
-      <w:r>
-        <w:rPr>
-          <w:rFonts w:ascii="Consolas" w:hAnsi="Consolas" w:eastAsia="Consolas"/>
-          <w:color w:val="D4D4D4"/>
-          <w:sz w:val="16"/>
-        </w:rPr>
-        <w:t>(</w:t>
-      </w:r>
-      <w:r>
-        <w:rPr>
-          <w:rFonts w:ascii="Consolas" w:hAnsi="Consolas" w:eastAsia="Consolas"/>
-          <w:color w:val="D4D4D4"/>
-          <w:sz w:val="16"/>
-        </w:rPr>
-        <w:t>)</w:t>
-      </w:r>
-      <w:r>
-        <w:rPr>
-          <w:rFonts w:ascii="Consolas" w:hAnsi="Consolas" w:eastAsia="Consolas"/>
-          <w:color w:val="D4D4D4"/>
-          <w:sz w:val="16"/>
-        </w:rPr>
-        <w:t>;</w:t>
-      </w:r>
-      <w:r>
-        <w:rPr>
-          <w:rFonts w:ascii="Consolas" w:hAnsi="Consolas" w:eastAsia="Consolas"/>
-          <w:color w:val="D4D4D4"/>
-          <w:sz w:val="16"/>
-        </w:rPr>
-        <w:br/>
-      </w:r>
-      <w:r>
-        <w:rPr>
-          <w:rFonts w:ascii="Consolas" w:hAnsi="Consolas" w:eastAsia="Consolas"/>
-          <w:color w:val="D4D4D4"/>
-          <w:sz w:val="16"/>
-        </w:rPr>
-        <w:t>}</w:t>
-      </w:r>
-      <w:r>
-        <w:rPr>
-          <w:rFonts w:ascii="Consolas" w:hAnsi="Consolas" w:eastAsia="Consolas"/>
-          <w:color w:val="D4D4D4"/>
-          <w:sz w:val="16"/>
-        </w:rPr>
-        <w:t>)</w:t>
-      </w:r>
-      <w:r>
-        <w:rPr>
-          <w:rFonts w:ascii="Consolas" w:hAnsi="Consolas" w:eastAsia="Consolas"/>
-          <w:color w:val="D4D4D4"/>
-          <w:sz w:val="16"/>
-        </w:rPr>
-        <w:t>;</w:t>
+      </w:r>
+      <w:r>
+        <w:rPr>
+          <w:rFonts w:ascii="Consolas" w:hAnsi="Consolas"/>
+          <w:color w:val="262626"/>
+          <w:sz w:val="16"/>
+        </w:rPr>
+        <w:t xml:space="preserve">});</w:t>
       </w:r>
     </w:p>
     <w:p>
@@ -4113,16 +3585,17 @@
     <w:p>
       <w:pPr>
         <w:pStyle w:val="CodeHeader"/>
-        <w:shd w:fill="2D2D30"/>
+        <w:keepNext/>
         <w:pBdr>
-          <w:left w:val="single" w:sz="4" w:space="8" w:color="2D2D30"/>
+          <w:left w:val="single" w:sz="12" w:space="8" w:color="B8DDE0"/>
         </w:pBdr>
+        <w:shd w:val="clear" w:color="auto" w:fill="E4EAED"/>
       </w:pPr>
       <w:r>
         <w:rPr>
           <w:rFonts w:ascii="Consolas" w:hAnsi="Consolas"/>
           <w:b/>
-          <w:color w:val="FFFFFF"/>
+          <w:color w:val="262626"/>
           <w:sz w:val="16"/>
         </w:rPr>
         <w:t xml:space="preserve">BUAT FILE — MODUL 3 TAHAP 2   •   terminal pada root repository   •   BASH</w:t>
@@ -4131,45 +3604,87 @@
     <w:p>
       <w:pPr>
         <w:pStyle w:val="CodeBlock"/>
-        <w:shd w:fill="1E1E1E"/>
         <w:pBdr>
-          <w:left w:val="single" w:sz="4" w:space="8" w:color="1E1E1E"/>
+          <w:left w:val="single" w:sz="12" w:space="8" w:color="B8DDE0"/>
         </w:pBdr>
+        <w:shd w:val="clear" w:color="auto" w:fill="F2F3F7"/>
       </w:pPr>
       <w:r>
         <w:rPr>
           <w:rFonts w:ascii="Consolas" w:hAnsi="Consolas"/>
-          <w:color w:val="D4D4D4"/>
-          <w:sz w:val="16"/>
-        </w:rPr>
-        <w:t xml:space="preserve">php artisan make:migration create_tenancy_tables</w:t>
+          <w:b/>
+          <w:color w:val="000080"/>
+          <w:sz w:val="16"/>
+        </w:rPr>
+        <w:t xml:space="preserve">php</w:t>
+      </w:r>
+      <w:r>
+        <w:rPr>
+          <w:rFonts w:ascii="Consolas" w:hAnsi="Consolas"/>
+          <w:color w:val="262626"/>
+          <w:sz w:val="16"/>
+        </w:rPr>
+        <w:t xml:space="preserve"> artisan </w:t>
+      </w:r>
+      <w:r>
+        <w:rPr>
+          <w:rFonts w:ascii="Consolas" w:hAnsi="Consolas"/>
+          <w:color w:val="795E26"/>
+          <w:sz w:val="16"/>
+        </w:rPr>
+        <w:t xml:space="preserve">make:migration</w:t>
+      </w:r>
+      <w:r>
+        <w:rPr>
+          <w:rFonts w:ascii="Consolas" w:hAnsi="Consolas"/>
+          <w:color w:val="262626"/>
+          <w:sz w:val="16"/>
+        </w:rPr>
+        <w:t xml:space="preserve"> create_tenancy_tables</w:t>
+      </w:r>
+      <w:r>
         <w:br/>
       </w:r>
       <w:r>
         <w:rPr>
           <w:rFonts w:ascii="Consolas" w:hAnsi="Consolas"/>
-          <w:color w:val="6A9955"/>
+          <w:i/>
+          <w:color w:val="808080"/>
           <w:sz w:val="16"/>
         </w:rPr>
         <w:t xml:space="preserve">#   INFO Migration [database/migrations/2026_09_23_011438_create_tenancy_tables.php] created successfully.</w:t>
+      </w:r>
+      <w:r>
         <w:br/>
       </w:r>
       <w:r>
         <w:rPr>
           <w:rFonts w:ascii="Consolas" w:hAnsi="Consolas"/>
-          <w:color w:val="6A9955"/>
+          <w:i/>
+          <w:color w:val="808080"/>
           <w:sz w:val="16"/>
         </w:rPr>
         <w:t xml:space="preserve"># manual (shell)</w:t>
+      </w:r>
+      <w:r>
         <w:br/>
       </w:r>
       <w:r>
         <w:rPr>
           <w:rFonts w:ascii="Consolas" w:hAnsi="Consolas"/>
-          <w:color w:val="D4D4D4"/>
-          <w:sz w:val="16"/>
-        </w:rPr>
-        <w:t xml:space="preserve">mv database/migrations/*_create_tenancy_tables.php database/migrations/2026_08_16_000101_create_tenancy_tables.php</w:t>
+          <w:b/>
+          <w:color w:val="000080"/>
+          <w:sz w:val="16"/>
+        </w:rPr>
+        <w:t xml:space="preserve">mv</w:t>
+      </w:r>
+      <w:r>
+        <w:rPr>
+          <w:rFonts w:ascii="Consolas" w:hAnsi="Consolas"/>
+          <w:color w:val="262626"/>
+          <w:sz w:val="16"/>
+        </w:rPr>
+        <w:t xml:space="preserve"> database/migrations/*_create_tenancy_tables.php database/migrations/2026_08_16_000101_create_tenancy_tables.php</w:t>
       </w:r>
     </w:p>
     <w:p>
@@ -4481,16 +3996,17 @@
     <w:p>
       <w:pPr>
         <w:pStyle w:val="CodeHeader"/>
-        <w:shd w:fill="2D2D30"/>
+        <w:keepNext/>
         <w:pBdr>
-          <w:left w:val="single" w:sz="4" w:space="8" w:color="2D2D30"/>
+          <w:left w:val="single" w:sz="12" w:space="8" w:color="B8DDE0"/>
         </w:pBdr>
+        <w:shd w:val="clear" w:color="auto" w:fill="E4EAED"/>
       </w:pPr>
       <w:r>
         <w:rPr>
           <w:rFonts w:ascii="Consolas" w:hAnsi="Consolas"/>
           <w:b/>
-          <w:color w:val="FFFFFF"/>
+          <w:color w:val="262626"/>
           <w:sz w:val="16"/>
         </w:rPr>
         <w:t xml:space="preserve">BUAT FILE — MODUL 3 TAHAP 3   •   terminal pada root repository   •   BASH</w:t>
@@ -4499,42 +4015,100 @@
     <w:p>
       <w:pPr>
         <w:pStyle w:val="CodeBlock"/>
-        <w:shd w:fill="1E1E1E"/>
         <w:pBdr>
-          <w:left w:val="single" w:sz="4" w:space="8" w:color="1E1E1E"/>
+          <w:left w:val="single" w:sz="12" w:space="8" w:color="B8DDE0"/>
         </w:pBdr>
+        <w:shd w:val="clear" w:color="auto" w:fill="F2F3F7"/>
       </w:pPr>
       <w:r>
         <w:rPr>
           <w:rFonts w:ascii="Consolas" w:hAnsi="Consolas"/>
-          <w:color w:val="D4D4D4"/>
-          <w:sz w:val="16"/>
-        </w:rPr>
-        <w:t xml:space="preserve">php artisan make:migration create_table_session_tables</w:t>
+          <w:b/>
+          <w:color w:val="000080"/>
+          <w:sz w:val="16"/>
+        </w:rPr>
+        <w:t xml:space="preserve">php</w:t>
+      </w:r>
+      <w:r>
+        <w:rPr>
+          <w:rFonts w:ascii="Consolas" w:hAnsi="Consolas"/>
+          <w:color w:val="262626"/>
+          <w:sz w:val="16"/>
+        </w:rPr>
+        <w:t xml:space="preserve"> artisan </w:t>
+      </w:r>
+      <w:r>
+        <w:rPr>
+          <w:rFonts w:ascii="Consolas" w:hAnsi="Consolas"/>
+          <w:color w:val="795E26"/>
+          <w:sz w:val="16"/>
+        </w:rPr>
+        <w:t xml:space="preserve">make:migration</w:t>
+      </w:r>
+      <w:r>
+        <w:rPr>
+          <w:rFonts w:ascii="Consolas" w:hAnsi="Consolas"/>
+          <w:color w:val="262626"/>
+          <w:sz w:val="16"/>
+        </w:rPr>
+        <w:t xml:space="preserve"> create_table_session_tables</w:t>
+      </w:r>
+      <w:r>
         <w:br/>
       </w:r>
       <w:r>
         <w:rPr>
           <w:rFonts w:ascii="Consolas" w:hAnsi="Consolas"/>
-          <w:color w:val="6A9955"/>
+          <w:i/>
+          <w:color w:val="808080"/>
           <w:sz w:val="16"/>
         </w:rPr>
         <w:t xml:space="preserve">#   INFO Migration [database/migrations/2026_09_23_011439_create_table_session_tables.php] created successfully.</w:t>
+      </w:r>
+      <w:r>
         <w:br/>
       </w:r>
       <w:r>
         <w:rPr>
           <w:rFonts w:ascii="Consolas" w:hAnsi="Consolas"/>
-          <w:color w:val="D4D4D4"/>
-          <w:sz w:val="16"/>
-        </w:rPr>
-        <w:t xml:space="preserve">php artisan make:migration create_catalog_tables</w:t>
+          <w:b/>
+          <w:color w:val="000080"/>
+          <w:sz w:val="16"/>
+        </w:rPr>
+        <w:t xml:space="preserve">php</w:t>
+      </w:r>
+      <w:r>
+        <w:rPr>
+          <w:rFonts w:ascii="Consolas" w:hAnsi="Consolas"/>
+          <w:color w:val="262626"/>
+          <w:sz w:val="16"/>
+        </w:rPr>
+        <w:t xml:space="preserve"> artisan </w:t>
+      </w:r>
+      <w:r>
+        <w:rPr>
+          <w:rFonts w:ascii="Consolas" w:hAnsi="Consolas"/>
+          <w:color w:val="795E26"/>
+          <w:sz w:val="16"/>
+        </w:rPr>
+        <w:t xml:space="preserve">make:migration</w:t>
+      </w:r>
+      <w:r>
+        <w:rPr>
+          <w:rFonts w:ascii="Consolas" w:hAnsi="Consolas"/>
+          <w:color w:val="262626"/>
+          <w:sz w:val="16"/>
+        </w:rPr>
+        <w:t xml:space="preserve"> create_catalog_tables</w:t>
+      </w:r>
+      <w:r>
         <w:br/>
       </w:r>
       <w:r>
         <w:rPr>
           <w:rFonts w:ascii="Consolas" w:hAnsi="Consolas"/>
-          <w:color w:val="6A9955"/>
+          <w:i/>
+          <w:color w:val="808080"/>
           <w:sz w:val="16"/>
         </w:rPr>
         <w:t xml:space="preserve">#   INFO Migration [database/migrations/2026_09_23_011440_create_catalog_tables.php] created successfully.</w:t>
@@ -4805,16 +4379,17 @@
     <w:p>
       <w:pPr>
         <w:pStyle w:val="CodeHeader"/>
-        <w:shd w:fill="2D2D30"/>
+        <w:keepNext/>
         <w:pBdr>
-          <w:left w:val="single" w:sz="4" w:space="8" w:color="2D2D30"/>
+          <w:left w:val="single" w:sz="12" w:space="8" w:color="B8DDE0"/>
         </w:pBdr>
+        <w:shd w:val="clear" w:color="auto" w:fill="E4EAED"/>
       </w:pPr>
       <w:r>
         <w:rPr>
           <w:rFonts w:ascii="Consolas" w:hAnsi="Consolas"/>
           <w:b/>
-          <w:color w:val="FFFFFF"/>
+          <w:color w:val="262626"/>
           <w:sz w:val="16"/>
         </w:rPr>
         <w:t xml:space="preserve">BUAT FILE — MODUL 3 TAHAP 4   •   terminal pada root repository   •   BASH</w:t>
@@ -4823,60 +4398,148 @@
     <w:p>
       <w:pPr>
         <w:pStyle w:val="CodeBlock"/>
-        <w:shd w:fill="1E1E1E"/>
         <w:pBdr>
-          <w:left w:val="single" w:sz="4" w:space="8" w:color="1E1E1E"/>
+          <w:left w:val="single" w:sz="12" w:space="8" w:color="B8DDE0"/>
         </w:pBdr>
+        <w:shd w:val="clear" w:color="auto" w:fill="F2F3F7"/>
       </w:pPr>
       <w:r>
         <w:rPr>
           <w:rFonts w:ascii="Consolas" w:hAnsi="Consolas"/>
-          <w:color w:val="D4D4D4"/>
-          <w:sz w:val="16"/>
-        </w:rPr>
-        <w:t xml:space="preserve">php artisan make:migration create_order_tables</w:t>
+          <w:b/>
+          <w:color w:val="000080"/>
+          <w:sz w:val="16"/>
+        </w:rPr>
+        <w:t xml:space="preserve">php</w:t>
+      </w:r>
+      <w:r>
+        <w:rPr>
+          <w:rFonts w:ascii="Consolas" w:hAnsi="Consolas"/>
+          <w:color w:val="262626"/>
+          <w:sz w:val="16"/>
+        </w:rPr>
+        <w:t xml:space="preserve"> artisan </w:t>
+      </w:r>
+      <w:r>
+        <w:rPr>
+          <w:rFonts w:ascii="Consolas" w:hAnsi="Consolas"/>
+          <w:color w:val="795E26"/>
+          <w:sz w:val="16"/>
+        </w:rPr>
+        <w:t xml:space="preserve">make:migration</w:t>
+      </w:r>
+      <w:r>
+        <w:rPr>
+          <w:rFonts w:ascii="Consolas" w:hAnsi="Consolas"/>
+          <w:color w:val="262626"/>
+          <w:sz w:val="16"/>
+        </w:rPr>
+        <w:t xml:space="preserve"> create_order_tables</w:t>
+      </w:r>
+      <w:r>
         <w:br/>
       </w:r>
       <w:r>
         <w:rPr>
           <w:rFonts w:ascii="Consolas" w:hAnsi="Consolas"/>
-          <w:color w:val="6A9955"/>
+          <w:i/>
+          <w:color w:val="808080"/>
           <w:sz w:val="16"/>
         </w:rPr>
         <w:t xml:space="preserve">#   INFO Migration [database/migrations/2026_09_23_011441_create_order_tables.php] created successfully.</w:t>
+      </w:r>
+      <w:r>
         <w:br/>
       </w:r>
       <w:r>
         <w:rPr>
           <w:rFonts w:ascii="Consolas" w:hAnsi="Consolas"/>
-          <w:color w:val="D4D4D4"/>
-          <w:sz w:val="16"/>
-        </w:rPr>
-        <w:t xml:space="preserve">php artisan make:migration create_payment_tables</w:t>
+          <w:b/>
+          <w:color w:val="000080"/>
+          <w:sz w:val="16"/>
+        </w:rPr>
+        <w:t xml:space="preserve">php</w:t>
+      </w:r>
+      <w:r>
+        <w:rPr>
+          <w:rFonts w:ascii="Consolas" w:hAnsi="Consolas"/>
+          <w:color w:val="262626"/>
+          <w:sz w:val="16"/>
+        </w:rPr>
+        <w:t xml:space="preserve"> artisan </w:t>
+      </w:r>
+      <w:r>
+        <w:rPr>
+          <w:rFonts w:ascii="Consolas" w:hAnsi="Consolas"/>
+          <w:color w:val="795E26"/>
+          <w:sz w:val="16"/>
+        </w:rPr>
+        <w:t xml:space="preserve">make:migration</w:t>
+      </w:r>
+      <w:r>
+        <w:rPr>
+          <w:rFonts w:ascii="Consolas" w:hAnsi="Consolas"/>
+          <w:color w:val="262626"/>
+          <w:sz w:val="16"/>
+        </w:rPr>
+        <w:t xml:space="preserve"> create_payment_tables</w:t>
+      </w:r>
+      <w:r>
         <w:br/>
       </w:r>
       <w:r>
         <w:rPr>
           <w:rFonts w:ascii="Consolas" w:hAnsi="Consolas"/>
-          <w:color w:val="6A9955"/>
+          <w:i/>
+          <w:color w:val="808080"/>
           <w:sz w:val="16"/>
         </w:rPr>
         <w:t xml:space="preserve">#   INFO Migration [database/migrations/2026_09_23_011442_create_payment_tables.php] created successfully.</w:t>
+      </w:r>
+      <w:r>
         <w:br/>
       </w:r>
       <w:r>
         <w:rPr>
           <w:rFonts w:ascii="Consolas" w:hAnsi="Consolas"/>
-          <w:color w:val="D4D4D4"/>
-          <w:sz w:val="16"/>
-        </w:rPr>
-        <w:t xml:space="preserve">php artisan make:migration create_async_audit_tables</w:t>
+          <w:b/>
+          <w:color w:val="000080"/>
+          <w:sz w:val="16"/>
+        </w:rPr>
+        <w:t xml:space="preserve">php</w:t>
+      </w:r>
+      <w:r>
+        <w:rPr>
+          <w:rFonts w:ascii="Consolas" w:hAnsi="Consolas"/>
+          <w:color w:val="262626"/>
+          <w:sz w:val="16"/>
+        </w:rPr>
+        <w:t xml:space="preserve"> artisan </w:t>
+      </w:r>
+      <w:r>
+        <w:rPr>
+          <w:rFonts w:ascii="Consolas" w:hAnsi="Consolas"/>
+          <w:color w:val="795E26"/>
+          <w:sz w:val="16"/>
+        </w:rPr>
+        <w:t xml:space="preserve">make:migration</w:t>
+      </w:r>
+      <w:r>
+        <w:rPr>
+          <w:rFonts w:ascii="Consolas" w:hAnsi="Consolas"/>
+          <w:color w:val="262626"/>
+          <w:sz w:val="16"/>
+        </w:rPr>
+        <w:t xml:space="preserve"> create_async_audit_tables</w:t>
+      </w:r>
+      <w:r>
         <w:br/>
       </w:r>
       <w:r>
         <w:rPr>
           <w:rFonts w:ascii="Consolas" w:hAnsi="Consolas"/>
-          <w:color w:val="6A9955"/>
+          <w:i/>
+          <w:color w:val="808080"/>
           <w:sz w:val="16"/>
         </w:rPr>
         <w:t xml:space="preserve">#   INFO Migration [database/migrations/2026_09_23_011443_create_async_audit_tables.php] created successfully.</w:t>
@@ -5147,16 +4810,17 @@
     <w:p>
       <w:pPr>
         <w:pStyle w:val="CodeHeader"/>
-        <w:shd w:fill="2D2D30"/>
+        <w:keepNext/>
         <w:pBdr>
-          <w:left w:val="single" w:sz="4" w:space="8" w:color="2D2D30"/>
+          <w:left w:val="single" w:sz="12" w:space="8" w:color="B8DDE0"/>
         </w:pBdr>
+        <w:shd w:val="clear" w:color="auto" w:fill="E4EAED"/>
       </w:pPr>
       <w:r>
         <w:rPr>
           <w:rFonts w:ascii="Consolas" w:hAnsi="Consolas"/>
           <w:b/>
-          <w:color w:val="FFFFFF"/>
+          <w:color w:val="262626"/>
           <w:sz w:val="16"/>
         </w:rPr>
         <w:t xml:space="preserve">BUAT FILE — MODUL 3 TAHAP 5   •   terminal pada root repository   •   BASH</w:t>
@@ -5165,348 +4829,884 @@
     <w:p>
       <w:pPr>
         <w:pStyle w:val="CodeBlock"/>
-        <w:shd w:fill="1E1E1E"/>
         <w:pBdr>
-          <w:left w:val="single" w:sz="4" w:space="8" w:color="1E1E1E"/>
+          <w:left w:val="single" w:sz="12" w:space="8" w:color="B8DDE0"/>
         </w:pBdr>
+        <w:shd w:val="clear" w:color="auto" w:fill="F2F3F7"/>
       </w:pPr>
       <w:r>
         <w:rPr>
           <w:rFonts w:ascii="Consolas" w:hAnsi="Consolas"/>
-          <w:color w:val="D4D4D4"/>
-          <w:sz w:val="16"/>
-        </w:rPr>
-        <w:t xml:space="preserve">php artisan make:model Canteen --factory</w:t>
+          <w:b/>
+          <w:color w:val="000080"/>
+          <w:sz w:val="16"/>
+        </w:rPr>
+        <w:t xml:space="preserve">php</w:t>
+      </w:r>
+      <w:r>
+        <w:rPr>
+          <w:rFonts w:ascii="Consolas" w:hAnsi="Consolas"/>
+          <w:color w:val="262626"/>
+          <w:sz w:val="16"/>
+        </w:rPr>
+        <w:t xml:space="preserve"> artisan </w:t>
+      </w:r>
+      <w:r>
+        <w:rPr>
+          <w:rFonts w:ascii="Consolas" w:hAnsi="Consolas"/>
+          <w:color w:val="795E26"/>
+          <w:sz w:val="16"/>
+        </w:rPr>
+        <w:t xml:space="preserve">make:model</w:t>
+      </w:r>
+      <w:r>
+        <w:rPr>
+          <w:rFonts w:ascii="Consolas" w:hAnsi="Consolas"/>
+          <w:color w:val="262626"/>
+          <w:sz w:val="16"/>
+        </w:rPr>
+        <w:t xml:space="preserve"> Canteen </w:t>
+      </w:r>
+      <w:r>
+        <w:rPr>
+          <w:rFonts w:ascii="Consolas" w:hAnsi="Consolas"/>
+          <w:color w:val="0073E6"/>
+          <w:sz w:val="16"/>
+        </w:rPr>
+        <w:t xml:space="preserve">--factory</w:t>
+      </w:r>
+      <w:r>
         <w:br/>
       </w:r>
       <w:r>
         <w:rPr>
           <w:rFonts w:ascii="Consolas" w:hAnsi="Consolas"/>
-          <w:color w:val="6A9955"/>
+          <w:i/>
+          <w:color w:val="808080"/>
           <w:sz w:val="16"/>
         </w:rPr>
         <w:t xml:space="preserve">#   INFO Model [app/Models/Canteen.php] created successfully.</w:t>
+      </w:r>
+      <w:r>
         <w:br/>
       </w:r>
       <w:r>
         <w:rPr>
           <w:rFonts w:ascii="Consolas" w:hAnsi="Consolas"/>
-          <w:color w:val="6A9955"/>
+          <w:i/>
+          <w:color w:val="808080"/>
           <w:sz w:val="16"/>
         </w:rPr>
         <w:t xml:space="preserve">#   INFO Factory [database/factories/CanteenFactory.php] created successfully.</w:t>
+      </w:r>
+      <w:r>
         <w:br/>
       </w:r>
       <w:r>
         <w:rPr>
           <w:rFonts w:ascii="Consolas" w:hAnsi="Consolas"/>
-          <w:color w:val="D4D4D4"/>
-          <w:sz w:val="16"/>
-        </w:rPr>
-        <w:t xml:space="preserve">php artisan make:model Tenant --factory</w:t>
+          <w:b/>
+          <w:color w:val="000080"/>
+          <w:sz w:val="16"/>
+        </w:rPr>
+        <w:t xml:space="preserve">php</w:t>
+      </w:r>
+      <w:r>
+        <w:rPr>
+          <w:rFonts w:ascii="Consolas" w:hAnsi="Consolas"/>
+          <w:color w:val="262626"/>
+          <w:sz w:val="16"/>
+        </w:rPr>
+        <w:t xml:space="preserve"> artisan </w:t>
+      </w:r>
+      <w:r>
+        <w:rPr>
+          <w:rFonts w:ascii="Consolas" w:hAnsi="Consolas"/>
+          <w:color w:val="795E26"/>
+          <w:sz w:val="16"/>
+        </w:rPr>
+        <w:t xml:space="preserve">make:model</w:t>
+      </w:r>
+      <w:r>
+        <w:rPr>
+          <w:rFonts w:ascii="Consolas" w:hAnsi="Consolas"/>
+          <w:color w:val="262626"/>
+          <w:sz w:val="16"/>
+        </w:rPr>
+        <w:t xml:space="preserve"> Tenant </w:t>
+      </w:r>
+      <w:r>
+        <w:rPr>
+          <w:rFonts w:ascii="Consolas" w:hAnsi="Consolas"/>
+          <w:color w:val="0073E6"/>
+          <w:sz w:val="16"/>
+        </w:rPr>
+        <w:t xml:space="preserve">--factory</w:t>
+      </w:r>
+      <w:r>
         <w:br/>
       </w:r>
       <w:r>
         <w:rPr>
           <w:rFonts w:ascii="Consolas" w:hAnsi="Consolas"/>
-          <w:color w:val="6A9955"/>
+          <w:i/>
+          <w:color w:val="808080"/>
           <w:sz w:val="16"/>
         </w:rPr>
         <w:t xml:space="preserve">#   INFO Model [app/Models/Tenant.php] created successfully.</w:t>
+      </w:r>
+      <w:r>
         <w:br/>
       </w:r>
       <w:r>
         <w:rPr>
           <w:rFonts w:ascii="Consolas" w:hAnsi="Consolas"/>
-          <w:color w:val="6A9955"/>
+          <w:i/>
+          <w:color w:val="808080"/>
           <w:sz w:val="16"/>
         </w:rPr>
         <w:t xml:space="preserve">#   INFO Factory [database/factories/TenantFactory.php] created successfully.</w:t>
+      </w:r>
+      <w:r>
         <w:br/>
       </w:r>
       <w:r>
         <w:rPr>
           <w:rFonts w:ascii="Consolas" w:hAnsi="Consolas"/>
-          <w:color w:val="D4D4D4"/>
-          <w:sz w:val="16"/>
-        </w:rPr>
-        <w:t xml:space="preserve">php artisan make:model DiningTable --factory</w:t>
+          <w:b/>
+          <w:color w:val="000080"/>
+          <w:sz w:val="16"/>
+        </w:rPr>
+        <w:t xml:space="preserve">php</w:t>
+      </w:r>
+      <w:r>
+        <w:rPr>
+          <w:rFonts w:ascii="Consolas" w:hAnsi="Consolas"/>
+          <w:color w:val="262626"/>
+          <w:sz w:val="16"/>
+        </w:rPr>
+        <w:t xml:space="preserve"> artisan </w:t>
+      </w:r>
+      <w:r>
+        <w:rPr>
+          <w:rFonts w:ascii="Consolas" w:hAnsi="Consolas"/>
+          <w:color w:val="795E26"/>
+          <w:sz w:val="16"/>
+        </w:rPr>
+        <w:t xml:space="preserve">make:model</w:t>
+      </w:r>
+      <w:r>
+        <w:rPr>
+          <w:rFonts w:ascii="Consolas" w:hAnsi="Consolas"/>
+          <w:color w:val="262626"/>
+          <w:sz w:val="16"/>
+        </w:rPr>
+        <w:t xml:space="preserve"> DiningTable </w:t>
+      </w:r>
+      <w:r>
+        <w:rPr>
+          <w:rFonts w:ascii="Consolas" w:hAnsi="Consolas"/>
+          <w:color w:val="0073E6"/>
+          <w:sz w:val="16"/>
+        </w:rPr>
+        <w:t xml:space="preserve">--factory</w:t>
+      </w:r>
+      <w:r>
         <w:br/>
       </w:r>
       <w:r>
         <w:rPr>
           <w:rFonts w:ascii="Consolas" w:hAnsi="Consolas"/>
-          <w:color w:val="6A9955"/>
+          <w:i/>
+          <w:color w:val="808080"/>
           <w:sz w:val="16"/>
         </w:rPr>
         <w:t xml:space="preserve">#   INFO Model [app/Models/DiningTable.php] created successfully.</w:t>
+      </w:r>
+      <w:r>
         <w:br/>
       </w:r>
       <w:r>
         <w:rPr>
           <w:rFonts w:ascii="Consolas" w:hAnsi="Consolas"/>
-          <w:color w:val="6A9955"/>
+          <w:i/>
+          <w:color w:val="808080"/>
           <w:sz w:val="16"/>
         </w:rPr>
         <w:t xml:space="preserve">#   INFO Factory [database/factories/DiningTableFactory.php] created successfully.</w:t>
+      </w:r>
+      <w:r>
         <w:br/>
       </w:r>
       <w:r>
         <w:rPr>
           <w:rFonts w:ascii="Consolas" w:hAnsi="Consolas"/>
-          <w:color w:val="D4D4D4"/>
-          <w:sz w:val="16"/>
-        </w:rPr>
-        <w:t xml:space="preserve">php artisan make:model MenuCategory --factory</w:t>
+          <w:b/>
+          <w:color w:val="000080"/>
+          <w:sz w:val="16"/>
+        </w:rPr>
+        <w:t xml:space="preserve">php</w:t>
+      </w:r>
+      <w:r>
+        <w:rPr>
+          <w:rFonts w:ascii="Consolas" w:hAnsi="Consolas"/>
+          <w:color w:val="262626"/>
+          <w:sz w:val="16"/>
+        </w:rPr>
+        <w:t xml:space="preserve"> artisan </w:t>
+      </w:r>
+      <w:r>
+        <w:rPr>
+          <w:rFonts w:ascii="Consolas" w:hAnsi="Consolas"/>
+          <w:color w:val="795E26"/>
+          <w:sz w:val="16"/>
+        </w:rPr>
+        <w:t xml:space="preserve">make:model</w:t>
+      </w:r>
+      <w:r>
+        <w:rPr>
+          <w:rFonts w:ascii="Consolas" w:hAnsi="Consolas"/>
+          <w:color w:val="262626"/>
+          <w:sz w:val="16"/>
+        </w:rPr>
+        <w:t xml:space="preserve"> MenuCategory </w:t>
+      </w:r>
+      <w:r>
+        <w:rPr>
+          <w:rFonts w:ascii="Consolas" w:hAnsi="Consolas"/>
+          <w:color w:val="0073E6"/>
+          <w:sz w:val="16"/>
+        </w:rPr>
+        <w:t xml:space="preserve">--factory</w:t>
+      </w:r>
+      <w:r>
         <w:br/>
       </w:r>
       <w:r>
         <w:rPr>
           <w:rFonts w:ascii="Consolas" w:hAnsi="Consolas"/>
-          <w:color w:val="6A9955"/>
+          <w:i/>
+          <w:color w:val="808080"/>
           <w:sz w:val="16"/>
         </w:rPr>
         <w:t xml:space="preserve">#   INFO Model [app/Models/MenuCategory.php] created successfully.</w:t>
+      </w:r>
+      <w:r>
         <w:br/>
       </w:r>
       <w:r>
         <w:rPr>
           <w:rFonts w:ascii="Consolas" w:hAnsi="Consolas"/>
-          <w:color w:val="6A9955"/>
+          <w:i/>
+          <w:color w:val="808080"/>
           <w:sz w:val="16"/>
         </w:rPr>
         <w:t xml:space="preserve">#   INFO Factory [database/factories/MenuCategoryFactory.php] created successfully.</w:t>
+      </w:r>
+      <w:r>
         <w:br/>
       </w:r>
       <w:r>
         <w:rPr>
           <w:rFonts w:ascii="Consolas" w:hAnsi="Consolas"/>
-          <w:color w:val="D4D4D4"/>
-          <w:sz w:val="16"/>
-        </w:rPr>
-        <w:t xml:space="preserve">php artisan make:model Menu --factory</w:t>
+          <w:b/>
+          <w:color w:val="000080"/>
+          <w:sz w:val="16"/>
+        </w:rPr>
+        <w:t xml:space="preserve">php</w:t>
+      </w:r>
+      <w:r>
+        <w:rPr>
+          <w:rFonts w:ascii="Consolas" w:hAnsi="Consolas"/>
+          <w:color w:val="262626"/>
+          <w:sz w:val="16"/>
+        </w:rPr>
+        <w:t xml:space="preserve"> artisan </w:t>
+      </w:r>
+      <w:r>
+        <w:rPr>
+          <w:rFonts w:ascii="Consolas" w:hAnsi="Consolas"/>
+          <w:color w:val="795E26"/>
+          <w:sz w:val="16"/>
+        </w:rPr>
+        <w:t xml:space="preserve">make:model</w:t>
+      </w:r>
+      <w:r>
+        <w:rPr>
+          <w:rFonts w:ascii="Consolas" w:hAnsi="Consolas"/>
+          <w:color w:val="262626"/>
+          <w:sz w:val="16"/>
+        </w:rPr>
+        <w:t xml:space="preserve"> Menu </w:t>
+      </w:r>
+      <w:r>
+        <w:rPr>
+          <w:rFonts w:ascii="Consolas" w:hAnsi="Consolas"/>
+          <w:color w:val="0073E6"/>
+          <w:sz w:val="16"/>
+        </w:rPr>
+        <w:t xml:space="preserve">--factory</w:t>
+      </w:r>
+      <w:r>
         <w:br/>
       </w:r>
       <w:r>
         <w:rPr>
           <w:rFonts w:ascii="Consolas" w:hAnsi="Consolas"/>
-          <w:color w:val="6A9955"/>
+          <w:i/>
+          <w:color w:val="808080"/>
           <w:sz w:val="16"/>
         </w:rPr>
         <w:t xml:space="preserve">#   INFO Model [app/Models/Menu.php] created successfully.</w:t>
+      </w:r>
+      <w:r>
         <w:br/>
       </w:r>
       <w:r>
         <w:rPr>
           <w:rFonts w:ascii="Consolas" w:hAnsi="Consolas"/>
-          <w:color w:val="6A9955"/>
+          <w:i/>
+          <w:color w:val="808080"/>
           <w:sz w:val="16"/>
         </w:rPr>
         <w:t xml:space="preserve">#   INFO Factory [database/factories/MenuFactory.php] created successfully.</w:t>
+      </w:r>
+      <w:r>
         <w:br/>
       </w:r>
       <w:r>
         <w:rPr>
           <w:rFonts w:ascii="Consolas" w:hAnsi="Consolas"/>
-          <w:color w:val="D4D4D4"/>
-          <w:sz w:val="16"/>
-        </w:rPr>
-        <w:t xml:space="preserve">php artisan make:model ModifierGroup --factory</w:t>
+          <w:b/>
+          <w:color w:val="000080"/>
+          <w:sz w:val="16"/>
+        </w:rPr>
+        <w:t xml:space="preserve">php</w:t>
+      </w:r>
+      <w:r>
+        <w:rPr>
+          <w:rFonts w:ascii="Consolas" w:hAnsi="Consolas"/>
+          <w:color w:val="262626"/>
+          <w:sz w:val="16"/>
+        </w:rPr>
+        <w:t xml:space="preserve"> artisan </w:t>
+      </w:r>
+      <w:r>
+        <w:rPr>
+          <w:rFonts w:ascii="Consolas" w:hAnsi="Consolas"/>
+          <w:color w:val="795E26"/>
+          <w:sz w:val="16"/>
+        </w:rPr>
+        <w:t xml:space="preserve">make:model</w:t>
+      </w:r>
+      <w:r>
+        <w:rPr>
+          <w:rFonts w:ascii="Consolas" w:hAnsi="Consolas"/>
+          <w:color w:val="262626"/>
+          <w:sz w:val="16"/>
+        </w:rPr>
+        <w:t xml:space="preserve"> ModifierGroup </w:t>
+      </w:r>
+      <w:r>
+        <w:rPr>
+          <w:rFonts w:ascii="Consolas" w:hAnsi="Consolas"/>
+          <w:color w:val="0073E6"/>
+          <w:sz w:val="16"/>
+        </w:rPr>
+        <w:t xml:space="preserve">--factory</w:t>
+      </w:r>
+      <w:r>
         <w:br/>
       </w:r>
       <w:r>
         <w:rPr>
           <w:rFonts w:ascii="Consolas" w:hAnsi="Consolas"/>
-          <w:color w:val="6A9955"/>
+          <w:i/>
+          <w:color w:val="808080"/>
           <w:sz w:val="16"/>
         </w:rPr>
         <w:t xml:space="preserve">#   INFO Model [app/Models/ModifierGroup.php] created successfully.</w:t>
+      </w:r>
+      <w:r>
         <w:br/>
       </w:r>
       <w:r>
         <w:rPr>
           <w:rFonts w:ascii="Consolas" w:hAnsi="Consolas"/>
-          <w:color w:val="6A9955"/>
+          <w:i/>
+          <w:color w:val="808080"/>
           <w:sz w:val="16"/>
         </w:rPr>
         <w:t xml:space="preserve">#   INFO Factory [database/factories/ModifierGroupFactory.php] created successfully.</w:t>
+      </w:r>
+      <w:r>
         <w:br/>
       </w:r>
       <w:r>
         <w:rPr>
           <w:rFonts w:ascii="Consolas" w:hAnsi="Consolas"/>
-          <w:color w:val="D4D4D4"/>
-          <w:sz w:val="16"/>
-        </w:rPr>
-        <w:t xml:space="preserve">php artisan make:model ModifierOption --factory</w:t>
+          <w:b/>
+          <w:color w:val="000080"/>
+          <w:sz w:val="16"/>
+        </w:rPr>
+        <w:t xml:space="preserve">php</w:t>
+      </w:r>
+      <w:r>
+        <w:rPr>
+          <w:rFonts w:ascii="Consolas" w:hAnsi="Consolas"/>
+          <w:color w:val="262626"/>
+          <w:sz w:val="16"/>
+        </w:rPr>
+        <w:t xml:space="preserve"> artisan </w:t>
+      </w:r>
+      <w:r>
+        <w:rPr>
+          <w:rFonts w:ascii="Consolas" w:hAnsi="Consolas"/>
+          <w:color w:val="795E26"/>
+          <w:sz w:val="16"/>
+        </w:rPr>
+        <w:t xml:space="preserve">make:model</w:t>
+      </w:r>
+      <w:r>
+        <w:rPr>
+          <w:rFonts w:ascii="Consolas" w:hAnsi="Consolas"/>
+          <w:color w:val="262626"/>
+          <w:sz w:val="16"/>
+        </w:rPr>
+        <w:t xml:space="preserve"> ModifierOption </w:t>
+      </w:r>
+      <w:r>
+        <w:rPr>
+          <w:rFonts w:ascii="Consolas" w:hAnsi="Consolas"/>
+          <w:color w:val="0073E6"/>
+          <w:sz w:val="16"/>
+        </w:rPr>
+        <w:t xml:space="preserve">--factory</w:t>
+      </w:r>
+      <w:r>
         <w:br/>
       </w:r>
       <w:r>
         <w:rPr>
           <w:rFonts w:ascii="Consolas" w:hAnsi="Consolas"/>
-          <w:color w:val="6A9955"/>
+          <w:i/>
+          <w:color w:val="808080"/>
           <w:sz w:val="16"/>
         </w:rPr>
         <w:t xml:space="preserve">#   INFO Model [app/Models/ModifierOption.php] created successfully.</w:t>
+      </w:r>
+      <w:r>
         <w:br/>
       </w:r>
       <w:r>
         <w:rPr>
           <w:rFonts w:ascii="Consolas" w:hAnsi="Consolas"/>
-          <w:color w:val="6A9955"/>
+          <w:i/>
+          <w:color w:val="808080"/>
           <w:sz w:val="16"/>
         </w:rPr>
         <w:t xml:space="preserve">#   INFO Factory [database/factories/ModifierOptionFactory.php] created successfully.</w:t>
+      </w:r>
+      <w:r>
         <w:br/>
       </w:r>
       <w:r>
         <w:rPr>
           <w:rFonts w:ascii="Consolas" w:hAnsi="Consolas"/>
-          <w:color w:val="D4D4D4"/>
-          <w:sz w:val="16"/>
-        </w:rPr>
-        <w:t xml:space="preserve">php artisan make:model CommissionScheme --factory</w:t>
+          <w:b/>
+          <w:color w:val="000080"/>
+          <w:sz w:val="16"/>
+        </w:rPr>
+        <w:t xml:space="preserve">php</w:t>
+      </w:r>
+      <w:r>
+        <w:rPr>
+          <w:rFonts w:ascii="Consolas" w:hAnsi="Consolas"/>
+          <w:color w:val="262626"/>
+          <w:sz w:val="16"/>
+        </w:rPr>
+        <w:t xml:space="preserve"> artisan </w:t>
+      </w:r>
+      <w:r>
+        <w:rPr>
+          <w:rFonts w:ascii="Consolas" w:hAnsi="Consolas"/>
+          <w:color w:val="795E26"/>
+          <w:sz w:val="16"/>
+        </w:rPr>
+        <w:t xml:space="preserve">make:model</w:t>
+      </w:r>
+      <w:r>
+        <w:rPr>
+          <w:rFonts w:ascii="Consolas" w:hAnsi="Consolas"/>
+          <w:color w:val="262626"/>
+          <w:sz w:val="16"/>
+        </w:rPr>
+        <w:t xml:space="preserve"> CommissionScheme </w:t>
+      </w:r>
+      <w:r>
+        <w:rPr>
+          <w:rFonts w:ascii="Consolas" w:hAnsi="Consolas"/>
+          <w:color w:val="0073E6"/>
+          <w:sz w:val="16"/>
+        </w:rPr>
+        <w:t xml:space="preserve">--factory</w:t>
+      </w:r>
+      <w:r>
         <w:br/>
       </w:r>
       <w:r>
         <w:rPr>
           <w:rFonts w:ascii="Consolas" w:hAnsi="Consolas"/>
-          <w:color w:val="6A9955"/>
+          <w:i/>
+          <w:color w:val="808080"/>
           <w:sz w:val="16"/>
         </w:rPr>
         <w:t xml:space="preserve">#   INFO Model [app/Models/CommissionScheme.php] created successfully.</w:t>
+      </w:r>
+      <w:r>
         <w:br/>
       </w:r>
       <w:r>
         <w:rPr>
           <w:rFonts w:ascii="Consolas" w:hAnsi="Consolas"/>
-          <w:color w:val="6A9955"/>
+          <w:i/>
+          <w:color w:val="808080"/>
           <w:sz w:val="16"/>
         </w:rPr>
         <w:t xml:space="preserve">#   INFO Factory [database/factories/CommissionSchemeFactory.php] created successfully.</w:t>
+      </w:r>
+      <w:r>
         <w:br/>
       </w:r>
       <w:r>
         <w:rPr>
           <w:rFonts w:ascii="Consolas" w:hAnsi="Consolas"/>
-          <w:color w:val="D4D4D4"/>
-          <w:sz w:val="16"/>
-        </w:rPr>
-        <w:t xml:space="preserve">php artisan make:model UserTenantRole</w:t>
+          <w:b/>
+          <w:color w:val="000080"/>
+          <w:sz w:val="16"/>
+        </w:rPr>
+        <w:t xml:space="preserve">php</w:t>
+      </w:r>
+      <w:r>
+        <w:rPr>
+          <w:rFonts w:ascii="Consolas" w:hAnsi="Consolas"/>
+          <w:color w:val="262626"/>
+          <w:sz w:val="16"/>
+        </w:rPr>
+        <w:t xml:space="preserve"> artisan </w:t>
+      </w:r>
+      <w:r>
+        <w:rPr>
+          <w:rFonts w:ascii="Consolas" w:hAnsi="Consolas"/>
+          <w:color w:val="795E26"/>
+          <w:sz w:val="16"/>
+        </w:rPr>
+        <w:t xml:space="preserve">make:model</w:t>
+      </w:r>
+      <w:r>
+        <w:rPr>
+          <w:rFonts w:ascii="Consolas" w:hAnsi="Consolas"/>
+          <w:color w:val="262626"/>
+          <w:sz w:val="16"/>
+        </w:rPr>
+        <w:t xml:space="preserve"> UserTenantRole</w:t>
+      </w:r>
+      <w:r>
         <w:br/>
       </w:r>
       <w:r>
         <w:rPr>
           <w:rFonts w:ascii="Consolas" w:hAnsi="Consolas"/>
-          <w:color w:val="6A9955"/>
+          <w:i/>
+          <w:color w:val="808080"/>
           <w:sz w:val="16"/>
         </w:rPr>
         <w:t xml:space="preserve">#   INFO Model [app/Models/UserTenantRole.php] created successfully.</w:t>
+      </w:r>
+      <w:r>
         <w:br/>
       </w:r>
       <w:r>
         <w:rPr>
           <w:rFonts w:ascii="Consolas" w:hAnsi="Consolas"/>
-          <w:color w:val="D4D4D4"/>
-          <w:sz w:val="16"/>
-        </w:rPr>
-        <w:t xml:space="preserve">php artisan make:model Order</w:t>
+          <w:b/>
+          <w:color w:val="000080"/>
+          <w:sz w:val="16"/>
+        </w:rPr>
+        <w:t xml:space="preserve">php</w:t>
+      </w:r>
+      <w:r>
+        <w:rPr>
+          <w:rFonts w:ascii="Consolas" w:hAnsi="Consolas"/>
+          <w:color w:val="262626"/>
+          <w:sz w:val="16"/>
+        </w:rPr>
+        <w:t xml:space="preserve"> artisan </w:t>
+      </w:r>
+      <w:r>
+        <w:rPr>
+          <w:rFonts w:ascii="Consolas" w:hAnsi="Consolas"/>
+          <w:color w:val="795E26"/>
+          <w:sz w:val="16"/>
+        </w:rPr>
+        <w:t xml:space="preserve">make:model</w:t>
+      </w:r>
+      <w:r>
+        <w:rPr>
+          <w:rFonts w:ascii="Consolas" w:hAnsi="Consolas"/>
+          <w:color w:val="262626"/>
+          <w:sz w:val="16"/>
+        </w:rPr>
+        <w:t xml:space="preserve"> Order</w:t>
+      </w:r>
+      <w:r>
         <w:br/>
       </w:r>
       <w:r>
         <w:rPr>
           <w:rFonts w:ascii="Consolas" w:hAnsi="Consolas"/>
-          <w:color w:val="6A9955"/>
+          <w:i/>
+          <w:color w:val="808080"/>
           <w:sz w:val="16"/>
         </w:rPr>
         <w:t xml:space="preserve">#   INFO Model [app/Models/Order.php] created successfully.</w:t>
+      </w:r>
+      <w:r>
         <w:br/>
       </w:r>
       <w:r>
         <w:rPr>
           <w:rFonts w:ascii="Consolas" w:hAnsi="Consolas"/>
-          <w:color w:val="D4D4D4"/>
-          <w:sz w:val="16"/>
-        </w:rPr>
-        <w:t xml:space="preserve">php artisan make:model TenantOrder</w:t>
+          <w:b/>
+          <w:color w:val="000080"/>
+          <w:sz w:val="16"/>
+        </w:rPr>
+        <w:t xml:space="preserve">php</w:t>
+      </w:r>
+      <w:r>
+        <w:rPr>
+          <w:rFonts w:ascii="Consolas" w:hAnsi="Consolas"/>
+          <w:color w:val="262626"/>
+          <w:sz w:val="16"/>
+        </w:rPr>
+        <w:t xml:space="preserve"> artisan </w:t>
+      </w:r>
+      <w:r>
+        <w:rPr>
+          <w:rFonts w:ascii="Consolas" w:hAnsi="Consolas"/>
+          <w:color w:val="795E26"/>
+          <w:sz w:val="16"/>
+        </w:rPr>
+        <w:t xml:space="preserve">make:model</w:t>
+      </w:r>
+      <w:r>
+        <w:rPr>
+          <w:rFonts w:ascii="Consolas" w:hAnsi="Consolas"/>
+          <w:color w:val="262626"/>
+          <w:sz w:val="16"/>
+        </w:rPr>
+        <w:t xml:space="preserve"> TenantOrder</w:t>
+      </w:r>
+      <w:r>
         <w:br/>
       </w:r>
       <w:r>
         <w:rPr>
           <w:rFonts w:ascii="Consolas" w:hAnsi="Consolas"/>
-          <w:color w:val="6A9955"/>
+          <w:i/>
+          <w:color w:val="808080"/>
           <w:sz w:val="16"/>
         </w:rPr>
         <w:t xml:space="preserve">#   INFO Model [app/Models/TenantOrder.php] created successfully.</w:t>
+      </w:r>
+      <w:r>
         <w:br/>
       </w:r>
       <w:r>
         <w:rPr>
           <w:rFonts w:ascii="Consolas" w:hAnsi="Consolas"/>
-          <w:color w:val="D4D4D4"/>
-          <w:sz w:val="16"/>
-        </w:rPr>
-        <w:t xml:space="preserve">php artisan make:model OrderItem</w:t>
+          <w:b/>
+          <w:color w:val="000080"/>
+          <w:sz w:val="16"/>
+        </w:rPr>
+        <w:t xml:space="preserve">php</w:t>
+      </w:r>
+      <w:r>
+        <w:rPr>
+          <w:rFonts w:ascii="Consolas" w:hAnsi="Consolas"/>
+          <w:color w:val="262626"/>
+          <w:sz w:val="16"/>
+        </w:rPr>
+        <w:t xml:space="preserve"> artisan </w:t>
+      </w:r>
+      <w:r>
+        <w:rPr>
+          <w:rFonts w:ascii="Consolas" w:hAnsi="Consolas"/>
+          <w:color w:val="795E26"/>
+          <w:sz w:val="16"/>
+        </w:rPr>
+        <w:t xml:space="preserve">make:model</w:t>
+      </w:r>
+      <w:r>
+        <w:rPr>
+          <w:rFonts w:ascii="Consolas" w:hAnsi="Consolas"/>
+          <w:color w:val="262626"/>
+          <w:sz w:val="16"/>
+        </w:rPr>
+        <w:t xml:space="preserve"> OrderItem</w:t>
+      </w:r>
+      <w:r>
         <w:br/>
       </w:r>
       <w:r>
         <w:rPr>
           <w:rFonts w:ascii="Consolas" w:hAnsi="Consolas"/>
-          <w:color w:val="6A9955"/>
+          <w:i/>
+          <w:color w:val="808080"/>
           <w:sz w:val="16"/>
         </w:rPr>
         <w:t xml:space="preserve">#   INFO Model [app/Models/OrderItem.php] created successfully.</w:t>
+      </w:r>
+      <w:r>
         <w:br/>
       </w:r>
       <w:r>
         <w:rPr>
           <w:rFonts w:ascii="Consolas" w:hAnsi="Consolas"/>
-          <w:color w:val="D4D4D4"/>
-          <w:sz w:val="16"/>
-        </w:rPr>
-        <w:t xml:space="preserve">php artisan make:model TenantBalance</w:t>
+          <w:b/>
+          <w:color w:val="000080"/>
+          <w:sz w:val="16"/>
+        </w:rPr>
+        <w:t xml:space="preserve">php</w:t>
+      </w:r>
+      <w:r>
+        <w:rPr>
+          <w:rFonts w:ascii="Consolas" w:hAnsi="Consolas"/>
+          <w:color w:val="262626"/>
+          <w:sz w:val="16"/>
+        </w:rPr>
+        <w:t xml:space="preserve"> artisan </w:t>
+      </w:r>
+      <w:r>
+        <w:rPr>
+          <w:rFonts w:ascii="Consolas" w:hAnsi="Consolas"/>
+          <w:color w:val="795E26"/>
+          <w:sz w:val="16"/>
+        </w:rPr>
+        <w:t xml:space="preserve">make:model</w:t>
+      </w:r>
+      <w:r>
+        <w:rPr>
+          <w:rFonts w:ascii="Consolas" w:hAnsi="Consolas"/>
+          <w:color w:val="262626"/>
+          <w:sz w:val="16"/>
+        </w:rPr>
+        <w:t xml:space="preserve"> TenantBalance</w:t>
+      </w:r>
+      <w:r>
         <w:br/>
       </w:r>
       <w:r>
         <w:rPr>
           <w:rFonts w:ascii="Consolas" w:hAnsi="Consolas"/>
-          <w:color w:val="6A9955"/>
+          <w:i/>
+          <w:color w:val="808080"/>
           <w:sz w:val="16"/>
         </w:rPr>
         <w:t xml:space="preserve">#   INFO Model [app/Models/TenantBalance.php] created successfully.</w:t>
+      </w:r>
+      <w:r>
         <w:br/>
       </w:r>
       <w:r>
         <w:rPr>
           <w:rFonts w:ascii="Consolas" w:hAnsi="Consolas"/>
-          <w:color w:val="D4D4D4"/>
-          <w:sz w:val="16"/>
-        </w:rPr>
-        <w:t xml:space="preserve">php artisan make:model Withdrawal</w:t>
+          <w:b/>
+          <w:color w:val="000080"/>
+          <w:sz w:val="16"/>
+        </w:rPr>
+        <w:t xml:space="preserve">php</w:t>
+      </w:r>
+      <w:r>
+        <w:rPr>
+          <w:rFonts w:ascii="Consolas" w:hAnsi="Consolas"/>
+          <w:color w:val="262626"/>
+          <w:sz w:val="16"/>
+        </w:rPr>
+        <w:t xml:space="preserve"> artisan </w:t>
+      </w:r>
+      <w:r>
+        <w:rPr>
+          <w:rFonts w:ascii="Consolas" w:hAnsi="Consolas"/>
+          <w:color w:val="795E26"/>
+          <w:sz w:val="16"/>
+        </w:rPr>
+        <w:t xml:space="preserve">make:model</w:t>
+      </w:r>
+      <w:r>
+        <w:rPr>
+          <w:rFonts w:ascii="Consolas" w:hAnsi="Consolas"/>
+          <w:color w:val="262626"/>
+          <w:sz w:val="16"/>
+        </w:rPr>
+        <w:t xml:space="preserve"> Withdrawal</w:t>
+      </w:r>
+      <w:r>
         <w:br/>
       </w:r>
       <w:r>
         <w:rPr>
           <w:rFonts w:ascii="Consolas" w:hAnsi="Consolas"/>
-          <w:color w:val="6A9955"/>
+          <w:i/>
+          <w:color w:val="808080"/>
           <w:sz w:val="16"/>
         </w:rPr>
         <w:t xml:space="preserve">#   INFO Model [app/Models/Withdrawal.php] created successfully.</w:t>
+      </w:r>
+      <w:r>
         <w:br/>
       </w:r>
       <w:r>
         <w:rPr>
           <w:rFonts w:ascii="Consolas" w:hAnsi="Consolas"/>
-          <w:color w:val="D4D4D4"/>
-          <w:sz w:val="16"/>
-        </w:rPr>
-        <w:t xml:space="preserve">php artisan make:seeder DemoCanteenSeeder</w:t>
+          <w:b/>
+          <w:color w:val="000080"/>
+          <w:sz w:val="16"/>
+        </w:rPr>
+        <w:t xml:space="preserve">php</w:t>
+      </w:r>
+      <w:r>
+        <w:rPr>
+          <w:rFonts w:ascii="Consolas" w:hAnsi="Consolas"/>
+          <w:color w:val="262626"/>
+          <w:sz w:val="16"/>
+        </w:rPr>
+        <w:t xml:space="preserve"> artisan </w:t>
+      </w:r>
+      <w:r>
+        <w:rPr>
+          <w:rFonts w:ascii="Consolas" w:hAnsi="Consolas"/>
+          <w:color w:val="795E26"/>
+          <w:sz w:val="16"/>
+        </w:rPr>
+        <w:t xml:space="preserve">make:seeder</w:t>
+      </w:r>
+      <w:r>
+        <w:rPr>
+          <w:rFonts w:ascii="Consolas" w:hAnsi="Consolas"/>
+          <w:color w:val="262626"/>
+          <w:sz w:val="16"/>
+        </w:rPr>
+        <w:t xml:space="preserve"> DemoCanteenSeeder</w:t>
+      </w:r>
+      <w:r>
         <w:br/>
       </w:r>
       <w:r>
         <w:rPr>
           <w:rFonts w:ascii="Consolas" w:hAnsi="Consolas"/>
-          <w:color w:val="6A9955"/>
+          <w:i/>
+          <w:color w:val="808080"/>
           <w:sz w:val="16"/>
         </w:rPr>
         <w:t xml:space="preserve">#   INFO Seeder [database/seeders/DemoCanteenSeeder.php] created successfully.</w:t>
@@ -6220,16 +6420,17 @@
     <w:p>
       <w:pPr>
         <w:pStyle w:val="CodeHeader"/>
-        <w:shd w:fill="2D2D30"/>
+        <w:keepNext/>
         <w:pBdr>
-          <w:left w:val="single" w:sz="4" w:space="8" w:color="2D2D30"/>
+          <w:left w:val="single" w:sz="12" w:space="8" w:color="B8DDE0"/>
         </w:pBdr>
+        <w:shd w:val="clear" w:color="auto" w:fill="E4EAED"/>
       </w:pPr>
       <w:r>
         <w:rPr>
           <w:rFonts w:ascii="Consolas" w:hAnsi="Consolas"/>
           <w:b/>
-          <w:color w:val="FFFFFF"/>
+          <w:color w:val="262626"/>
           <w:sz w:val="16"/>
         </w:rPr>
         <w:t xml:space="preserve">BUAT FILE — MODUL 3 TAHAP 6   •   terminal pada root repository   •   BASH</w:t>
@@ -6238,45 +6439,167 @@
     <w:p>
       <w:pPr>
         <w:pStyle w:val="CodeBlock"/>
-        <w:shd w:fill="1E1E1E"/>
         <w:pBdr>
-          <w:left w:val="single" w:sz="4" w:space="8" w:color="1E1E1E"/>
+          <w:left w:val="single" w:sz="12" w:space="8" w:color="B8DDE0"/>
         </w:pBdr>
+        <w:shd w:val="clear" w:color="auto" w:fill="F2F3F7"/>
       </w:pPr>
       <w:r>
         <w:rPr>
           <w:rFonts w:ascii="Consolas" w:hAnsi="Consolas"/>
-          <w:color w:val="D4D4D4"/>
-          <w:sz w:val="16"/>
-        </w:rPr>
-        <w:t xml:space="preserve">php artisan make:test DatabaseConstraintTest --phpunit</w:t>
+          <w:b/>
+          <w:color w:val="000080"/>
+          <w:sz w:val="16"/>
+        </w:rPr>
+        <w:t xml:space="preserve">php</w:t>
+      </w:r>
+      <w:r>
+        <w:rPr>
+          <w:rFonts w:ascii="Consolas" w:hAnsi="Consolas"/>
+          <w:color w:val="262626"/>
+          <w:sz w:val="16"/>
+        </w:rPr>
+        <w:t xml:space="preserve"> artisan </w:t>
+      </w:r>
+      <w:r>
+        <w:rPr>
+          <w:rFonts w:ascii="Consolas" w:hAnsi="Consolas"/>
+          <w:color w:val="795E26"/>
+          <w:sz w:val="16"/>
+        </w:rPr>
+        <w:t xml:space="preserve">make:test</w:t>
+      </w:r>
+      <w:r>
+        <w:rPr>
+          <w:rFonts w:ascii="Consolas" w:hAnsi="Consolas"/>
+          <w:color w:val="262626"/>
+          <w:sz w:val="16"/>
+        </w:rPr>
+        <w:t xml:space="preserve"> DatabaseConstraintTest </w:t>
+      </w:r>
+      <w:r>
+        <w:rPr>
+          <w:rFonts w:ascii="Consolas" w:hAnsi="Consolas"/>
+          <w:color w:val="0073E6"/>
+          <w:sz w:val="16"/>
+        </w:rPr>
+        <w:t xml:space="preserve">--phpunit</w:t>
+      </w:r>
+      <w:r>
         <w:br/>
       </w:r>
       <w:r>
         <w:rPr>
           <w:rFonts w:ascii="Consolas" w:hAnsi="Consolas"/>
-          <w:color w:val="6A9955"/>
+          <w:i/>
+          <w:color w:val="808080"/>
           <w:sz w:val="16"/>
         </w:rPr>
         <w:t xml:space="preserve">#   INFO Test [tests/Feature/DatabaseConstraintTest.php] created successfully.</w:t>
+      </w:r>
+      <w:r>
         <w:br/>
       </w:r>
       <w:r>
         <w:rPr>
           <w:rFonts w:ascii="Consolas" w:hAnsi="Consolas"/>
-          <w:color w:val="6A9955"/>
+          <w:i/>
+          <w:color w:val="808080"/>
           <w:sz w:val="16"/>
         </w:rPr>
         <w:t xml:space="preserve"># manual (shell)</w:t>
+      </w:r>
+      <w:r>
         <w:br/>
       </w:r>
       <w:r>
         <w:rPr>
           <w:rFonts w:ascii="Consolas" w:hAnsi="Consolas"/>
-          <w:color w:val="D4D4D4"/>
-          <w:sz w:val="16"/>
-        </w:rPr>
-        <w:t xml:space="preserve">mariadb-dump --no-data -h 127.0.0.1 -u kantin -p kantin &gt; evidence/pertemuan-03/schema-dump.sql</w:t>
+          <w:color w:val="262626"/>
+          <w:sz w:val="16"/>
+        </w:rPr>
+        <w:t xml:space="preserve">mariadb-dump </w:t>
+      </w:r>
+      <w:r>
+        <w:rPr>
+          <w:rFonts w:ascii="Consolas" w:hAnsi="Consolas"/>
+          <w:color w:val="0073E6"/>
+          <w:sz w:val="16"/>
+        </w:rPr>
+        <w:t xml:space="preserve">--no-data</w:t>
+      </w:r>
+      <w:r>
+        <w:rPr>
+          <w:rFonts w:ascii="Consolas" w:hAnsi="Consolas"/>
+          <w:color w:val="262626"/>
+          <w:sz w:val="16"/>
+        </w:rPr>
+        <w:t xml:space="preserve"> </w:t>
+      </w:r>
+      <w:r>
+        <w:rPr>
+          <w:rFonts w:ascii="Consolas" w:hAnsi="Consolas"/>
+          <w:color w:val="0073E6"/>
+          <w:sz w:val="16"/>
+        </w:rPr>
+        <w:t xml:space="preserve">-h</w:t>
+      </w:r>
+      <w:r>
+        <w:rPr>
+          <w:rFonts w:ascii="Consolas" w:hAnsi="Consolas"/>
+          <w:color w:val="262626"/>
+          <w:sz w:val="16"/>
+        </w:rPr>
+        <w:t xml:space="preserve"> 127.0.0.1 </w:t>
+      </w:r>
+      <w:r>
+        <w:rPr>
+          <w:rFonts w:ascii="Consolas" w:hAnsi="Consolas"/>
+          <w:color w:val="0073E6"/>
+          <w:sz w:val="16"/>
+        </w:rPr>
+        <w:t xml:space="preserve">-u</w:t>
+      </w:r>
+      <w:r>
+        <w:rPr>
+          <w:rFonts w:ascii="Consolas" w:hAnsi="Consolas"/>
+          <w:color w:val="262626"/>
+          <w:sz w:val="16"/>
+        </w:rPr>
+        <w:t xml:space="preserve"> kantin </w:t>
+      </w:r>
+      <w:r>
+        <w:rPr>
+          <w:rFonts w:ascii="Consolas" w:hAnsi="Consolas"/>
+          <w:color w:val="0073E6"/>
+          <w:sz w:val="16"/>
+        </w:rPr>
+        <w:t xml:space="preserve">-p</w:t>
+      </w:r>
+      <w:r>
+        <w:rPr>
+          <w:rFonts w:ascii="Consolas" w:hAnsi="Consolas"/>
+          <w:color w:val="262626"/>
+          <w:sz w:val="16"/>
+        </w:rPr>
+        <w:t xml:space="preserve"> kantin </w:t>
+      </w:r>
+      <w:r>
+        <w:rPr>
+          <w:rFonts w:ascii="Consolas" w:hAnsi="Consolas"/>
+          <w:b/>
+          <w:color w:val="000080"/>
+          <w:sz w:val="16"/>
+        </w:rPr>
+        <w:t xml:space="preserve">&gt;</w:t>
+      </w:r>
+      <w:r>
+        <w:rPr>
+          <w:rFonts w:ascii="Consolas" w:hAnsi="Consolas"/>
+          <w:color w:val="262626"/>
+          <w:sz w:val="16"/>
+        </w:rPr>
+        <w:t xml:space="preserve"> evidence/pertemuan-03/schema-dump.sql</w:t>
       </w:r>
     </w:p>
     <w:p>
@@ -6578,16 +6901,17 @@
     <w:p>
       <w:pPr>
         <w:pStyle w:val="CodeHeader"/>
-        <w:shd w:fill="2D2D30"/>
+        <w:keepNext/>
         <w:pBdr>
-          <w:left w:val="single" w:sz="4" w:space="8" w:color="2D2D30"/>
+          <w:left w:val="single" w:sz="12" w:space="8" w:color="B8DDE0"/>
         </w:pBdr>
+        <w:shd w:val="clear" w:color="auto" w:fill="E4EAED"/>
       </w:pPr>
       <w:r>
         <w:rPr>
           <w:rFonts w:ascii="Consolas" w:hAnsi="Consolas"/>
           <w:b/>
-          <w:color w:val="FFFFFF"/>
+          <w:color w:val="262626"/>
           <w:sz w:val="16"/>
         </w:rPr>
         <w:t xml:space="preserve">BUAT FILE — MODUL 3 TAHAP 7   •   terminal pada root repository   •   BASH</w:t>
@@ -6596,54 +6920,148 @@
     <w:p>
       <w:pPr>
         <w:pStyle w:val="CodeBlock"/>
-        <w:shd w:fill="1E1E1E"/>
         <w:pBdr>
-          <w:left w:val="single" w:sz="4" w:space="8" w:color="1E1E1E"/>
+          <w:left w:val="single" w:sz="12" w:space="8" w:color="B8DDE0"/>
         </w:pBdr>
+        <w:shd w:val="clear" w:color="auto" w:fill="F2F3F7"/>
       </w:pPr>
       <w:r>
         <w:rPr>
           <w:rFonts w:ascii="Consolas" w:hAnsi="Consolas"/>
-          <w:color w:val="6A9955"/>
+          <w:i/>
+          <w:color w:val="808080"/>
           <w:sz w:val="16"/>
         </w:rPr>
         <w:t xml:space="preserve"># manual (shell)</w:t>
+      </w:r>
+      <w:r>
         <w:br/>
       </w:r>
       <w:r>
         <w:rPr>
           <w:rFonts w:ascii="Consolas" w:hAnsi="Consolas"/>
-          <w:color w:val="D4D4D4"/>
-          <w:sz w:val="16"/>
-        </w:rPr>
-        <w:t xml:space="preserve">mkdir -p evidence/pertemuan-03/test-results</w:t>
+          <w:b/>
+          <w:color w:val="000080"/>
+          <w:sz w:val="16"/>
+        </w:rPr>
+        <w:t xml:space="preserve">mkdir</w:t>
+      </w:r>
+      <w:r>
+        <w:rPr>
+          <w:rFonts w:ascii="Consolas" w:hAnsi="Consolas"/>
+          <w:color w:val="262626"/>
+          <w:sz w:val="16"/>
+        </w:rPr>
+        <w:t xml:space="preserve"> </w:t>
+      </w:r>
+      <w:r>
+        <w:rPr>
+          <w:rFonts w:ascii="Consolas" w:hAnsi="Consolas"/>
+          <w:color w:val="0073E6"/>
+          <w:sz w:val="16"/>
+        </w:rPr>
+        <w:t xml:space="preserve">-p</w:t>
+      </w:r>
+      <w:r>
+        <w:rPr>
+          <w:rFonts w:ascii="Consolas" w:hAnsi="Consolas"/>
+          <w:color w:val="262626"/>
+          <w:sz w:val="16"/>
+        </w:rPr>
+        <w:t xml:space="preserve"> evidence/pertemuan-03/test-results</w:t>
+      </w:r>
+      <w:r>
         <w:br/>
       </w:r>
       <w:r>
         <w:rPr>
           <w:rFonts w:ascii="Consolas" w:hAnsi="Consolas"/>
-          <w:color w:val="D4D4D4"/>
-          <w:sz w:val="16"/>
-        </w:rPr>
-        <w:t xml:space="preserve">touch docs/data-dictionary.md docs/adr/0007-baseline-schema.md</w:t>
+          <w:b/>
+          <w:color w:val="000080"/>
+          <w:sz w:val="16"/>
+        </w:rPr>
+        <w:t xml:space="preserve">touch</w:t>
+      </w:r>
+      <w:r>
+        <w:rPr>
+          <w:rFonts w:ascii="Consolas" w:hAnsi="Consolas"/>
+          <w:color w:val="262626"/>
+          <w:sz w:val="16"/>
+        </w:rPr>
+        <w:t xml:space="preserve"> docs/data-dictionary.md docs/adr/0007-baseline-schema.md</w:t>
+      </w:r>
+      <w:r>
         <w:br/>
       </w:r>
       <w:r>
         <w:rPr>
           <w:rFonts w:ascii="Consolas" w:hAnsi="Consolas"/>
-          <w:color w:val="D4D4D4"/>
-          <w:sz w:val="16"/>
-        </w:rPr>
-        <w:t xml:space="preserve">touch evidence/pertemuan-03/{quality-gate,stage-checklist,security-verification,database-verification,demo-script,known-issues}.md</w:t>
+          <w:b/>
+          <w:color w:val="000080"/>
+          <w:sz w:val="16"/>
+        </w:rPr>
+        <w:t xml:space="preserve">touch</w:t>
+      </w:r>
+      <w:r>
+        <w:rPr>
+          <w:rFonts w:ascii="Consolas" w:hAnsi="Consolas"/>
+          <w:color w:val="262626"/>
+          <w:sz w:val="16"/>
+        </w:rPr>
+        <w:t xml:space="preserve"> evidence/pertemuan-03/{quality-gate,stage-checklist,security-verification,database-verification,demo-script,known-issues}.md</w:t>
+      </w:r>
+      <w:r>
         <w:br/>
       </w:r>
       <w:r>
         <w:rPr>
           <w:rFonts w:ascii="Consolas" w:hAnsi="Consolas"/>
-          <w:color w:val="D4D4D4"/>
-          <w:sz w:val="16"/>
-        </w:rPr>
-        <w:t xml:space="preserve">php artisan test --compact &gt; evidence/pertemuan-03/test-results/phpunit-summary.txt</w:t>
+          <w:b/>
+          <w:color w:val="000080"/>
+          <w:sz w:val="16"/>
+        </w:rPr>
+        <w:t xml:space="preserve">php</w:t>
+      </w:r>
+      <w:r>
+        <w:rPr>
+          <w:rFonts w:ascii="Consolas" w:hAnsi="Consolas"/>
+          <w:color w:val="262626"/>
+          <w:sz w:val="16"/>
+        </w:rPr>
+        <w:t xml:space="preserve"> artisan test </w:t>
+      </w:r>
+      <w:r>
+        <w:rPr>
+          <w:rFonts w:ascii="Consolas" w:hAnsi="Consolas"/>
+          <w:color w:val="0073E6"/>
+          <w:sz w:val="16"/>
+        </w:rPr>
+        <w:t xml:space="preserve">--compact</w:t>
+      </w:r>
+      <w:r>
+        <w:rPr>
+          <w:rFonts w:ascii="Consolas" w:hAnsi="Consolas"/>
+          <w:color w:val="262626"/>
+          <w:sz w:val="16"/>
+        </w:rPr>
+        <w:t xml:space="preserve"> </w:t>
+      </w:r>
+      <w:r>
+        <w:rPr>
+          <w:rFonts w:ascii="Consolas" w:hAnsi="Consolas"/>
+          <w:b/>
+          <w:color w:val="000080"/>
+          <w:sz w:val="16"/>
+        </w:rPr>
+        <w:t xml:space="preserve">&gt;</w:t>
+      </w:r>
+      <w:r>
+        <w:rPr>
+          <w:rFonts w:ascii="Consolas" w:hAnsi="Consolas"/>
+          <w:color w:val="262626"/>
+          <w:sz w:val="16"/>
+        </w:rPr>
+        <w:t xml:space="preserve"> evidence/pertemuan-03/test-results/phpunit-summary.txt</w:t>
       </w:r>
     </w:p>
     <w:p>
@@ -6832,60 +7250,82 @@
     <w:p>
       <w:pPr>
         <w:pStyle w:val="CodeHeader"/>
-        <w:shd w:fill="2D2D30"/>
+        <w:keepNext/>
         <w:pBdr>
-          <w:left w:val="single" w:sz="4" w:space="8" w:color="2D2D30"/>
+          <w:left w:val="single" w:sz="12" w:space="8" w:color="B8DDE0"/>
         </w:pBdr>
+        <w:shd w:val="clear" w:color="auto" w:fill="E4EAED"/>
       </w:pPr>
       <w:r>
         <w:rPr>
           <w:rFonts w:ascii="Consolas" w:hAnsi="Consolas"/>
           <w:b/>
-          <w:color w:val="FFFFFF"/>
-          <w:sz w:val="16"/>
-        </w:rPr>
-        <w:t>Lokasi: terminal pada root repository kantin-multi-tenant   •   MODUL 3 — TERMINAL   •   BASH</w:t>
+          <w:color w:val="262626"/>
+          <w:sz w:val="16"/>
+        </w:rPr>
+        <w:t xml:space="preserve">Lokasi: terminal pada root repository kantin-multi-tenant   •   MODUL 3 — TERMINAL   •   BASH</w:t>
       </w:r>
     </w:p>
     <w:p>
       <w:pPr>
         <w:pStyle w:val="CodeBlock"/>
-        <w:shd w:fill="1E1E1E"/>
         <w:pBdr>
-          <w:left w:val="single" w:sz="4" w:space="8" w:color="1E1E1E"/>
+          <w:left w:val="single" w:sz="12" w:space="8" w:color="B8DDE0"/>
         </w:pBdr>
+        <w:shd w:val="clear" w:color="auto" w:fill="F2F3F7"/>
       </w:pPr>
       <w:r>
         <w:rPr>
           <w:rFonts w:ascii="Consolas" w:hAnsi="Consolas"/>
-          <w:color w:val="4EC9B0"/>
-          <w:sz w:val="16"/>
-        </w:rPr>
-        <w:t>php</w:t>
-      </w:r>
-      <w:r>
-        <w:rPr>
-          <w:rFonts w:ascii="Consolas" w:hAnsi="Consolas"/>
-          <w:color w:val="D4D4D4"/>
+          <w:b/>
+          <w:color w:val="000080"/>
+          <w:sz w:val="16"/>
+        </w:rPr>
+        <w:t xml:space="preserve">php</w:t>
+      </w:r>
+      <w:r>
+        <w:rPr>
+          <w:rFonts w:ascii="Consolas" w:hAnsi="Consolas"/>
+          <w:color w:val="262626"/>
           <w:sz w:val="16"/>
         </w:rPr>
         <w:t xml:space="preserve"> artisan test</w:t>
+      </w:r>
+      <w:r>
         <w:br/>
-        <w:t xml:space="preserve">./vendor/bin/pint --test</w:t>
+      </w:r>
+      <w:r>
+        <w:rPr>
+          <w:rFonts w:ascii="Consolas" w:hAnsi="Consolas"/>
+          <w:color w:val="262626"/>
+          <w:sz w:val="16"/>
+        </w:rPr>
+        <w:t xml:space="preserve">./vendor/bin/pint </w:t>
+      </w:r>
+      <w:r>
+        <w:rPr>
+          <w:rFonts w:ascii="Consolas" w:hAnsi="Consolas"/>
+          <w:color w:val="0073E6"/>
+          <w:sz w:val="16"/>
+        </w:rPr>
+        <w:t xml:space="preserve">--test</w:t>
+      </w:r>
+      <w:r>
         <w:br/>
       </w:r>
       <w:r>
         <w:rPr>
           <w:rFonts w:ascii="Consolas" w:hAnsi="Consolas"/>
-          <w:color w:val="4EC9B0"/>
-          <w:sz w:val="16"/>
-        </w:rPr>
-        <w:t>npm</w:t>
-      </w:r>
-      <w:r>
-        <w:rPr>
-          <w:rFonts w:ascii="Consolas" w:hAnsi="Consolas"/>
-          <w:color w:val="D4D4D4"/>
+          <w:b/>
+          <w:color w:val="000080"/>
+          <w:sz w:val="16"/>
+        </w:rPr>
+        <w:t xml:space="preserve">npm</w:t>
+      </w:r>
+      <w:r>
+        <w:rPr>
+          <w:rFonts w:ascii="Consolas" w:hAnsi="Consolas"/>
+          <w:color w:val="262626"/>
           <w:sz w:val="16"/>
         </w:rPr>
         <w:t xml:space="preserve"> run build</w:t>
@@ -6967,19 +7407,36 @@
     <w:p>
       <w:pPr>
         <w:pStyle w:val="CodeBlock"/>
-        <w:shd w:fill="1E1E1E"/>
         <w:pBdr>
-          <w:left w:val="single" w:sz="4" w:space="8" w:color="1E1E1E"/>
+          <w:left w:val="single" w:sz="12" w:space="8" w:color="B8DDE0"/>
         </w:pBdr>
+        <w:shd w:val="clear" w:color="auto" w:fill="F2F3F7"/>
       </w:pPr>
       <w:r>
         <w:rPr>
           <w:rFonts w:ascii="Consolas" w:hAnsi="Consolas"/>
-          <w:color w:val="D4D4D4"/>
-          <w:sz w:val="16"/>
-        </w:rPr>
-        <w:t xml:space="preserve">-- INSERT modifier_option milik tenant lain:</w:t>
+          <w:color w:val="0073E6"/>
+          <w:sz w:val="16"/>
+        </w:rPr>
+        <w:t xml:space="preserve">--</w:t>
+      </w:r>
+      <w:r>
+        <w:rPr>
+          <w:rFonts w:ascii="Consolas" w:hAnsi="Consolas"/>
+          <w:color w:val="262626"/>
+          <w:sz w:val="16"/>
+        </w:rPr>
+        <w:t xml:space="preserve"> INSERT modifier_option milik tenant lain:</w:t>
+      </w:r>
+      <w:r>
         <w:br/>
+      </w:r>
+      <w:r>
+        <w:rPr>
+          <w:rFonts w:ascii="Consolas" w:hAnsi="Consolas"/>
+          <w:color w:val="262626"/>
+          <w:sz w:val="16"/>
+        </w:rPr>
         <w:t xml:space="preserve">ERROR 1452: foreign key constraint fails (tenant_id, group_id)</w:t>
       </w:r>
     </w:p>
@@ -7121,55 +7578,55 @@
     <w:p>
       <w:pPr>
         <w:pStyle w:val="CodeBlock"/>
-        <w:shd w:fill="1E1E1E" w:val="clear"/>
         <w:pBdr>
-          <w:left w:val="single" w:sz="4" w:space="8" w:color="1E1E1E"/>
+          <w:left w:val="single" w:sz="12" w:space="8" w:color="B8DDE0"/>
         </w:pBdr>
+        <w:shd w:val="clear" w:color="auto" w:fill="F2F3F7"/>
       </w:pPr>
       <w:r>
         <w:rPr>
           <w:rFonts w:ascii="Consolas" w:hAnsi="Consolas"/>
-          <w:color w:val="4EC9B0"/>
-          <w:sz w:val="16"/>
-        </w:rPr>
-        <w:t>Schema</w:t>
-      </w:r>
-      <w:r>
-        <w:rPr>
-          <w:rFonts w:ascii="Consolas" w:hAnsi="Consolas"/>
-          <w:color w:val="D4D4D4"/>
-          <w:sz w:val="16"/>
-        </w:rPr>
-        <w:t>::</w:t>
-      </w:r>
-      <w:r>
-        <w:rPr>
-          <w:rFonts w:ascii="Consolas" w:hAnsi="Consolas"/>
-          <w:color w:val="DCDCAA"/>
-          <w:sz w:val="16"/>
-        </w:rPr>
-        <w:t>create</w:t>
-      </w:r>
-      <w:r>
-        <w:rPr>
-          <w:rFonts w:ascii="Consolas" w:hAnsi="Consolas"/>
-          <w:color w:val="D4D4D4"/>
-          <w:sz w:val="16"/>
-        </w:rPr>
-        <w:t>(</w:t>
-      </w:r>
-      <w:r>
-        <w:rPr>
-          <w:rFonts w:ascii="Consolas" w:hAnsi="Consolas"/>
-          <w:color w:val="CE9178"/>
-          <w:sz w:val="16"/>
-        </w:rPr>
-        <w:t>'tenants'</w:t>
-      </w:r>
-      <w:r>
-        <w:rPr>
-          <w:rFonts w:ascii="Consolas" w:hAnsi="Consolas"/>
-          <w:color w:val="D4D4D4"/>
+          <w:color w:val="267F99"/>
+          <w:sz w:val="16"/>
+        </w:rPr>
+        <w:t xml:space="preserve">Schema</w:t>
+      </w:r>
+      <w:r>
+        <w:rPr>
+          <w:rFonts w:ascii="Consolas" w:hAnsi="Consolas"/>
+          <w:color w:val="262626"/>
+          <w:sz w:val="16"/>
+        </w:rPr>
+        <w:t xml:space="preserve">::</w:t>
+      </w:r>
+      <w:r>
+        <w:rPr>
+          <w:rFonts w:ascii="Consolas" w:hAnsi="Consolas"/>
+          <w:color w:val="795E26"/>
+          <w:sz w:val="16"/>
+        </w:rPr>
+        <w:t xml:space="preserve">create</w:t>
+      </w:r>
+      <w:r>
+        <w:rPr>
+          <w:rFonts w:ascii="Consolas" w:hAnsi="Consolas"/>
+          <w:color w:val="262626"/>
+          <w:sz w:val="16"/>
+        </w:rPr>
+        <w:t xml:space="preserve">(</w:t>
+      </w:r>
+      <w:r>
+        <w:rPr>
+          <w:rFonts w:ascii="Consolas" w:hAnsi="Consolas"/>
+          <w:color w:val="00733B"/>
+          <w:sz w:val="16"/>
+        </w:rPr>
+        <w:t xml:space="preserve">'tenants'</w:t>
+      </w:r>
+      <w:r>
+        <w:rPr>
+          <w:rFonts w:ascii="Consolas" w:hAnsi="Consolas"/>
+          <w:color w:val="262626"/>
           <w:sz w:val="16"/>
         </w:rPr>
         <w:t xml:space="preserve">, </w:t>
@@ -7177,15 +7634,16 @@
       <w:r>
         <w:rPr>
           <w:rFonts w:ascii="Consolas" w:hAnsi="Consolas"/>
-          <w:color w:val="569CD6"/>
-          <w:sz w:val="16"/>
-        </w:rPr>
-        <w:t>function</w:t>
-      </w:r>
-      <w:r>
-        <w:rPr>
-          <w:rFonts w:ascii="Consolas" w:hAnsi="Consolas"/>
-          <w:color w:val="D4D4D4"/>
+          <w:b/>
+          <w:color w:val="000080"/>
+          <w:sz w:val="16"/>
+        </w:rPr>
+        <w:t xml:space="preserve">function</w:t>
+      </w:r>
+      <w:r>
+        <w:rPr>
+          <w:rFonts w:ascii="Consolas" w:hAnsi="Consolas"/>
+          <w:color w:val="262626"/>
           <w:sz w:val="16"/>
         </w:rPr>
         <w:t xml:space="preserve"> (</w:t>
@@ -7193,15 +7651,15 @@
       <w:r>
         <w:rPr>
           <w:rFonts w:ascii="Consolas" w:hAnsi="Consolas"/>
-          <w:color w:val="4EC9B0"/>
-          <w:sz w:val="16"/>
-        </w:rPr>
-        <w:t>Blueprint</w:t>
-      </w:r>
-      <w:r>
-        <w:rPr>
-          <w:rFonts w:ascii="Consolas" w:hAnsi="Consolas"/>
-          <w:color w:val="D4D4D4"/>
+          <w:color w:val="267F99"/>
+          <w:sz w:val="16"/>
+        </w:rPr>
+        <w:t xml:space="preserve">Blueprint</w:t>
+      </w:r>
+      <w:r>
+        <w:rPr>
+          <w:rFonts w:ascii="Consolas" w:hAnsi="Consolas"/>
+          <w:color w:val="262626"/>
           <w:sz w:val="16"/>
         </w:rPr>
         <w:t xml:space="preserve"> </w:t>
@@ -7209,15 +7667,15 @@
       <w:r>
         <w:rPr>
           <w:rFonts w:ascii="Consolas" w:hAnsi="Consolas"/>
-          <w:color w:val="9CDCFE"/>
-          <w:sz w:val="16"/>
-        </w:rPr>
-        <w:t>$table</w:t>
-      </w:r>
-      <w:r>
-        <w:rPr>
-          <w:rFonts w:ascii="Consolas" w:hAnsi="Consolas"/>
-          <w:color w:val="D4D4D4"/>
+          <w:color w:val="660E7A"/>
+          <w:sz w:val="16"/>
+        </w:rPr>
+        <w:t xml:space="preserve">$table</w:t>
+      </w:r>
+      <w:r>
+        <w:rPr>
+          <w:rFonts w:ascii="Consolas" w:hAnsi="Consolas"/>
+          <w:color w:val="262626"/>
           <w:sz w:val="16"/>
         </w:rPr>
         <w:t xml:space="preserve">): </w:t>
@@ -7225,181 +7683,209 @@
       <w:r>
         <w:rPr>
           <w:rFonts w:ascii="Consolas" w:hAnsi="Consolas"/>
-          <w:color w:val="569CD6"/>
-          <w:sz w:val="16"/>
-        </w:rPr>
-        <w:t>void</w:t>
-      </w:r>
-      <w:r>
-        <w:rPr>
-          <w:rFonts w:ascii="Consolas" w:hAnsi="Consolas"/>
-          <w:color w:val="D4D4D4"/>
+          <w:b/>
+          <w:color w:val="000080"/>
+          <w:sz w:val="16"/>
+        </w:rPr>
+        <w:t xml:space="preserve">void</w:t>
+      </w:r>
+      <w:r>
+        <w:rPr>
+          <w:rFonts w:ascii="Consolas" w:hAnsi="Consolas"/>
+          <w:color w:val="262626"/>
           <w:sz w:val="16"/>
         </w:rPr>
         <w:t xml:space="preserve"> {</w:t>
+      </w:r>
+      <w:r>
         <w:br/>
+      </w:r>
+      <w:r>
+        <w:rPr>
+          <w:rFonts w:ascii="Consolas" w:hAnsi="Consolas"/>
+          <w:color w:val="262626"/>
+          <w:sz w:val="16"/>
+        </w:rPr>
         <w:t xml:space="preserve">    </w:t>
       </w:r>
       <w:r>
         <w:rPr>
           <w:rFonts w:ascii="Consolas" w:hAnsi="Consolas"/>
-          <w:color w:val="9CDCFE"/>
-          <w:sz w:val="16"/>
-        </w:rPr>
-        <w:t>$table</w:t>
-      </w:r>
-      <w:r>
-        <w:rPr>
-          <w:rFonts w:ascii="Consolas" w:hAnsi="Consolas"/>
-          <w:color w:val="D4D4D4"/>
-          <w:sz w:val="16"/>
-        </w:rPr>
-        <w:t>-&gt;</w:t>
-      </w:r>
-      <w:r>
-        <w:rPr>
-          <w:rFonts w:ascii="Consolas" w:hAnsi="Consolas"/>
-          <w:color w:val="DCDCAA"/>
-          <w:sz w:val="16"/>
-        </w:rPr>
-        <w:t>id</w:t>
-      </w:r>
-      <w:r>
-        <w:rPr>
-          <w:rFonts w:ascii="Consolas" w:hAnsi="Consolas"/>
-          <w:color w:val="D4D4D4"/>
-          <w:sz w:val="16"/>
-        </w:rPr>
-        <w:t>();</w:t>
+          <w:color w:val="660E7A"/>
+          <w:sz w:val="16"/>
+        </w:rPr>
+        <w:t xml:space="preserve">$table</w:t>
+      </w:r>
+      <w:r>
+        <w:rPr>
+          <w:rFonts w:ascii="Consolas" w:hAnsi="Consolas"/>
+          <w:color w:val="262626"/>
+          <w:sz w:val="16"/>
+        </w:rPr>
+        <w:t xml:space="preserve">-&gt;</w:t>
+      </w:r>
+      <w:r>
+        <w:rPr>
+          <w:rFonts w:ascii="Consolas" w:hAnsi="Consolas"/>
+          <w:color w:val="795E26"/>
+          <w:sz w:val="16"/>
+        </w:rPr>
+        <w:t xml:space="preserve">id</w:t>
+      </w:r>
+      <w:r>
+        <w:rPr>
+          <w:rFonts w:ascii="Consolas" w:hAnsi="Consolas"/>
+          <w:color w:val="262626"/>
+          <w:sz w:val="16"/>
+        </w:rPr>
+        <w:t xml:space="preserve">();</w:t>
+      </w:r>
+      <w:r>
         <w:br/>
+      </w:r>
+      <w:r>
+        <w:rPr>
+          <w:rFonts w:ascii="Consolas" w:hAnsi="Consolas"/>
+          <w:color w:val="262626"/>
+          <w:sz w:val="16"/>
+        </w:rPr>
         <w:t xml:space="preserve">    </w:t>
       </w:r>
       <w:r>
         <w:rPr>
           <w:rFonts w:ascii="Consolas" w:hAnsi="Consolas"/>
-          <w:color w:val="9CDCFE"/>
-          <w:sz w:val="16"/>
-        </w:rPr>
-        <w:t>$table</w:t>
-      </w:r>
-      <w:r>
-        <w:rPr>
-          <w:rFonts w:ascii="Consolas" w:hAnsi="Consolas"/>
-          <w:color w:val="D4D4D4"/>
-          <w:sz w:val="16"/>
-        </w:rPr>
-        <w:t>-&gt;</w:t>
-      </w:r>
-      <w:r>
-        <w:rPr>
-          <w:rFonts w:ascii="Consolas" w:hAnsi="Consolas"/>
-          <w:color w:val="DCDCAA"/>
-          <w:sz w:val="16"/>
-        </w:rPr>
-        <w:t>foreignId</w:t>
-      </w:r>
-      <w:r>
-        <w:rPr>
-          <w:rFonts w:ascii="Consolas" w:hAnsi="Consolas"/>
-          <w:color w:val="D4D4D4"/>
-          <w:sz w:val="16"/>
-        </w:rPr>
-        <w:t>(</w:t>
-      </w:r>
-      <w:r>
-        <w:rPr>
-          <w:rFonts w:ascii="Consolas" w:hAnsi="Consolas"/>
-          <w:color w:val="CE9178"/>
-          <w:sz w:val="16"/>
-        </w:rPr>
-        <w:t>'canteen_id'</w:t>
-      </w:r>
-      <w:r>
-        <w:rPr>
-          <w:rFonts w:ascii="Consolas" w:hAnsi="Consolas"/>
-          <w:color w:val="D4D4D4"/>
-          <w:sz w:val="16"/>
-        </w:rPr>
-        <w:t>)-&gt;</w:t>
-      </w:r>
-      <w:r>
-        <w:rPr>
-          <w:rFonts w:ascii="Consolas" w:hAnsi="Consolas"/>
-          <w:color w:val="DCDCAA"/>
-          <w:sz w:val="16"/>
-        </w:rPr>
-        <w:t>constrained</w:t>
-      </w:r>
-      <w:r>
-        <w:rPr>
-          <w:rFonts w:ascii="Consolas" w:hAnsi="Consolas"/>
-          <w:color w:val="D4D4D4"/>
-          <w:sz w:val="16"/>
-        </w:rPr>
-        <w:t>()-&gt;</w:t>
-      </w:r>
-      <w:r>
-        <w:rPr>
-          <w:rFonts w:ascii="Consolas" w:hAnsi="Consolas"/>
-          <w:color w:val="DCDCAA"/>
-          <w:sz w:val="16"/>
-        </w:rPr>
-        <w:t>restrictOnDelete</w:t>
-      </w:r>
-      <w:r>
-        <w:rPr>
-          <w:rFonts w:ascii="Consolas" w:hAnsi="Consolas"/>
-          <w:color w:val="D4D4D4"/>
-          <w:sz w:val="16"/>
-        </w:rPr>
-        <w:t>();</w:t>
+          <w:color w:val="660E7A"/>
+          <w:sz w:val="16"/>
+        </w:rPr>
+        <w:t xml:space="preserve">$table</w:t>
+      </w:r>
+      <w:r>
+        <w:rPr>
+          <w:rFonts w:ascii="Consolas" w:hAnsi="Consolas"/>
+          <w:color w:val="262626"/>
+          <w:sz w:val="16"/>
+        </w:rPr>
+        <w:t xml:space="preserve">-&gt;</w:t>
+      </w:r>
+      <w:r>
+        <w:rPr>
+          <w:rFonts w:ascii="Consolas" w:hAnsi="Consolas"/>
+          <w:color w:val="795E26"/>
+          <w:sz w:val="16"/>
+        </w:rPr>
+        <w:t xml:space="preserve">foreignId</w:t>
+      </w:r>
+      <w:r>
+        <w:rPr>
+          <w:rFonts w:ascii="Consolas" w:hAnsi="Consolas"/>
+          <w:color w:val="262626"/>
+          <w:sz w:val="16"/>
+        </w:rPr>
+        <w:t xml:space="preserve">(</w:t>
+      </w:r>
+      <w:r>
+        <w:rPr>
+          <w:rFonts w:ascii="Consolas" w:hAnsi="Consolas"/>
+          <w:color w:val="00733B"/>
+          <w:sz w:val="16"/>
+        </w:rPr>
+        <w:t xml:space="preserve">'canteen_id'</w:t>
+      </w:r>
+      <w:r>
+        <w:rPr>
+          <w:rFonts w:ascii="Consolas" w:hAnsi="Consolas"/>
+          <w:color w:val="262626"/>
+          <w:sz w:val="16"/>
+        </w:rPr>
+        <w:t xml:space="preserve">)-&gt;</w:t>
+      </w:r>
+      <w:r>
+        <w:rPr>
+          <w:rFonts w:ascii="Consolas" w:hAnsi="Consolas"/>
+          <w:color w:val="795E26"/>
+          <w:sz w:val="16"/>
+        </w:rPr>
+        <w:t xml:space="preserve">constrained</w:t>
+      </w:r>
+      <w:r>
+        <w:rPr>
+          <w:rFonts w:ascii="Consolas" w:hAnsi="Consolas"/>
+          <w:color w:val="262626"/>
+          <w:sz w:val="16"/>
+        </w:rPr>
+        <w:t xml:space="preserve">()-&gt;</w:t>
+      </w:r>
+      <w:r>
+        <w:rPr>
+          <w:rFonts w:ascii="Consolas" w:hAnsi="Consolas"/>
+          <w:color w:val="795E26"/>
+          <w:sz w:val="16"/>
+        </w:rPr>
+        <w:t xml:space="preserve">restrictOnDelete</w:t>
+      </w:r>
+      <w:r>
+        <w:rPr>
+          <w:rFonts w:ascii="Consolas" w:hAnsi="Consolas"/>
+          <w:color w:val="262626"/>
+          <w:sz w:val="16"/>
+        </w:rPr>
+        <w:t xml:space="preserve">();</w:t>
+      </w:r>
+      <w:r>
         <w:br/>
+      </w:r>
+      <w:r>
+        <w:rPr>
+          <w:rFonts w:ascii="Consolas" w:hAnsi="Consolas"/>
+          <w:color w:val="262626"/>
+          <w:sz w:val="16"/>
+        </w:rPr>
         <w:t xml:space="preserve">    </w:t>
       </w:r>
       <w:r>
         <w:rPr>
           <w:rFonts w:ascii="Consolas" w:hAnsi="Consolas"/>
-          <w:color w:val="9CDCFE"/>
-          <w:sz w:val="16"/>
-        </w:rPr>
-        <w:t>$table</w:t>
-      </w:r>
-      <w:r>
-        <w:rPr>
-          <w:rFonts w:ascii="Consolas" w:hAnsi="Consolas"/>
-          <w:color w:val="D4D4D4"/>
-          <w:sz w:val="16"/>
-        </w:rPr>
-        <w:t>-&gt;</w:t>
-      </w:r>
-      <w:r>
-        <w:rPr>
-          <w:rFonts w:ascii="Consolas" w:hAnsi="Consolas"/>
-          <w:color w:val="569CD6"/>
-          <w:sz w:val="16"/>
-        </w:rPr>
-        <w:t>string</w:t>
-      </w:r>
-      <w:r>
-        <w:rPr>
-          <w:rFonts w:ascii="Consolas" w:hAnsi="Consolas"/>
-          <w:color w:val="D4D4D4"/>
-          <w:sz w:val="16"/>
-        </w:rPr>
-        <w:t>(</w:t>
-      </w:r>
-      <w:r>
-        <w:rPr>
-          <w:rFonts w:ascii="Consolas" w:hAnsi="Consolas"/>
-          <w:color w:val="CE9178"/>
-          <w:sz w:val="16"/>
-        </w:rPr>
-        <w:t>'code'</w:t>
-      </w:r>
-      <w:r>
-        <w:rPr>
-          <w:rFonts w:ascii="Consolas" w:hAnsi="Consolas"/>
-          <w:color w:val="D4D4D4"/>
+          <w:color w:val="660E7A"/>
+          <w:sz w:val="16"/>
+        </w:rPr>
+        <w:t xml:space="preserve">$table</w:t>
+      </w:r>
+      <w:r>
+        <w:rPr>
+          <w:rFonts w:ascii="Consolas" w:hAnsi="Consolas"/>
+          <w:color w:val="262626"/>
+          <w:sz w:val="16"/>
+        </w:rPr>
+        <w:t xml:space="preserve">-&gt;</w:t>
+      </w:r>
+      <w:r>
+        <w:rPr>
+          <w:rFonts w:ascii="Consolas" w:hAnsi="Consolas"/>
+          <w:color w:val="795E26"/>
+          <w:sz w:val="16"/>
+        </w:rPr>
+        <w:t xml:space="preserve">string</w:t>
+      </w:r>
+      <w:r>
+        <w:rPr>
+          <w:rFonts w:ascii="Consolas" w:hAnsi="Consolas"/>
+          <w:color w:val="262626"/>
+          <w:sz w:val="16"/>
+        </w:rPr>
+        <w:t xml:space="preserve">(</w:t>
+      </w:r>
+      <w:r>
+        <w:rPr>
+          <w:rFonts w:ascii="Consolas" w:hAnsi="Consolas"/>
+          <w:color w:val="00733B"/>
+          <w:sz w:val="16"/>
+        </w:rPr>
+        <w:t xml:space="preserve">'code'</w:t>
+      </w:r>
+      <w:r>
+        <w:rPr>
+          <w:rFonts w:ascii="Consolas" w:hAnsi="Consolas"/>
+          <w:color w:val="262626"/>
           <w:sz w:val="16"/>
         </w:rPr>
         <w:t xml:space="preserve">, </w:t>
@@ -7407,65 +7893,74 @@
       <w:r>
         <w:rPr>
           <w:rFonts w:ascii="Consolas" w:hAnsi="Consolas"/>
-          <w:color w:val="B5CEA8"/>
-          <w:sz w:val="16"/>
-        </w:rPr>
-        <w:t>30</w:t>
-      </w:r>
-      <w:r>
-        <w:rPr>
-          <w:rFonts w:ascii="Consolas" w:hAnsi="Consolas"/>
-          <w:color w:val="D4D4D4"/>
-          <w:sz w:val="16"/>
-        </w:rPr>
-        <w:t>);</w:t>
+          <w:color w:val="0073E6"/>
+          <w:sz w:val="16"/>
+        </w:rPr>
+        <w:t xml:space="preserve">30</w:t>
+      </w:r>
+      <w:r>
+        <w:rPr>
+          <w:rFonts w:ascii="Consolas" w:hAnsi="Consolas"/>
+          <w:color w:val="262626"/>
+          <w:sz w:val="16"/>
+        </w:rPr>
+        <w:t xml:space="preserve">);</w:t>
+      </w:r>
+      <w:r>
         <w:br/>
+      </w:r>
+      <w:r>
+        <w:rPr>
+          <w:rFonts w:ascii="Consolas" w:hAnsi="Consolas"/>
+          <w:color w:val="262626"/>
+          <w:sz w:val="16"/>
+        </w:rPr>
         <w:t xml:space="preserve">    </w:t>
       </w:r>
       <w:r>
         <w:rPr>
           <w:rFonts w:ascii="Consolas" w:hAnsi="Consolas"/>
-          <w:color w:val="9CDCFE"/>
-          <w:sz w:val="16"/>
-        </w:rPr>
-        <w:t>$table</w:t>
-      </w:r>
-      <w:r>
-        <w:rPr>
-          <w:rFonts w:ascii="Consolas" w:hAnsi="Consolas"/>
-          <w:color w:val="D4D4D4"/>
-          <w:sz w:val="16"/>
-        </w:rPr>
-        <w:t>-&gt;</w:t>
-      </w:r>
-      <w:r>
-        <w:rPr>
-          <w:rFonts w:ascii="Consolas" w:hAnsi="Consolas"/>
-          <w:color w:val="569CD6"/>
-          <w:sz w:val="16"/>
-        </w:rPr>
-        <w:t>string</w:t>
-      </w:r>
-      <w:r>
-        <w:rPr>
-          <w:rFonts w:ascii="Consolas" w:hAnsi="Consolas"/>
-          <w:color w:val="D4D4D4"/>
-          <w:sz w:val="16"/>
-        </w:rPr>
-        <w:t>(</w:t>
-      </w:r>
-      <w:r>
-        <w:rPr>
-          <w:rFonts w:ascii="Consolas" w:hAnsi="Consolas"/>
-          <w:color w:val="CE9178"/>
-          <w:sz w:val="16"/>
-        </w:rPr>
-        <w:t>'slug'</w:t>
-      </w:r>
-      <w:r>
-        <w:rPr>
-          <w:rFonts w:ascii="Consolas" w:hAnsi="Consolas"/>
-          <w:color w:val="D4D4D4"/>
+          <w:color w:val="660E7A"/>
+          <w:sz w:val="16"/>
+        </w:rPr>
+        <w:t xml:space="preserve">$table</w:t>
+      </w:r>
+      <w:r>
+        <w:rPr>
+          <w:rFonts w:ascii="Consolas" w:hAnsi="Consolas"/>
+          <w:color w:val="262626"/>
+          <w:sz w:val="16"/>
+        </w:rPr>
+        <w:t xml:space="preserve">-&gt;</w:t>
+      </w:r>
+      <w:r>
+        <w:rPr>
+          <w:rFonts w:ascii="Consolas" w:hAnsi="Consolas"/>
+          <w:color w:val="795E26"/>
+          <w:sz w:val="16"/>
+        </w:rPr>
+        <w:t xml:space="preserve">string</w:t>
+      </w:r>
+      <w:r>
+        <w:rPr>
+          <w:rFonts w:ascii="Consolas" w:hAnsi="Consolas"/>
+          <w:color w:val="262626"/>
+          <w:sz w:val="16"/>
+        </w:rPr>
+        <w:t xml:space="preserve">(</w:t>
+      </w:r>
+      <w:r>
+        <w:rPr>
+          <w:rFonts w:ascii="Consolas" w:hAnsi="Consolas"/>
+          <w:color w:val="00733B"/>
+          <w:sz w:val="16"/>
+        </w:rPr>
+        <w:t xml:space="preserve">'slug'</w:t>
+      </w:r>
+      <w:r>
+        <w:rPr>
+          <w:rFonts w:ascii="Consolas" w:hAnsi="Consolas"/>
+          <w:color w:val="262626"/>
           <w:sz w:val="16"/>
         </w:rPr>
         <w:t xml:space="preserve">, </w:t>
@@ -7473,65 +7968,74 @@
       <w:r>
         <w:rPr>
           <w:rFonts w:ascii="Consolas" w:hAnsi="Consolas"/>
-          <w:color w:val="B5CEA8"/>
-          <w:sz w:val="16"/>
-        </w:rPr>
-        <w:t>100</w:t>
-      </w:r>
-      <w:r>
-        <w:rPr>
-          <w:rFonts w:ascii="Consolas" w:hAnsi="Consolas"/>
-          <w:color w:val="D4D4D4"/>
-          <w:sz w:val="16"/>
-        </w:rPr>
-        <w:t>);</w:t>
+          <w:color w:val="0073E6"/>
+          <w:sz w:val="16"/>
+        </w:rPr>
+        <w:t xml:space="preserve">100</w:t>
+      </w:r>
+      <w:r>
+        <w:rPr>
+          <w:rFonts w:ascii="Consolas" w:hAnsi="Consolas"/>
+          <w:color w:val="262626"/>
+          <w:sz w:val="16"/>
+        </w:rPr>
+        <w:t xml:space="preserve">);</w:t>
+      </w:r>
+      <w:r>
         <w:br/>
+      </w:r>
+      <w:r>
+        <w:rPr>
+          <w:rFonts w:ascii="Consolas" w:hAnsi="Consolas"/>
+          <w:color w:val="262626"/>
+          <w:sz w:val="16"/>
+        </w:rPr>
         <w:t xml:space="preserve">    </w:t>
       </w:r>
       <w:r>
         <w:rPr>
           <w:rFonts w:ascii="Consolas" w:hAnsi="Consolas"/>
-          <w:color w:val="9CDCFE"/>
-          <w:sz w:val="16"/>
-        </w:rPr>
-        <w:t>$table</w:t>
-      </w:r>
-      <w:r>
-        <w:rPr>
-          <w:rFonts w:ascii="Consolas" w:hAnsi="Consolas"/>
-          <w:color w:val="D4D4D4"/>
-          <w:sz w:val="16"/>
-        </w:rPr>
-        <w:t>-&gt;</w:t>
-      </w:r>
-      <w:r>
-        <w:rPr>
-          <w:rFonts w:ascii="Consolas" w:hAnsi="Consolas"/>
-          <w:color w:val="569CD6"/>
-          <w:sz w:val="16"/>
-        </w:rPr>
-        <w:t>string</w:t>
-      </w:r>
-      <w:r>
-        <w:rPr>
-          <w:rFonts w:ascii="Consolas" w:hAnsi="Consolas"/>
-          <w:color w:val="D4D4D4"/>
-          <w:sz w:val="16"/>
-        </w:rPr>
-        <w:t>(</w:t>
-      </w:r>
-      <w:r>
-        <w:rPr>
-          <w:rFonts w:ascii="Consolas" w:hAnsi="Consolas"/>
-          <w:color w:val="CE9178"/>
-          <w:sz w:val="16"/>
-        </w:rPr>
-        <w:t>'display_name'</w:t>
-      </w:r>
-      <w:r>
-        <w:rPr>
-          <w:rFonts w:ascii="Consolas" w:hAnsi="Consolas"/>
-          <w:color w:val="D4D4D4"/>
+          <w:color w:val="660E7A"/>
+          <w:sz w:val="16"/>
+        </w:rPr>
+        <w:t xml:space="preserve">$table</w:t>
+      </w:r>
+      <w:r>
+        <w:rPr>
+          <w:rFonts w:ascii="Consolas" w:hAnsi="Consolas"/>
+          <w:color w:val="262626"/>
+          <w:sz w:val="16"/>
+        </w:rPr>
+        <w:t xml:space="preserve">-&gt;</w:t>
+      </w:r>
+      <w:r>
+        <w:rPr>
+          <w:rFonts w:ascii="Consolas" w:hAnsi="Consolas"/>
+          <w:color w:val="795E26"/>
+          <w:sz w:val="16"/>
+        </w:rPr>
+        <w:t xml:space="preserve">string</w:t>
+      </w:r>
+      <w:r>
+        <w:rPr>
+          <w:rFonts w:ascii="Consolas" w:hAnsi="Consolas"/>
+          <w:color w:val="262626"/>
+          <w:sz w:val="16"/>
+        </w:rPr>
+        <w:t xml:space="preserve">(</w:t>
+      </w:r>
+      <w:r>
+        <w:rPr>
+          <w:rFonts w:ascii="Consolas" w:hAnsi="Consolas"/>
+          <w:color w:val="00733B"/>
+          <w:sz w:val="16"/>
+        </w:rPr>
+        <w:t xml:space="preserve">'display_name'</w:t>
+      </w:r>
+      <w:r>
+        <w:rPr>
+          <w:rFonts w:ascii="Consolas" w:hAnsi="Consolas"/>
+          <w:color w:val="262626"/>
           <w:sz w:val="16"/>
         </w:rPr>
         <w:t xml:space="preserve">, </w:t>
@@ -7539,65 +8043,74 @@
       <w:r>
         <w:rPr>
           <w:rFonts w:ascii="Consolas" w:hAnsi="Consolas"/>
-          <w:color w:val="B5CEA8"/>
-          <w:sz w:val="16"/>
-        </w:rPr>
-        <w:t>120</w:t>
-      </w:r>
-      <w:r>
-        <w:rPr>
-          <w:rFonts w:ascii="Consolas" w:hAnsi="Consolas"/>
-          <w:color w:val="D4D4D4"/>
-          <w:sz w:val="16"/>
-        </w:rPr>
-        <w:t>);</w:t>
+          <w:color w:val="0073E6"/>
+          <w:sz w:val="16"/>
+        </w:rPr>
+        <w:t xml:space="preserve">120</w:t>
+      </w:r>
+      <w:r>
+        <w:rPr>
+          <w:rFonts w:ascii="Consolas" w:hAnsi="Consolas"/>
+          <w:color w:val="262626"/>
+          <w:sz w:val="16"/>
+        </w:rPr>
+        <w:t xml:space="preserve">);</w:t>
+      </w:r>
+      <w:r>
         <w:br/>
+      </w:r>
+      <w:r>
+        <w:rPr>
+          <w:rFonts w:ascii="Consolas" w:hAnsi="Consolas"/>
+          <w:color w:val="262626"/>
+          <w:sz w:val="16"/>
+        </w:rPr>
         <w:t xml:space="preserve">    </w:t>
       </w:r>
       <w:r>
         <w:rPr>
           <w:rFonts w:ascii="Consolas" w:hAnsi="Consolas"/>
-          <w:color w:val="9CDCFE"/>
-          <w:sz w:val="16"/>
-        </w:rPr>
-        <w:t>$table</w:t>
-      </w:r>
-      <w:r>
-        <w:rPr>
-          <w:rFonts w:ascii="Consolas" w:hAnsi="Consolas"/>
-          <w:color w:val="D4D4D4"/>
-          <w:sz w:val="16"/>
-        </w:rPr>
-        <w:t>-&gt;</w:t>
-      </w:r>
-      <w:r>
-        <w:rPr>
-          <w:rFonts w:ascii="Consolas" w:hAnsi="Consolas"/>
-          <w:color w:val="569CD6"/>
-          <w:sz w:val="16"/>
-        </w:rPr>
-        <w:t>enum</w:t>
-      </w:r>
-      <w:r>
-        <w:rPr>
-          <w:rFonts w:ascii="Consolas" w:hAnsi="Consolas"/>
-          <w:color w:val="D4D4D4"/>
-          <w:sz w:val="16"/>
-        </w:rPr>
-        <w:t>(</w:t>
-      </w:r>
-      <w:r>
-        <w:rPr>
-          <w:rFonts w:ascii="Consolas" w:hAnsi="Consolas"/>
-          <w:color w:val="CE9178"/>
-          <w:sz w:val="16"/>
-        </w:rPr>
-        <w:t>'status'</w:t>
-      </w:r>
-      <w:r>
-        <w:rPr>
-          <w:rFonts w:ascii="Consolas" w:hAnsi="Consolas"/>
-          <w:color w:val="D4D4D4"/>
+          <w:color w:val="660E7A"/>
+          <w:sz w:val="16"/>
+        </w:rPr>
+        <w:t xml:space="preserve">$table</w:t>
+      </w:r>
+      <w:r>
+        <w:rPr>
+          <w:rFonts w:ascii="Consolas" w:hAnsi="Consolas"/>
+          <w:color w:val="262626"/>
+          <w:sz w:val="16"/>
+        </w:rPr>
+        <w:t xml:space="preserve">-&gt;</w:t>
+      </w:r>
+      <w:r>
+        <w:rPr>
+          <w:rFonts w:ascii="Consolas" w:hAnsi="Consolas"/>
+          <w:color w:val="795E26"/>
+          <w:sz w:val="16"/>
+        </w:rPr>
+        <w:t xml:space="preserve">enum</w:t>
+      </w:r>
+      <w:r>
+        <w:rPr>
+          <w:rFonts w:ascii="Consolas" w:hAnsi="Consolas"/>
+          <w:color w:val="262626"/>
+          <w:sz w:val="16"/>
+        </w:rPr>
+        <w:t xml:space="preserve">(</w:t>
+      </w:r>
+      <w:r>
+        <w:rPr>
+          <w:rFonts w:ascii="Consolas" w:hAnsi="Consolas"/>
+          <w:color w:val="00733B"/>
+          <w:sz w:val="16"/>
+        </w:rPr>
+        <w:t xml:space="preserve">'status'</w:t>
+      </w:r>
+      <w:r>
+        <w:rPr>
+          <w:rFonts w:ascii="Consolas" w:hAnsi="Consolas"/>
+          <w:color w:val="262626"/>
           <w:sz w:val="16"/>
         </w:rPr>
         <w:t xml:space="preserve">, [</w:t>
@@ -7605,214 +8118,243 @@
       <w:r>
         <w:rPr>
           <w:rFonts w:ascii="Consolas" w:hAnsi="Consolas"/>
-          <w:color w:val="CE9178"/>
-          <w:sz w:val="16"/>
-        </w:rPr>
-        <w:t>'pending'</w:t>
-      </w:r>
-      <w:r>
-        <w:rPr>
-          <w:rFonts w:ascii="Consolas" w:hAnsi="Consolas"/>
-          <w:color w:val="D4D4D4"/>
-          <w:sz w:val="16"/>
-        </w:rPr>
-        <w:t>,</w:t>
-      </w:r>
-      <w:r>
-        <w:rPr>
-          <w:rFonts w:ascii="Consolas" w:hAnsi="Consolas"/>
-          <w:color w:val="CE9178"/>
-          <w:sz w:val="16"/>
-        </w:rPr>
-        <w:t>'active'</w:t>
-      </w:r>
-      <w:r>
-        <w:rPr>
-          <w:rFonts w:ascii="Consolas" w:hAnsi="Consolas"/>
-          <w:color w:val="D4D4D4"/>
-          <w:sz w:val="16"/>
-        </w:rPr>
-        <w:t>,</w:t>
-      </w:r>
-      <w:r>
-        <w:rPr>
-          <w:rFonts w:ascii="Consolas" w:hAnsi="Consolas"/>
-          <w:color w:val="CE9178"/>
-          <w:sz w:val="16"/>
-        </w:rPr>
-        <w:t>'suspended'</w:t>
-      </w:r>
-      <w:r>
-        <w:rPr>
-          <w:rFonts w:ascii="Consolas" w:hAnsi="Consolas"/>
-          <w:color w:val="D4D4D4"/>
-          <w:sz w:val="16"/>
-        </w:rPr>
-        <w:t>,</w:t>
-      </w:r>
-      <w:r>
-        <w:rPr>
-          <w:rFonts w:ascii="Consolas" w:hAnsi="Consolas"/>
-          <w:color w:val="CE9178"/>
-          <w:sz w:val="16"/>
-        </w:rPr>
-        <w:t>'inactive'</w:t>
-      </w:r>
-      <w:r>
-        <w:rPr>
-          <w:rFonts w:ascii="Consolas" w:hAnsi="Consolas"/>
-          <w:color w:val="D4D4D4"/>
-          <w:sz w:val="16"/>
-        </w:rPr>
-        <w:t>]);</w:t>
+          <w:color w:val="00733B"/>
+          <w:sz w:val="16"/>
+        </w:rPr>
+        <w:t xml:space="preserve">'pending'</w:t>
+      </w:r>
+      <w:r>
+        <w:rPr>
+          <w:rFonts w:ascii="Consolas" w:hAnsi="Consolas"/>
+          <w:color w:val="262626"/>
+          <w:sz w:val="16"/>
+        </w:rPr>
+        <w:t xml:space="preserve">,</w:t>
+      </w:r>
+      <w:r>
+        <w:rPr>
+          <w:rFonts w:ascii="Consolas" w:hAnsi="Consolas"/>
+          <w:color w:val="00733B"/>
+          <w:sz w:val="16"/>
+        </w:rPr>
+        <w:t xml:space="preserve">'active'</w:t>
+      </w:r>
+      <w:r>
+        <w:rPr>
+          <w:rFonts w:ascii="Consolas" w:hAnsi="Consolas"/>
+          <w:color w:val="262626"/>
+          <w:sz w:val="16"/>
+        </w:rPr>
+        <w:t xml:space="preserve">,</w:t>
+      </w:r>
+      <w:r>
+        <w:rPr>
+          <w:rFonts w:ascii="Consolas" w:hAnsi="Consolas"/>
+          <w:color w:val="00733B"/>
+          <w:sz w:val="16"/>
+        </w:rPr>
+        <w:t xml:space="preserve">'suspended'</w:t>
+      </w:r>
+      <w:r>
+        <w:rPr>
+          <w:rFonts w:ascii="Consolas" w:hAnsi="Consolas"/>
+          <w:color w:val="262626"/>
+          <w:sz w:val="16"/>
+        </w:rPr>
+        <w:t xml:space="preserve">,</w:t>
+      </w:r>
+      <w:r>
+        <w:rPr>
+          <w:rFonts w:ascii="Consolas" w:hAnsi="Consolas"/>
+          <w:color w:val="00733B"/>
+          <w:sz w:val="16"/>
+        </w:rPr>
+        <w:t xml:space="preserve">'inactive'</w:t>
+      </w:r>
+      <w:r>
+        <w:rPr>
+          <w:rFonts w:ascii="Consolas" w:hAnsi="Consolas"/>
+          <w:color w:val="262626"/>
+          <w:sz w:val="16"/>
+        </w:rPr>
+        <w:t xml:space="preserve">]);</w:t>
+      </w:r>
+      <w:r>
         <w:br/>
+      </w:r>
+      <w:r>
+        <w:rPr>
+          <w:rFonts w:ascii="Consolas" w:hAnsi="Consolas"/>
+          <w:color w:val="262626"/>
+          <w:sz w:val="16"/>
+        </w:rPr>
         <w:t xml:space="preserve">    </w:t>
       </w:r>
       <w:r>
         <w:rPr>
           <w:rFonts w:ascii="Consolas" w:hAnsi="Consolas"/>
-          <w:color w:val="9CDCFE"/>
-          <w:sz w:val="16"/>
-        </w:rPr>
-        <w:t>$table</w:t>
-      </w:r>
-      <w:r>
-        <w:rPr>
-          <w:rFonts w:ascii="Consolas" w:hAnsi="Consolas"/>
-          <w:color w:val="D4D4D4"/>
-          <w:sz w:val="16"/>
-        </w:rPr>
-        <w:t>-&gt;</w:t>
-      </w:r>
-      <w:r>
-        <w:rPr>
-          <w:rFonts w:ascii="Consolas" w:hAnsi="Consolas"/>
-          <w:color w:val="DCDCAA"/>
-          <w:sz w:val="16"/>
-        </w:rPr>
-        <w:t>timestamps</w:t>
-      </w:r>
-      <w:r>
-        <w:rPr>
-          <w:rFonts w:ascii="Consolas" w:hAnsi="Consolas"/>
-          <w:color w:val="D4D4D4"/>
-          <w:sz w:val="16"/>
-        </w:rPr>
-        <w:t>(</w:t>
-      </w:r>
-      <w:r>
-        <w:rPr>
-          <w:rFonts w:ascii="Consolas" w:hAnsi="Consolas"/>
-          <w:color w:val="B5CEA8"/>
-          <w:sz w:val="16"/>
-        </w:rPr>
-        <w:t>6</w:t>
-      </w:r>
-      <w:r>
-        <w:rPr>
-          <w:rFonts w:ascii="Consolas" w:hAnsi="Consolas"/>
-          <w:color w:val="D4D4D4"/>
-          <w:sz w:val="16"/>
-        </w:rPr>
-        <w:t>);</w:t>
+          <w:color w:val="660E7A"/>
+          <w:sz w:val="16"/>
+        </w:rPr>
+        <w:t xml:space="preserve">$table</w:t>
+      </w:r>
+      <w:r>
+        <w:rPr>
+          <w:rFonts w:ascii="Consolas" w:hAnsi="Consolas"/>
+          <w:color w:val="262626"/>
+          <w:sz w:val="16"/>
+        </w:rPr>
+        <w:t xml:space="preserve">-&gt;</w:t>
+      </w:r>
+      <w:r>
+        <w:rPr>
+          <w:rFonts w:ascii="Consolas" w:hAnsi="Consolas"/>
+          <w:color w:val="795E26"/>
+          <w:sz w:val="16"/>
+        </w:rPr>
+        <w:t xml:space="preserve">timestamps</w:t>
+      </w:r>
+      <w:r>
+        <w:rPr>
+          <w:rFonts w:ascii="Consolas" w:hAnsi="Consolas"/>
+          <w:color w:val="262626"/>
+          <w:sz w:val="16"/>
+        </w:rPr>
+        <w:t xml:space="preserve">(</w:t>
+      </w:r>
+      <w:r>
+        <w:rPr>
+          <w:rFonts w:ascii="Consolas" w:hAnsi="Consolas"/>
+          <w:color w:val="0073E6"/>
+          <w:sz w:val="16"/>
+        </w:rPr>
+        <w:t xml:space="preserve">6</w:t>
+      </w:r>
+      <w:r>
+        <w:rPr>
+          <w:rFonts w:ascii="Consolas" w:hAnsi="Consolas"/>
+          <w:color w:val="262626"/>
+          <w:sz w:val="16"/>
+        </w:rPr>
+        <w:t xml:space="preserve">);</w:t>
+      </w:r>
+      <w:r>
         <w:br/>
+      </w:r>
+      <w:r>
+        <w:rPr>
+          <w:rFonts w:ascii="Consolas" w:hAnsi="Consolas"/>
+          <w:color w:val="262626"/>
+          <w:sz w:val="16"/>
+        </w:rPr>
         <w:t xml:space="preserve">    </w:t>
       </w:r>
       <w:r>
         <w:rPr>
           <w:rFonts w:ascii="Consolas" w:hAnsi="Consolas"/>
-          <w:color w:val="9CDCFE"/>
-          <w:sz w:val="16"/>
-        </w:rPr>
-        <w:t>$table</w:t>
-      </w:r>
-      <w:r>
-        <w:rPr>
-          <w:rFonts w:ascii="Consolas" w:hAnsi="Consolas"/>
-          <w:color w:val="D4D4D4"/>
-          <w:sz w:val="16"/>
-        </w:rPr>
-        <w:t>-&gt;</w:t>
-      </w:r>
-      <w:r>
-        <w:rPr>
-          <w:rFonts w:ascii="Consolas" w:hAnsi="Consolas"/>
-          <w:color w:val="DCDCAA"/>
-          <w:sz w:val="16"/>
-        </w:rPr>
-        <w:t>softDeletes</w:t>
-      </w:r>
-      <w:r>
-        <w:rPr>
-          <w:rFonts w:ascii="Consolas" w:hAnsi="Consolas"/>
-          <w:color w:val="D4D4D4"/>
-          <w:sz w:val="16"/>
-        </w:rPr>
-        <w:t>(</w:t>
-      </w:r>
-      <w:r>
-        <w:rPr>
-          <w:rFonts w:ascii="Consolas" w:hAnsi="Consolas"/>
-          <w:color w:val="B5CEA8"/>
-          <w:sz w:val="16"/>
-        </w:rPr>
-        <w:t>6</w:t>
-      </w:r>
-      <w:r>
-        <w:rPr>
-          <w:rFonts w:ascii="Consolas" w:hAnsi="Consolas"/>
-          <w:color w:val="D4D4D4"/>
-          <w:sz w:val="16"/>
-        </w:rPr>
-        <w:t>);</w:t>
+          <w:color w:val="660E7A"/>
+          <w:sz w:val="16"/>
+        </w:rPr>
+        <w:t xml:space="preserve">$table</w:t>
+      </w:r>
+      <w:r>
+        <w:rPr>
+          <w:rFonts w:ascii="Consolas" w:hAnsi="Consolas"/>
+          <w:color w:val="262626"/>
+          <w:sz w:val="16"/>
+        </w:rPr>
+        <w:t xml:space="preserve">-&gt;</w:t>
+      </w:r>
+      <w:r>
+        <w:rPr>
+          <w:rFonts w:ascii="Consolas" w:hAnsi="Consolas"/>
+          <w:color w:val="795E26"/>
+          <w:sz w:val="16"/>
+        </w:rPr>
+        <w:t xml:space="preserve">softDeletes</w:t>
+      </w:r>
+      <w:r>
+        <w:rPr>
+          <w:rFonts w:ascii="Consolas" w:hAnsi="Consolas"/>
+          <w:color w:val="262626"/>
+          <w:sz w:val="16"/>
+        </w:rPr>
+        <w:t xml:space="preserve">(</w:t>
+      </w:r>
+      <w:r>
+        <w:rPr>
+          <w:rFonts w:ascii="Consolas" w:hAnsi="Consolas"/>
+          <w:color w:val="0073E6"/>
+          <w:sz w:val="16"/>
+        </w:rPr>
+        <w:t xml:space="preserve">6</w:t>
+      </w:r>
+      <w:r>
+        <w:rPr>
+          <w:rFonts w:ascii="Consolas" w:hAnsi="Consolas"/>
+          <w:color w:val="262626"/>
+          <w:sz w:val="16"/>
+        </w:rPr>
+        <w:t xml:space="preserve">);</w:t>
+      </w:r>
+      <w:r>
         <w:br/>
+      </w:r>
+      <w:r>
         <w:br/>
+      </w:r>
+      <w:r>
+        <w:rPr>
+          <w:rFonts w:ascii="Consolas" w:hAnsi="Consolas"/>
+          <w:color w:val="262626"/>
+          <w:sz w:val="16"/>
+        </w:rPr>
         <w:t xml:space="preserve">    </w:t>
       </w:r>
       <w:r>
         <w:rPr>
           <w:rFonts w:ascii="Consolas" w:hAnsi="Consolas"/>
-          <w:color w:val="9CDCFE"/>
-          <w:sz w:val="16"/>
-        </w:rPr>
-        <w:t>$table</w:t>
-      </w:r>
-      <w:r>
-        <w:rPr>
-          <w:rFonts w:ascii="Consolas" w:hAnsi="Consolas"/>
-          <w:color w:val="D4D4D4"/>
-          <w:sz w:val="16"/>
-        </w:rPr>
-        <w:t>-&gt;</w:t>
-      </w:r>
-      <w:r>
-        <w:rPr>
-          <w:rFonts w:ascii="Consolas" w:hAnsi="Consolas"/>
-          <w:color w:val="DCDCAA"/>
-          <w:sz w:val="16"/>
-        </w:rPr>
-        <w:t>unique</w:t>
-      </w:r>
-      <w:r>
-        <w:rPr>
-          <w:rFonts w:ascii="Consolas" w:hAnsi="Consolas"/>
-          <w:color w:val="D4D4D4"/>
-          <w:sz w:val="16"/>
-        </w:rPr>
-        <w:t>([</w:t>
-      </w:r>
-      <w:r>
-        <w:rPr>
-          <w:rFonts w:ascii="Consolas" w:hAnsi="Consolas"/>
-          <w:color w:val="CE9178"/>
-          <w:sz w:val="16"/>
-        </w:rPr>
-        <w:t>'canteen_id'</w:t>
-      </w:r>
-      <w:r>
-        <w:rPr>
-          <w:rFonts w:ascii="Consolas" w:hAnsi="Consolas"/>
-          <w:color w:val="D4D4D4"/>
+          <w:color w:val="660E7A"/>
+          <w:sz w:val="16"/>
+        </w:rPr>
+        <w:t xml:space="preserve">$table</w:t>
+      </w:r>
+      <w:r>
+        <w:rPr>
+          <w:rFonts w:ascii="Consolas" w:hAnsi="Consolas"/>
+          <w:color w:val="262626"/>
+          <w:sz w:val="16"/>
+        </w:rPr>
+        <w:t xml:space="preserve">-&gt;</w:t>
+      </w:r>
+      <w:r>
+        <w:rPr>
+          <w:rFonts w:ascii="Consolas" w:hAnsi="Consolas"/>
+          <w:color w:val="795E26"/>
+          <w:sz w:val="16"/>
+        </w:rPr>
+        <w:t xml:space="preserve">unique</w:t>
+      </w:r>
+      <w:r>
+        <w:rPr>
+          <w:rFonts w:ascii="Consolas" w:hAnsi="Consolas"/>
+          <w:color w:val="262626"/>
+          <w:sz w:val="16"/>
+        </w:rPr>
+        <w:t xml:space="preserve">([</w:t>
+      </w:r>
+      <w:r>
+        <w:rPr>
+          <w:rFonts w:ascii="Consolas" w:hAnsi="Consolas"/>
+          <w:color w:val="00733B"/>
+          <w:sz w:val="16"/>
+        </w:rPr>
+        <w:t xml:space="preserve">'canteen_id'</w:t>
+      </w:r>
+      <w:r>
+        <w:rPr>
+          <w:rFonts w:ascii="Consolas" w:hAnsi="Consolas"/>
+          <w:color w:val="262626"/>
           <w:sz w:val="16"/>
         </w:rPr>
         <w:t xml:space="preserve">, </w:t>
@@ -7820,65 +8362,74 @@
       <w:r>
         <w:rPr>
           <w:rFonts w:ascii="Consolas" w:hAnsi="Consolas"/>
-          <w:color w:val="CE9178"/>
-          <w:sz w:val="16"/>
-        </w:rPr>
-        <w:t>'code'</w:t>
-      </w:r>
-      <w:r>
-        <w:rPr>
-          <w:rFonts w:ascii="Consolas" w:hAnsi="Consolas"/>
-          <w:color w:val="D4D4D4"/>
-          <w:sz w:val="16"/>
-        </w:rPr>
-        <w:t>]);</w:t>
+          <w:color w:val="00733B"/>
+          <w:sz w:val="16"/>
+        </w:rPr>
+        <w:t xml:space="preserve">'code'</w:t>
+      </w:r>
+      <w:r>
+        <w:rPr>
+          <w:rFonts w:ascii="Consolas" w:hAnsi="Consolas"/>
+          <w:color w:val="262626"/>
+          <w:sz w:val="16"/>
+        </w:rPr>
+        <w:t xml:space="preserve">]);</w:t>
+      </w:r>
+      <w:r>
         <w:br/>
+      </w:r>
+      <w:r>
+        <w:rPr>
+          <w:rFonts w:ascii="Consolas" w:hAnsi="Consolas"/>
+          <w:color w:val="262626"/>
+          <w:sz w:val="16"/>
+        </w:rPr>
         <w:t xml:space="preserve">    </w:t>
       </w:r>
       <w:r>
         <w:rPr>
           <w:rFonts w:ascii="Consolas" w:hAnsi="Consolas"/>
-          <w:color w:val="9CDCFE"/>
-          <w:sz w:val="16"/>
-        </w:rPr>
-        <w:t>$table</w:t>
-      </w:r>
-      <w:r>
-        <w:rPr>
-          <w:rFonts w:ascii="Consolas" w:hAnsi="Consolas"/>
-          <w:color w:val="D4D4D4"/>
-          <w:sz w:val="16"/>
-        </w:rPr>
-        <w:t>-&gt;</w:t>
-      </w:r>
-      <w:r>
-        <w:rPr>
-          <w:rFonts w:ascii="Consolas" w:hAnsi="Consolas"/>
-          <w:color w:val="DCDCAA"/>
-          <w:sz w:val="16"/>
-        </w:rPr>
-        <w:t>unique</w:t>
-      </w:r>
-      <w:r>
-        <w:rPr>
-          <w:rFonts w:ascii="Consolas" w:hAnsi="Consolas"/>
-          <w:color w:val="D4D4D4"/>
-          <w:sz w:val="16"/>
-        </w:rPr>
-        <w:t>([</w:t>
-      </w:r>
-      <w:r>
-        <w:rPr>
-          <w:rFonts w:ascii="Consolas" w:hAnsi="Consolas"/>
-          <w:color w:val="CE9178"/>
-          <w:sz w:val="16"/>
-        </w:rPr>
-        <w:t>'canteen_id'</w:t>
-      </w:r>
-      <w:r>
-        <w:rPr>
-          <w:rFonts w:ascii="Consolas" w:hAnsi="Consolas"/>
-          <w:color w:val="D4D4D4"/>
+          <w:color w:val="660E7A"/>
+          <w:sz w:val="16"/>
+        </w:rPr>
+        <w:t xml:space="preserve">$table</w:t>
+      </w:r>
+      <w:r>
+        <w:rPr>
+          <w:rFonts w:ascii="Consolas" w:hAnsi="Consolas"/>
+          <w:color w:val="262626"/>
+          <w:sz w:val="16"/>
+        </w:rPr>
+        <w:t xml:space="preserve">-&gt;</w:t>
+      </w:r>
+      <w:r>
+        <w:rPr>
+          <w:rFonts w:ascii="Consolas" w:hAnsi="Consolas"/>
+          <w:color w:val="795E26"/>
+          <w:sz w:val="16"/>
+        </w:rPr>
+        <w:t xml:space="preserve">unique</w:t>
+      </w:r>
+      <w:r>
+        <w:rPr>
+          <w:rFonts w:ascii="Consolas" w:hAnsi="Consolas"/>
+          <w:color w:val="262626"/>
+          <w:sz w:val="16"/>
+        </w:rPr>
+        <w:t xml:space="preserve">([</w:t>
+      </w:r>
+      <w:r>
+        <w:rPr>
+          <w:rFonts w:ascii="Consolas" w:hAnsi="Consolas"/>
+          <w:color w:val="00733B"/>
+          <w:sz w:val="16"/>
+        </w:rPr>
+        <w:t xml:space="preserve">'canteen_id'</w:t>
+      </w:r>
+      <w:r>
+        <w:rPr>
+          <w:rFonts w:ascii="Consolas" w:hAnsi="Consolas"/>
+          <w:color w:val="262626"/>
           <w:sz w:val="16"/>
         </w:rPr>
         <w:t xml:space="preserve">, </w:t>
@@ -7886,65 +8437,74 @@
       <w:r>
         <w:rPr>
           <w:rFonts w:ascii="Consolas" w:hAnsi="Consolas"/>
-          <w:color w:val="CE9178"/>
-          <w:sz w:val="16"/>
-        </w:rPr>
-        <w:t>'slug'</w:t>
-      </w:r>
-      <w:r>
-        <w:rPr>
-          <w:rFonts w:ascii="Consolas" w:hAnsi="Consolas"/>
-          <w:color w:val="D4D4D4"/>
-          <w:sz w:val="16"/>
-        </w:rPr>
-        <w:t>]);</w:t>
+          <w:color w:val="00733B"/>
+          <w:sz w:val="16"/>
+        </w:rPr>
+        <w:t xml:space="preserve">'slug'</w:t>
+      </w:r>
+      <w:r>
+        <w:rPr>
+          <w:rFonts w:ascii="Consolas" w:hAnsi="Consolas"/>
+          <w:color w:val="262626"/>
+          <w:sz w:val="16"/>
+        </w:rPr>
+        <w:t xml:space="preserve">]);</w:t>
+      </w:r>
+      <w:r>
         <w:br/>
+      </w:r>
+      <w:r>
+        <w:rPr>
+          <w:rFonts w:ascii="Consolas" w:hAnsi="Consolas"/>
+          <w:color w:val="262626"/>
+          <w:sz w:val="16"/>
+        </w:rPr>
         <w:t xml:space="preserve">    </w:t>
       </w:r>
       <w:r>
         <w:rPr>
           <w:rFonts w:ascii="Consolas" w:hAnsi="Consolas"/>
-          <w:color w:val="9CDCFE"/>
-          <w:sz w:val="16"/>
-        </w:rPr>
-        <w:t>$table</w:t>
-      </w:r>
-      <w:r>
-        <w:rPr>
-          <w:rFonts w:ascii="Consolas" w:hAnsi="Consolas"/>
-          <w:color w:val="D4D4D4"/>
-          <w:sz w:val="16"/>
-        </w:rPr>
-        <w:t>-&gt;</w:t>
-      </w:r>
-      <w:r>
-        <w:rPr>
-          <w:rFonts w:ascii="Consolas" w:hAnsi="Consolas"/>
-          <w:color w:val="DCDCAA"/>
-          <w:sz w:val="16"/>
-        </w:rPr>
-        <w:t>unique</w:t>
-      </w:r>
-      <w:r>
-        <w:rPr>
-          <w:rFonts w:ascii="Consolas" w:hAnsi="Consolas"/>
-          <w:color w:val="D4D4D4"/>
-          <w:sz w:val="16"/>
-        </w:rPr>
-        <w:t>([</w:t>
-      </w:r>
-      <w:r>
-        <w:rPr>
-          <w:rFonts w:ascii="Consolas" w:hAnsi="Consolas"/>
-          <w:color w:val="CE9178"/>
-          <w:sz w:val="16"/>
-        </w:rPr>
-        <w:t>'id'</w:t>
-      </w:r>
-      <w:r>
-        <w:rPr>
-          <w:rFonts w:ascii="Consolas" w:hAnsi="Consolas"/>
-          <w:color w:val="D4D4D4"/>
+          <w:color w:val="660E7A"/>
+          <w:sz w:val="16"/>
+        </w:rPr>
+        <w:t xml:space="preserve">$table</w:t>
+      </w:r>
+      <w:r>
+        <w:rPr>
+          <w:rFonts w:ascii="Consolas" w:hAnsi="Consolas"/>
+          <w:color w:val="262626"/>
+          <w:sz w:val="16"/>
+        </w:rPr>
+        <w:t xml:space="preserve">-&gt;</w:t>
+      </w:r>
+      <w:r>
+        <w:rPr>
+          <w:rFonts w:ascii="Consolas" w:hAnsi="Consolas"/>
+          <w:color w:val="795E26"/>
+          <w:sz w:val="16"/>
+        </w:rPr>
+        <w:t xml:space="preserve">unique</w:t>
+      </w:r>
+      <w:r>
+        <w:rPr>
+          <w:rFonts w:ascii="Consolas" w:hAnsi="Consolas"/>
+          <w:color w:val="262626"/>
+          <w:sz w:val="16"/>
+        </w:rPr>
+        <w:t xml:space="preserve">([</w:t>
+      </w:r>
+      <w:r>
+        <w:rPr>
+          <w:rFonts w:ascii="Consolas" w:hAnsi="Consolas"/>
+          <w:color w:val="00733B"/>
+          <w:sz w:val="16"/>
+        </w:rPr>
+        <w:t xml:space="preserve">'id'</w:t>
+      </w:r>
+      <w:r>
+        <w:rPr>
+          <w:rFonts w:ascii="Consolas" w:hAnsi="Consolas"/>
+          <w:color w:val="262626"/>
           <w:sz w:val="16"/>
         </w:rPr>
         <w:t xml:space="preserve">, </w:t>
@@ -7952,20 +8512,29 @@
       <w:r>
         <w:rPr>
           <w:rFonts w:ascii="Consolas" w:hAnsi="Consolas"/>
-          <w:color w:val="CE9178"/>
-          <w:sz w:val="16"/>
-        </w:rPr>
-        <w:t>'canteen_id'</w:t>
-      </w:r>
-      <w:r>
-        <w:rPr>
-          <w:rFonts w:ascii="Consolas" w:hAnsi="Consolas"/>
-          <w:color w:val="D4D4D4"/>
-          <w:sz w:val="16"/>
-        </w:rPr>
-        <w:t>]);</w:t>
+          <w:color w:val="00733B"/>
+          <w:sz w:val="16"/>
+        </w:rPr>
+        <w:t xml:space="preserve">'canteen_id'</w:t>
+      </w:r>
+      <w:r>
+        <w:rPr>
+          <w:rFonts w:ascii="Consolas" w:hAnsi="Consolas"/>
+          <w:color w:val="262626"/>
+          <w:sz w:val="16"/>
+        </w:rPr>
+        <w:t xml:space="preserve">]);</w:t>
+      </w:r>
+      <w:r>
         <w:br/>
-        <w:t>});</w:t>
+      </w:r>
+      <w:r>
+        <w:rPr>
+          <w:rFonts w:ascii="Consolas" w:hAnsi="Consolas"/>
+          <w:color w:val="262626"/>
+          <w:sz w:val="16"/>
+        </w:rPr>
+        <w:t xml:space="preserve">});</w:t>
       </w:r>
     </w:p>
     <w:p>
@@ -20995,7 +21564,7 @@
     </w:pPr>
     <w:rPr>
       <w:rFonts w:ascii="Consolas" w:hAnsi="Consolas"/>
-      <w:color w:val="D4D4D4"/>
+      <w:color w:val="262626"/>
       <w:sz w:val="16"/>
     </w:rPr>
   </w:style>
@@ -21107,7 +21676,7 @@
     <w:rPr>
       <w:rFonts w:ascii="Consolas" w:hAnsi="Consolas"/>
       <w:b/>
-      <w:color w:val="FFFFFF"/>
+      <w:color w:val="262626"/>
       <w:sz w:val="16"/>
     </w:rPr>
   </w:style>
